--- a/docs/report/중간보고서_ETF_교육_콘텐츠_추천시스템.docx
+++ b/docs/report/중간보고서_ETF_교육_콘텐츠_추천시스템.docx
@@ -64,7 +64,7 @@
           <w:sz w:val="22"/>
           <w:szCs w:val="22"/>
         </w:rPr>
-        <w:t xml:space="preserve">제출일: 2026년 10월 13일</w:t>
+        <w:t xml:space="preserve">제출일: 2026년 10월 19일 (2차본, 1차본 제출 2026년 10월 13일)</w:t>
       </w:r>
     </w:p>
     <w:p>
@@ -340,7 +340,7 @@
           <w:sz w:val="21"/>
           <w:szCs w:val="21"/>
         </w:rPr>
-        <w:t xml:space="preserve">파이썬 패키지 etfrec, 카탈로그 v2(단원 66개·선수 관계 80개), 진단 퀴즈 20문항(18개 단원), 세제·규제 단원 학습 요점, 로드맵 엔진, ETF 유형 분류 10종, 학습 파이프라인(설정 2,640개, 신호 163개, QA 112/112건), FastAPI 서버와 11단계 웹 UI ‘학습 설계 스튜디오’, 자동화 테스트 87건과 Playwright UI 점검 스크립트(5절).</w:t>
+        <w:t xml:space="preserve">파이썬 패키지 etfrec, 카탈로그 v2(단원 66개·선수 관계 80개), 진단 퀴즈 20문항(18개 단원), 세제·규제 단원 학습 요점, 로드맵 엔진, ETF 유형 분류 10종, 학습 파이프라인(설정 2,640개, 신호 163개, QA 116/116건), FastAPI 서버와 11단계 웹 UI ‘학습 설계 스튜디오’, 자동화 테스트 87건과 Playwright UI 점검 스크립트(5절).</w:t>
       </w:r>
     </w:p>
     <w:p>
@@ -427,7 +427,7 @@
           <w:sz w:val="21"/>
           <w:szCs w:val="21"/>
         </w:rPr>
-        <w:t xml:space="preserve">별도 문서 ‘비판 검토 및 보완 보고서’에서 지적 11건을 문장 단위로 판정했다. 수용 6건(A/B 설계, 기본예탁금, ISA·IRP 70%, 과표기준가, KRX 비공식 호출 제거, 가명정보·k-익명성), 대부분 수용 1건(손실 함수·BPR), 부분 수용 2건(정답 없는 사용자의 NDCG 처리, 총평), 불수용 1건(모의 로그의 ‘산술 모순’: 이벤트 열은 한 시도의 다중 플래그이며 합계 초과분은 통과·저장 플래그와 미완료·비이탈 시도로 정확히 분해된다), 긍정 평가 1건(다양성 지표). 가장 큰 정정은 손실 함수다. 1차본은 MF·MLP의 낮은 성능을 ‘손실 함수가 아니라 목표 불일치’라고 실험 없이 단정했다. 같은 실행에서 비교하니 미관측 단원을 음성으로 쓰는 쌍별 손실을 쓰면 노트북 세계(v1)에서 MLP 점수(0.05325 → 0.10638)가 유의하게 개선되었고, BPR MF는 표본 MF보다 v1·v2 모두 유의하게 개선되었다. v2에서는 전체 사용자 기준으로 MLP보다 유의하게 나빠졌는데(−0.0081 [−0.0123, −0.0037]), 이 차이는 학습 주에 통과가 없어 쌍별 모델이 학습하지 못하고 대체 점수를 받는 사용자에게서 나온다. 모든 신경망이 학습한 사용자로 좁히면 유의한 차이가 없었다(+0.0014 [−0.0038, +0.0058]). 어느 신경망도 규칙을 넘지 못했다(6.3절, 부록 E).</w:t>
+        <w:t xml:space="preserve">별도 문서 ‘비판 검토 및 보완 보고서’에서 지적 11건을 문장 단위로 판정했다. 수용 6건(A/B 설계, 기본예탁금, ISA·IRP 70%, 과표기준가, KRX 비공식 호출 제거, 가명정보·k-익명성), 대부분 수용 1건(손실 함수·BPR), 부분 수용 2건(정답 없는 사용자의 NDCG 처리, 총평), 불수용 1건(모의 로그의 ‘산술 모순’: 이벤트 열은 한 시도의 다중 플래그이며 합계 초과분은 통과·저장 플래그와 미완료·비이탈 시도로 정확히 분해된다), 긍정 평가 1건(다양성 지표). 가장 큰 정정은 손실 함수다. 1차본은 MF·MLP의 낮은 성능을 ‘모델 결함이 아니라 목표 불일치’라고 실험 없이 단정하고 랭킹 손실(BPR) 비교를 다음 단계로 미뤘다. 같은 실행에서 비교하니 미관측 단원을 음성으로 쓰는 쌍별 손실을 쓰면 노트북 세계(v1)에서 MLP 점수(0.05325 → 0.10638)가 유의하게 개선되었고, BPR MF는 표본 MF보다 v1·v2 모두 유의하게 개선되었다. v2에서는 전체 사용자 기준으로 MLP보다 유의하게 나빠졌는데(−0.0081 [−0.0123, −0.0037]), 이 차이는 학습 주에 통과가 없어 쌍별 모델이 학습하지 못하고 대체 점수를 받는 사용자에게서 나온다. 모든 신경망이 학습한 사용자로 좁히면 유의한 차이가 없었다(+0.0014 [−0.0038, +0.0058]). 어느 신경망도 규칙을 넘지 못했다(6.3절, 부록 E).</w:t>
       </w:r>
     </w:p>
     <w:p>
@@ -2021,7 +2021,7 @@
                 <w:sz w:val="18"/>
                 <w:szCs w:val="18"/>
               </w:rPr>
-              <w:t xml:space="preserve">연금·노후 대비 템플릿을 안정 성향·5년 이상으로 계산: 단원 25개(진단 통과 6개), 남은 시간 약 208분/전체 284분. 필수 기초 9개(선수 단원 포함: ETF 구조·총보수·NAV와 괴리율·유동성·환헤지·레버리지 위험과 음의 복리) → 목적별 핵심 10개(연금계좌 투자·ISA·자산배분·IRP 70% 한도 등) → 심화 6개(채권과 금리·리밸런싱·환헤지 비용·세액공제·ISA 만기 자금의 연금계좌 전환). 연금 템플릿에는 레버리지 심화 단원이 없고(안정 성향이면 어느 목적에서든 레버리지 수준 3을 뺀다), 음의 복리 단원은 필수 기초라 남는다.</w:t>
+              <w:t xml:space="preserve">연금·노후 대비 템플릿을 안정 성향·5년 이상으로 계산: 단원 25개(진단 통과 6개), 남은 시간 약 208분/전체 284분. 필수 기초 9개(세 페르소나 공통, 선수 단원 포함: ETF란 무엇인가·지수란 무엇인가·ETF 총보수 이해하기·레버리지·인버스 ETF란·국내 상장 해외 ETF와 해외 상장 ETF·ETF 거래량과 유동성·ETF 가격은 어떻게 정해지나·일일 수익률 복리와 음의 복리 효과·환율이 해외 ETF 수익률에 미치는 영향) → 목적별 핵심 10개(ETF 분배금이란·채권 ETF 기초·분산투자의 기초·연금계좌에서 ETF 투자하기·ISA 계좌란·환헤지형과 환노출형 ETF 비교·주식·채권 자산배분 이해하기·IRP·연금저축의 ETF 투자 규칙과 위험자산 70% 한도·ISA 유형·납입 한도·의무가입 기간·리밸런싱이란) → 심화 6개(채권 ETF와 금리의 관계·정기 리밸런싱과 밴드 리밸런싱·환헤지 비용과 금리차·상관관계와 포트폴리오 위험·연금계좌 세액공제와 과세이연·ISA 만기 자금의 연금계좌 전환과 절세 순서). 연금 템플릿에는 레버리지 심화 단원이 없고(안정 성향이면 어느 목적에서든 레버리지 수준 3을 뺀다), 음의 복리 단원은 필수 기초라 남는다.</w:t>
             </w:r>
           </w:p>
         </w:tc>
@@ -2130,7 +2130,7 @@
                 <w:sz w:val="18"/>
                 <w:szCs w:val="18"/>
               </w:rPr>
-              <w:t xml:space="preserve">배당·인컴 수취 템플릿을 중립 성향·1~5년으로 계산: 단원 23개, 남은 시간 약 161분/전체 268분. 분배금 지급 구조·커버드콜·리츠·채권 ETF·ISA 기초가 목적별 핵심(7개)이고, 분배금 과세(분배금 3)·커버드콜 상승 제한·리츠 2·채권과 금리·과표기준가(해외 ETF 3)·ISA 유형은 심화(7개)다.</w:t>
+              <w:t xml:space="preserve">배당·인컴 수취 템플릿을 중립 성향·1~5년으로 계산: 단원 23개, 남은 시간 약 161분/전체 268분. 필수 기초 9개(A와 같음) → 목적별 핵심 7개(ETF 분배금이란·채권 ETF 기초·리츠 ETF 기초·커버드콜 ETF란·ISA 계좌란·분배금 지급 구조와 재투자·옵션 프리미엄과 분배금의 원천) → 심화 7개(채권 ETF와 금리의 관계·해외 ETF 거래 방법과 환전·리츠 ETF와 금리·ISA 유형·납입 한도·의무가입 기간·분배금과 세금·해외 ETF 세금·커버드콜의 상승 제한과 총수익 비교). ‘해외 ETF 거래 방법과 환전’은 템플릿 단원이 아니라 과표기준가 단원의 선수라 함께 들어온다.</w:t>
             </w:r>
           </w:p>
         </w:tc>
@@ -2237,7 +2237,7 @@
                 <w:sz w:val="18"/>
                 <w:szCs w:val="18"/>
               </w:rPr>
-              <w:t xml:space="preserve">단기 매매·전술적 투자 템플릿을 적극 성향·1년 미만으로 계산: 단원 24개, 남은 시간 약 237분/전체 276분. 목적별 핵심은 섹터 ETF 기초·테마 ETF란·호가 스프레드 읽기(3개)이고, 레버리지 거래 요건·괴리율 확대·테마 집중 위험·선물 롤오버·과표기준가(와 그 선수인 분배금 단원)가 심화(12개)다. 단기 기간 규칙(유동성 2 추가)은 이 단원이 이미 핵심 단계에 있어 단원 수를 바꾸지 않는다.</w:t>
+              <w:t xml:space="preserve">단기 매매·전술적 투자 템플릿을 적극 성향·1년 미만으로 계산: 단원 24개, 남은 시간 약 237분/전체 276분. 필수 기초 9개(A와 같음) → 목적별 핵심 3개(섹터 ETF 기초·테마 ETF란·호가 스프레드 읽기) → 심화 12개(ETF 분배금이란·원자재 ETF 기초·분배금 지급 구조와 재투자·해외 ETF 거래 방법과 환전·테마 ETF의 구성 종목 확인하기·선물 기반 ETF와 롤오버·분배금과 세금·변동성 장세의 레버리지 위험과 거래 요건·해외 ETF 세금·괴리율이 커지는 상황 이해하기·테마 ETF의 집중 위험·콘탱고와 백워데이션). 심화 가운데 템플릿 단원은 레버리지 거래 요건·괴리율 확대·테마 집중 위험·선물 롤오버·콘탱고와 백워데이션·과표기준가이고, 나머지(분배금 3단원·해외 ETF 거래·원자재 기초·테마 구성 종목)는 그 선수 단원이다. 단기 기간 규칙(유동성 2 추가)은 이 단원이 이미 핵심 단계에 있어 단원 수를 바꾸지 않는다.</w:t>
             </w:r>
           </w:p>
         </w:tc>
@@ -2370,7 +2370,7 @@
           <w:sz w:val="21"/>
           <w:szCs w:val="21"/>
         </w:rPr>
-        <w:t xml:space="preserve">기준 주 다음 주에 학습자가 퀴즈를 통과한 단원. 후보는 ‘아직 통과하지 않은 단원 ∩ 수준 가드레일(추정 수준 + 2 이상 차단, 한 단계 위 최대 1개) ∩ (선택) 선수 단원 통과’로 제한한다.</w:t>
+        <w:t xml:space="preserve">기준 주 다음 주에 학습자가 퀴즈를 통과한 단원. 후보는 ‘아직 통과하지 않은 단원 ∩ 수준 가드레일(추정 수준 + 2 이상 차단) ∩ (선택) 선수 단원 통과’로 제한하고, 목록을 고를 때 한 단계 위 단원은 최대 1개만 넣는다(목록 후처리).</w:t>
       </w:r>
     </w:p>
     <w:p>
@@ -2428,7 +2428,7 @@
           <w:sz w:val="21"/>
           <w:szCs w:val="21"/>
         </w:rPr>
-        <w:t xml:space="preserve">오프라인 NDCG@5가 인기·무작위 기준선을 유의하게 앞서고(95% 부트스트랩 구간), 선수 단원 위반 0, 집단별 정확도 격차가 설명 가능하며, 온라인에서는 다음 주 퀴즈 통과율이 대조군(인기순)보다 높을 것(7절).</w:t>
+        <w:t xml:space="preserve">오프라인 NDCG@5가 인기·무작위 기준선을 유의하게 앞서고(95% 부트스트랩 구간), 선수 단원 위반 0, 집단별 정확도 격차가 설명 가능하며, 온라인에서는 다음 주 퀴즈 통과율이 대조군 A(세그먼트 인기순)보다 높을 것(7절). 오프라인 NDCG에서는 가드레일을 켠 서비스 설정이 대조군보다 낮으므로 이 기준은 온라인 실험으로만 판정한다.</w:t>
       </w:r>
     </w:p>
     <w:p>
@@ -4493,7 +4493,7 @@
                 <w:sz w:val="18"/>
                 <w:szCs w:val="18"/>
               </w:rPr>
-              <w:t xml:space="preserve">기록 없는 신규 학습자는 CF·MF 점수가 0</w:t>
+              <w:t xml:space="preserve">기록 없는 신규 학습자는 아이템 CF·MF 점수가 0이고, 사용자 CF는 인구통계 유사도로만 점수가 생긴다(행동 이웃 없음)</w:t>
             </w:r>
           </w:p>
         </w:tc>
@@ -4765,7 +4765,7 @@
                 <w:sz w:val="18"/>
                 <w:szCs w:val="18"/>
               </w:rPr>
-              <w:t xml:space="preserve">같은 실행에서 네 가지 변형을 비교했다(6.3절 표). BPR MF(표본 MF 대비 v1 개선, v2 개선), 미관측 음성 쌍별 MLP(MLP 대비 v1 개선, v2 악화; 모든 신경망이 학습한 사용자로 좁히면 v1 개선, v2 차이 없음), 다음 주 통과를 직접 레이블로 쓴 목표 정렬 MLP(전체 v1 개선, v2 악화; 공통 학습 사용자 v1 개선, v2 차이 없음). 1차본의 ‘손실 함수가 아니라 목표 불일치’라는 단정은 실험 없이 쓴 문장이라 정정한다</w:t>
+              <w:t xml:space="preserve">같은 실행에서 네 가지 변형을 비교했다(6.3절 표). BPR MF(표본 MF 대비 v1 개선, v2 개선), 미관측 음성 쌍별 MLP(MLP 대비 v1 개선, v2 악화; 모든 신경망이 학습한 사용자로 좁히면 v1 개선, v2 차이 없음), 다음 주 통과를 직접 레이블로 쓴 목표 정렬 MLP(전체 v1 개선, v2 악화; 공통 학습 사용자 v1 개선, v2 차이 없음). 1차본의 ‘모델 결함이 아니라 목표 불일치’라는 단정은 실험 없이 쓴 문장이라 정정한다</w:t>
             </w:r>
           </w:p>
         </w:tc>
@@ -8277,7 +8277,7 @@
           <w:sz w:val="21"/>
           <w:szCs w:val="21"/>
         </w:rPr>
-        <w:t xml:space="preserve">밀도(사용자×단원 고유 쌍의 비율)는 생성 결과로 계산한 값이며 생성기의 목표나 제약이 아니다. 생성기는 주마다 활동 학습자를 뽑고, 각자 1~8개 단원을 효용(관심 주제·수준 차이·인기·선수 미이수) 순위로 고른다.</w:t>
+        <w:t xml:space="preserve">밀도(사용자×단원 고유 쌍의 비율)는 생성 결과로 계산한 값이며 생성기의 목표나 제약이 아니다. 생성기는 주마다 활동 학습자를 뽑고, 각자 1~8개 단원을 효용(주제 선호·관심 주제·수준 차이·인기·이미 본/통과한 단원) 순위로 고른다. 선수 미이수는 단원 선택에 들어가지 않고, 고른 뒤의 완료·통과 로짓만 미이수 선수 단원 1개당 0.8(최대 2개)씩 낮춘다.</w:t>
       </w:r>
     </w:p>
     <w:p>
@@ -11771,7 +11771,7 @@
           <w:sz w:val="21"/>
           <w:szCs w:val="21"/>
         </w:rPr>
-        <w:t xml:space="preserve">로드맵은 추천 엔진에 두 방향으로 들어간다. 첫째, 로드맵 단계 우선순위 신호(현재 단계의 학습 가능 단원 1.0, 다음 단계 0.7, 선수 미이수 0.4, 로드맵 밖 0)와 투자 목적 일치 신호가 규칙·하이브리드 설정 풀에 추가되어 검증에서 비중이 결정된다. 둘째, 선수 단원 가드레일(prereq_block)은 선수 단원을 통과하지 않은 단원을 후보에서 제외한다. 가드레일은 수업의 교육 처방이 아니라 이 프로젝트의 정책이므로 화면에서 켜고 끌 수 있고, 오프라인 평가에는 ‘운영 라우터 + 선수 가드레일’ 행으로 효과를 따로 기록했다.</w:t>
+        <w:t xml:space="preserve">로드맵은 추천 엔진에 두 방향으로 들어간다. 첫째, 로드맵 단계 우선순위 신호(현재 단계의 학습 가능 단원 1.0, 이후 단계의 학습 가능 단원 0.7, 선수 미이수 0.4, 로드맵 밖 0)와 투자 목적 일치 신호가 규칙·하이브리드 설정 풀에 추가되어 검증에서 비중이 결정된다. 둘째, 선수 단원 가드레일(prereq_block)은 선수 단원을 통과하지 않은 단원을 후보에서 제외한다. 가드레일은 수업의 교육 처방이 아니라 이 프로젝트의 정책이므로 화면에서 켜고 끌 수 있고, 오프라인 평가에는 ‘운영 라우터 + 선수 가드레일’ 행으로 효과를 따로 기록했다.</w:t>
       </w:r>
     </w:p>
     <w:p>
@@ -13911,7 +13911,7 @@
                 <w:sz w:val="18"/>
                 <w:szCs w:val="18"/>
               </w:rPr>
-              <w:t xml:space="preserve">테스트 주차(3주)에서 사용자 평균 NDCG@5·Hit@5·Diversity@5·선수 미이수 비율·짧은 목록 비율, 사용자 단위 쌍 부트스트랩 500회로 전역 1위 대비 차이의 95% 구간. 학습 QA 112건 모두 통과: 가드레일·중복 76, 지표 함수 일치 7, 신경망 학습 확인 9(쌍별 모델은 쌍 사용자만 학습했는지 포함), 활성 지표 항등식·순위 3, 이벤트 논리 2, Top-K 형식 2, 누수 검사 1(기준 주 이후 행을 섞어도 스냅샷 특징이 같음), 개인정보 5, 기타 데이터·선택 검사 7. 오프라인/온라인 Top-5 일치는 자동화 테스트(test_offline_online_parity)로, 재현성은 같은 seed로 다시 학습해 결과 파일을 비교하는 방식(v1 회귀 스크립트)으로 확인한다.</w:t>
+              <w:t xml:space="preserve">테스트 주차(3주)에서 사용자 평균 NDCG@5·Hit@5·Diversity@5·선수 미이수 비율·짧은 목록 비율, 사용자 단위 쌍 부트스트랩 500회로 전역 1위 대비 차이의 95% 구간. 학습 QA 116건 모두 통과: 가드레일·중복 80, 지표 함수 일치 7, 신경망 학습 확인 9(쌍별 모델은 쌍 사용자만 학습했는지 포함), 활성 지표 항등식·순위 3, 이벤트 논리 2, Top-K 형식 2, 누수 검사 1(기준 주 이후 행을 섞어도 스냅샷 특징이 같음), 개인정보 5, 기타 데이터·선택 검사 7. 오프라인/온라인 Top-5 일치는 자동화 테스트(test_offline_online_parity)로, 재현성은 같은 seed로 다시 학습해 결과 파일을 비교하는 방식(v1 회귀 스크립트)으로 확인한다.</w:t>
             </w:r>
           </w:p>
         </w:tc>
@@ -15727,7 +15727,7 @@
                 <w:sz w:val="18"/>
                 <w:szCs w:val="18"/>
               </w:rPr>
-              <w:t xml:space="preserve">단원 단위 채점·정답 위치 균형. 문항 확장(단원당 2~3문항)과 전문가 검수는 다음 단계</w:t>
+              <w:t xml:space="preserve">단원 단위 채점·정답 위치 균형. 문항 확장(진단 단원 18개 × 단원당 2문항 = 36문항)과 전문가 검수는 11월 2주</w:t>
             </w:r>
           </w:p>
         </w:tc>
@@ -16136,7 +16136,7 @@
                 <w:sz w:val="18"/>
                 <w:szCs w:val="18"/>
               </w:rPr>
-              <w:t xml:space="preserve">v1 노트북과 5자리 일치, v2 2,640개 설정, QA 112/112</w:t>
+              <w:t xml:space="preserve">v1 노트북과 5자리 일치, v2 2,640개 설정, QA 116/116</w:t>
             </w:r>
           </w:p>
         </w:tc>
@@ -16430,7 +16430,7 @@
           <w:sz w:val="21"/>
           <w:szCs w:val="21"/>
         </w:rPr>
-        <w:t xml:space="preserve">검증 단계에서는 0~1주 로그로 특징과 모델을 만들어 2주차에서 설정을 선택·잠그고, 테스트 단계에서는 잠근 설정을 0~2주 로그로 다시 만든 특징과 모델로 3주차에서 보고한다(기준 주 이후의 로그는 어느 단계에서도 입력에 쓰지 않으며, QA 누수 검사로 확인한다). 정답은 다음 주에 관측된 퀴즈 통과 단원, 후보는 아직 통과하지 않은 단원 중 수준 가드레일(두 단계 위 차단, 한 단계 위 최대 1개)을 통과한 단원이다. 지표는 사용자 평균 NDCG@5(주 지표), Hit@5, Diversity@5(Top-5 안의 단원 쌍 중 주제가 다른 쌍의 비율, 단원이 2개 미만이면 0), 선수 미이수 비율(Top-5 중 선수 단원을 통과하지 않은 단원 비율), 짧은 목록 비율(추천 목록이 5개 미만인 사용자 비율)이다. 차이의 95% 구간은 사용자 단위 쌍 부트스트랩 500회다.</w:t>
+        <w:t xml:space="preserve">검증 단계에서는 0~1주 로그로 특징과 모델을 만들어 2주차에서 설정을 선택·잠그고, 테스트 단계에서는 잠근 설정을 0~2주 로그로 다시 만든 특징과 모델로 3주차에서 보고한다(기준 주 이후의 로그는 어느 단계에서도 입력에 쓰지 않는다. 특징 저장소는 QA 누수 검사로 확인하고, 모델 학습 행과 목표 정렬 쌍은 기준 주 이전 로그만 넘기는 호출 구조로 보장한다). 정답은 다음 주에 관측된 퀴즈 통과 단원, 후보는 아직 통과하지 않은 단원 중 수준 가드레일(두 단계 위 차단)을 통과한 단원이며, Top-5를 고를 때 한 단계 위 단원은 최대 1개로 제한한다(목록 후처리). 지표는 사용자 평균 NDCG@5(주 지표), Hit@5, Diversity@5(Top-5 안의 단원 쌍 중 주제가 다른 쌍의 비율, 단원이 2개 미만이면 0), 선수 미이수 비율(Top-5 중 선수 단원을 통과하지 않은 단원 비율), 짧은 목록 비율(추천 목록이 5개 미만인 사용자 비율)이다. 차이의 95% 구간은 사용자 단위 쌍 부트스트랩 500회다.</w:t>
       </w:r>
     </w:p>
     <w:p>
@@ -20759,7 +20759,7 @@
                 <w:sz w:val="15"/>
                 <w:szCs w:val="15"/>
               </w:rPr>
-              <w:t xml:space="preserve">운영 라우터 + 선수 가드레일</w:t>
+              <w:t xml:space="preserve">세그먼트 인기(A/B 대조군 A)</w:t>
             </w:r>
           </w:p>
         </w:tc>
@@ -20785,7 +20785,7 @@
                 <w:sz w:val="15"/>
                 <w:szCs w:val="15"/>
               </w:rPr>
-              <w:t xml:space="preserve">0.1075</w:t>
+              <w:t xml:space="preserve">0.1166</w:t>
             </w:r>
           </w:p>
         </w:tc>
@@ -20811,7 +20811,7 @@
                 <w:sz w:val="15"/>
                 <w:szCs w:val="15"/>
               </w:rPr>
-              <w:t xml:space="preserve">0.1986</w:t>
+              <w:t xml:space="preserve">0.2154</w:t>
             </w:r>
           </w:p>
         </w:tc>
@@ -20837,7 +20837,7 @@
                 <w:sz w:val="15"/>
                 <w:szCs w:val="15"/>
               </w:rPr>
-              <w:t xml:space="preserve">0.998</w:t>
+              <w:t xml:space="preserve">0.987</w:t>
             </w:r>
           </w:p>
         </w:tc>
@@ -20863,7 +20863,7 @@
                 <w:sz w:val="15"/>
                 <w:szCs w:val="15"/>
               </w:rPr>
-              <w:t xml:space="preserve">0.195</w:t>
+              <w:t xml:space="preserve">0.217</w:t>
             </w:r>
           </w:p>
         </w:tc>
@@ -20889,7 +20889,7 @@
                 <w:sz w:val="15"/>
                 <w:szCs w:val="15"/>
               </w:rPr>
-              <w:t xml:space="preserve">0.000</w:t>
+              <w:t xml:space="preserve">0.504</w:t>
             </w:r>
           </w:p>
         </w:tc>
@@ -20915,7 +20915,7 @@
                 <w:sz w:val="15"/>
                 <w:szCs w:val="15"/>
               </w:rPr>
-              <w:t xml:space="preserve">0.520</w:t>
+              <w:t xml:space="preserve">0.000</w:t>
             </w:r>
           </w:p>
         </w:tc>
@@ -20941,7 +20941,7 @@
                 <w:sz w:val="15"/>
                 <w:szCs w:val="15"/>
               </w:rPr>
-              <w:t xml:space="preserve">-0.0263 [-0.0305, -0.0216]</w:t>
+              <w:t xml:space="preserve">-0.0172 [-0.0213, -0.0128]</w:t>
             </w:r>
           </w:p>
         </w:tc>
@@ -20970,7 +20970,7 @@
                 <w:sz w:val="15"/>
                 <w:szCs w:val="15"/>
               </w:rPr>
-              <w:t xml:space="preserve">인기</w:t>
+              <w:t xml:space="preserve">운영 라우터 + 선수 가드레일</w:t>
             </w:r>
           </w:p>
         </w:tc>
@@ -20997,7 +20997,7 @@
                 <w:sz w:val="15"/>
                 <w:szCs w:val="15"/>
               </w:rPr>
-              <w:t xml:space="preserve">0.1037</w:t>
+              <w:t xml:space="preserve">0.1075</w:t>
             </w:r>
           </w:p>
         </w:tc>
@@ -21024,7 +21024,7 @@
                 <w:sz w:val="15"/>
                 <w:szCs w:val="15"/>
               </w:rPr>
-              <w:t xml:space="preserve">0.1915</w:t>
+              <w:t xml:space="preserve">0.1986</w:t>
             </w:r>
           </w:p>
         </w:tc>
@@ -21051,7 +21051,7 @@
                 <w:sz w:val="15"/>
                 <w:szCs w:val="15"/>
               </w:rPr>
-              <w:t xml:space="preserve">1.000</w:t>
+              <w:t xml:space="preserve">0.998</w:t>
             </w:r>
           </w:p>
         </w:tc>
@@ -21078,7 +21078,7 @@
                 <w:sz w:val="15"/>
                 <w:szCs w:val="15"/>
               </w:rPr>
-              <w:t xml:space="preserve">0.192</w:t>
+              <w:t xml:space="preserve">0.195</w:t>
             </w:r>
           </w:p>
         </w:tc>
@@ -21105,7 +21105,7 @@
                 <w:sz w:val="15"/>
                 <w:szCs w:val="15"/>
               </w:rPr>
-              <w:t xml:space="preserve">0.228</w:t>
+              <w:t xml:space="preserve">0.000</w:t>
             </w:r>
           </w:p>
         </w:tc>
@@ -21132,7 +21132,7 @@
                 <w:sz w:val="15"/>
                 <w:szCs w:val="15"/>
               </w:rPr>
-              <w:t xml:space="preserve">0.000</w:t>
+              <w:t xml:space="preserve">0.520</w:t>
             </w:r>
           </w:p>
         </w:tc>
@@ -21159,7 +21159,7 @@
                 <w:sz w:val="15"/>
                 <w:szCs w:val="15"/>
               </w:rPr>
-              <w:t xml:space="preserve">-0.0301 [-0.0343, -0.0251]</w:t>
+              <w:t xml:space="preserve">-0.0263 [-0.0305, -0.0216]</w:t>
             </w:r>
           </w:p>
         </w:tc>
@@ -21187,7 +21187,7 @@
                 <w:sz w:val="15"/>
                 <w:szCs w:val="15"/>
               </w:rPr>
-              <w:t xml:space="preserve">사용자 CF</w:t>
+              <w:t xml:space="preserve">인기</w:t>
             </w:r>
           </w:p>
         </w:tc>
@@ -21213,7 +21213,7 @@
                 <w:sz w:val="15"/>
                 <w:szCs w:val="15"/>
               </w:rPr>
-              <w:t xml:space="preserve">0.1014</w:t>
+              <w:t xml:space="preserve">0.1037</w:t>
             </w:r>
           </w:p>
         </w:tc>
@@ -21239,7 +21239,7 @@
                 <w:sz w:val="15"/>
                 <w:szCs w:val="15"/>
               </w:rPr>
-              <w:t xml:space="preserve">0.1874</w:t>
+              <w:t xml:space="preserve">0.1915</w:t>
             </w:r>
           </w:p>
         </w:tc>
@@ -21265,7 +21265,7 @@
                 <w:sz w:val="15"/>
                 <w:szCs w:val="15"/>
               </w:rPr>
-              <w:t xml:space="preserve">0.962</w:t>
+              <w:t xml:space="preserve">1.000</w:t>
             </w:r>
           </w:p>
         </w:tc>
@@ -21291,7 +21291,7 @@
                 <w:sz w:val="15"/>
                 <w:szCs w:val="15"/>
               </w:rPr>
-              <w:t xml:space="preserve">0.199</w:t>
+              <w:t xml:space="preserve">0.192</w:t>
             </w:r>
           </w:p>
         </w:tc>
@@ -21317,7 +21317,7 @@
                 <w:sz w:val="15"/>
                 <w:szCs w:val="15"/>
               </w:rPr>
-              <w:t xml:space="preserve">0.740</w:t>
+              <w:t xml:space="preserve">0.228</w:t>
             </w:r>
           </w:p>
         </w:tc>
@@ -21369,7 +21369,7 @@
                 <w:sz w:val="15"/>
                 <w:szCs w:val="15"/>
               </w:rPr>
-              <w:t xml:space="preserve">-0.0323 [-0.0375, -0.0266]</w:t>
+              <w:t xml:space="preserve">-0.0301 [-0.0343, -0.0251]</w:t>
             </w:r>
           </w:p>
         </w:tc>
@@ -21398,7 +21398,7 @@
                 <w:sz w:val="15"/>
                 <w:szCs w:val="15"/>
               </w:rPr>
-              <w:t xml:space="preserve">MLP(9주차, BCE)</w:t>
+              <w:t xml:space="preserve">사용자 CF</w:t>
             </w:r>
           </w:p>
         </w:tc>
@@ -21425,7 +21425,7 @@
                 <w:sz w:val="15"/>
                 <w:szCs w:val="15"/>
               </w:rPr>
-              <w:t xml:space="preserve">0.0858</w:t>
+              <w:t xml:space="preserve">0.1014</w:t>
             </w:r>
           </w:p>
         </w:tc>
@@ -21452,7 +21452,7 @@
                 <w:sz w:val="15"/>
                 <w:szCs w:val="15"/>
               </w:rPr>
-              <w:t xml:space="preserve">0.1585</w:t>
+              <w:t xml:space="preserve">0.1874</w:t>
             </w:r>
           </w:p>
         </w:tc>
@@ -21479,7 +21479,7 @@
                 <w:sz w:val="15"/>
                 <w:szCs w:val="15"/>
               </w:rPr>
-              <w:t xml:space="preserve">0.998</w:t>
+              <w:t xml:space="preserve">0.962</w:t>
             </w:r>
           </w:p>
         </w:tc>
@@ -21506,7 +21506,7 @@
                 <w:sz w:val="15"/>
                 <w:szCs w:val="15"/>
               </w:rPr>
-              <w:t xml:space="preserve">0.168</w:t>
+              <w:t xml:space="preserve">0.199</w:t>
             </w:r>
           </w:p>
         </w:tc>
@@ -21533,7 +21533,7 @@
                 <w:sz w:val="15"/>
                 <w:szCs w:val="15"/>
               </w:rPr>
-              <w:t xml:space="preserve">0.324</w:t>
+              <w:t xml:space="preserve">0.740</w:t>
             </w:r>
           </w:p>
         </w:tc>
@@ -21587,7 +21587,7 @@
                 <w:sz w:val="15"/>
                 <w:szCs w:val="15"/>
               </w:rPr>
-              <w:t xml:space="preserve">-0.0480 [-0.0527, -0.0422]</w:t>
+              <w:t xml:space="preserve">-0.0323 [-0.0375, -0.0266]</w:t>
             </w:r>
           </w:p>
         </w:tc>
@@ -21615,7 +21615,7 @@
                 <w:sz w:val="15"/>
                 <w:szCs w:val="15"/>
               </w:rPr>
-              <w:t xml:space="preserve">아이템 CF</w:t>
+              <w:t xml:space="preserve">MLP(9주차, BCE)</w:t>
             </w:r>
           </w:p>
         </w:tc>
@@ -21641,7 +21641,7 @@
                 <w:sz w:val="15"/>
                 <w:szCs w:val="15"/>
               </w:rPr>
-              <w:t xml:space="preserve">0.0826</w:t>
+              <w:t xml:space="preserve">0.0858</w:t>
             </w:r>
           </w:p>
         </w:tc>
@@ -21667,7 +21667,7 @@
                 <w:sz w:val="15"/>
                 <w:szCs w:val="15"/>
               </w:rPr>
-              <w:t xml:space="preserve">0.1527</w:t>
+              <w:t xml:space="preserve">0.1585</w:t>
             </w:r>
           </w:p>
         </w:tc>
@@ -21693,7 +21693,7 @@
                 <w:sz w:val="15"/>
                 <w:szCs w:val="15"/>
               </w:rPr>
-              <w:t xml:space="preserve">0.994</w:t>
+              <w:t xml:space="preserve">0.998</w:t>
             </w:r>
           </w:p>
         </w:tc>
@@ -21719,7 +21719,7 @@
                 <w:sz w:val="15"/>
                 <w:szCs w:val="15"/>
               </w:rPr>
-              <w:t xml:space="preserve">0.169</w:t>
+              <w:t xml:space="preserve">0.168</w:t>
             </w:r>
           </w:p>
         </w:tc>
@@ -21745,7 +21745,7 @@
                 <w:sz w:val="15"/>
                 <w:szCs w:val="15"/>
               </w:rPr>
-              <w:t xml:space="preserve">0.704</w:t>
+              <w:t xml:space="preserve">0.324</w:t>
             </w:r>
           </w:p>
         </w:tc>
@@ -21797,7 +21797,7 @@
                 <w:sz w:val="15"/>
                 <w:szCs w:val="15"/>
               </w:rPr>
-              <w:t xml:space="preserve">-0.0511 [-0.0565, -0.0451]</w:t>
+              <w:t xml:space="preserve">-0.0480 [-0.0527, -0.0422]</w:t>
             </w:r>
           </w:p>
         </w:tc>
@@ -21826,7 +21826,7 @@
                 <w:sz w:val="15"/>
                 <w:szCs w:val="15"/>
               </w:rPr>
-              <w:t xml:space="preserve">MLP 목표 정렬(다음 주 통과)</w:t>
+              <w:t xml:space="preserve">아이템 CF</w:t>
             </w:r>
           </w:p>
         </w:tc>
@@ -21853,7 +21853,7 @@
                 <w:sz w:val="15"/>
                 <w:szCs w:val="15"/>
               </w:rPr>
-              <w:t xml:space="preserve">0.0783</w:t>
+              <w:t xml:space="preserve">0.0826</w:t>
             </w:r>
           </w:p>
         </w:tc>
@@ -21880,7 +21880,7 @@
                 <w:sz w:val="15"/>
                 <w:szCs w:val="15"/>
               </w:rPr>
-              <w:t xml:space="preserve">0.1447</w:t>
+              <w:t xml:space="preserve">0.1527</w:t>
             </w:r>
           </w:p>
         </w:tc>
@@ -21907,7 +21907,7 @@
                 <w:sz w:val="15"/>
                 <w:szCs w:val="15"/>
               </w:rPr>
-              <w:t xml:space="preserve">0.943</w:t>
+              <w:t xml:space="preserve">0.994</w:t>
             </w:r>
           </w:p>
         </w:tc>
@@ -21934,7 +21934,7 @@
                 <w:sz w:val="15"/>
                 <w:szCs w:val="15"/>
               </w:rPr>
-              <w:t xml:space="preserve">0.158</w:t>
+              <w:t xml:space="preserve">0.169</w:t>
             </w:r>
           </w:p>
         </w:tc>
@@ -21961,7 +21961,7 @@
                 <w:sz w:val="15"/>
                 <w:szCs w:val="15"/>
               </w:rPr>
-              <w:t xml:space="preserve">0.707</w:t>
+              <w:t xml:space="preserve">0.704</w:t>
             </w:r>
           </w:p>
         </w:tc>
@@ -22015,7 +22015,7 @@
                 <w:sz w:val="15"/>
                 <w:szCs w:val="15"/>
               </w:rPr>
-              <w:t xml:space="preserve">-0.0554 [-0.0610, -0.0495]</w:t>
+              <w:t xml:space="preserve">-0.0511 [-0.0565, -0.0451]</w:t>
             </w:r>
           </w:p>
         </w:tc>
@@ -22043,7 +22043,7 @@
                 <w:sz w:val="15"/>
                 <w:szCs w:val="15"/>
               </w:rPr>
-              <w:t xml:space="preserve">MLP 쌍별(미관측 음성)</w:t>
+              <w:t xml:space="preserve">MLP 목표 정렬(다음 주 통과)</w:t>
             </w:r>
           </w:p>
         </w:tc>
@@ -22069,7 +22069,7 @@
                 <w:sz w:val="15"/>
                 <w:szCs w:val="15"/>
               </w:rPr>
-              <w:t xml:space="preserve">0.0777</w:t>
+              <w:t xml:space="preserve">0.0783</w:t>
             </w:r>
           </w:p>
         </w:tc>
@@ -22095,7 +22095,7 @@
                 <w:sz w:val="15"/>
                 <w:szCs w:val="15"/>
               </w:rPr>
-              <w:t xml:space="preserve">0.1435</w:t>
+              <w:t xml:space="preserve">0.1447</w:t>
             </w:r>
           </w:p>
         </w:tc>
@@ -22121,7 +22121,7 @@
                 <w:sz w:val="15"/>
                 <w:szCs w:val="15"/>
               </w:rPr>
-              <w:t xml:space="preserve">0.941</w:t>
+              <w:t xml:space="preserve">0.943</w:t>
             </w:r>
           </w:p>
         </w:tc>
@@ -22147,7 +22147,7 @@
                 <w:sz w:val="15"/>
                 <w:szCs w:val="15"/>
               </w:rPr>
-              <w:t xml:space="preserve">0.154</w:t>
+              <w:t xml:space="preserve">0.158</w:t>
             </w:r>
           </w:p>
         </w:tc>
@@ -22173,7 +22173,7 @@
                 <w:sz w:val="15"/>
                 <w:szCs w:val="15"/>
               </w:rPr>
-              <w:t xml:space="preserve">0.641</w:t>
+              <w:t xml:space="preserve">0.707</w:t>
             </w:r>
           </w:p>
         </w:tc>
@@ -22225,7 +22225,7 @@
                 <w:sz w:val="15"/>
                 <w:szCs w:val="15"/>
               </w:rPr>
-              <w:t xml:space="preserve">-0.0561 [-0.0612, -0.0502]</w:t>
+              <w:t xml:space="preserve">-0.0554 [-0.0610, -0.0495]</w:t>
             </w:r>
           </w:p>
         </w:tc>
@@ -22254,7 +22254,7 @@
                 <w:sz w:val="15"/>
                 <w:szCs w:val="15"/>
               </w:rPr>
-              <w:t xml:space="preserve">BPR MF(미관측 음성)</w:t>
+              <w:t xml:space="preserve">MLP 쌍별(미관측 음성)</w:t>
             </w:r>
           </w:p>
         </w:tc>
@@ -22281,7 +22281,7 @@
                 <w:sz w:val="15"/>
                 <w:szCs w:val="15"/>
               </w:rPr>
-              <w:t xml:space="preserve">0.0773</w:t>
+              <w:t xml:space="preserve">0.0777</w:t>
             </w:r>
           </w:p>
         </w:tc>
@@ -22308,7 +22308,7 @@
                 <w:sz w:val="15"/>
                 <w:szCs w:val="15"/>
               </w:rPr>
-              <w:t xml:space="preserve">0.1429</w:t>
+              <w:t xml:space="preserve">0.1435</w:t>
             </w:r>
           </w:p>
         </w:tc>
@@ -22335,7 +22335,7 @@
                 <w:sz w:val="15"/>
                 <w:szCs w:val="15"/>
               </w:rPr>
-              <w:t xml:space="preserve">0.952</w:t>
+              <w:t xml:space="preserve">0.941</w:t>
             </w:r>
           </w:p>
         </w:tc>
@@ -22362,7 +22362,7 @@
                 <w:sz w:val="15"/>
                 <w:szCs w:val="15"/>
               </w:rPr>
-              <w:t xml:space="preserve">0.160</w:t>
+              <w:t xml:space="preserve">0.154</w:t>
             </w:r>
           </w:p>
         </w:tc>
@@ -22389,7 +22389,7 @@
                 <w:sz w:val="15"/>
                 <w:szCs w:val="15"/>
               </w:rPr>
-              <w:t xml:space="preserve">0.807</w:t>
+              <w:t xml:space="preserve">0.641</w:t>
             </w:r>
           </w:p>
         </w:tc>
@@ -22443,7 +22443,7 @@
                 <w:sz w:val="15"/>
                 <w:szCs w:val="15"/>
               </w:rPr>
-              <w:t xml:space="preserve">-0.0564 [-0.0624, -0.0498]</w:t>
+              <w:t xml:space="preserve">-0.0561 [-0.0612, -0.0502]</w:t>
             </w:r>
           </w:p>
         </w:tc>
@@ -22471,7 +22471,7 @@
                 <w:sz w:val="15"/>
                 <w:szCs w:val="15"/>
               </w:rPr>
-              <w:t xml:space="preserve">콘텐츠 기반</w:t>
+              <w:t xml:space="preserve">BPR MF(미관측 음성)</w:t>
             </w:r>
           </w:p>
         </w:tc>
@@ -22497,7 +22497,7 @@
                 <w:sz w:val="15"/>
                 <w:szCs w:val="15"/>
               </w:rPr>
-              <w:t xml:space="preserve">0.0751</w:t>
+              <w:t xml:space="preserve">0.0773</w:t>
             </w:r>
           </w:p>
         </w:tc>
@@ -22523,7 +22523,7 @@
                 <w:sz w:val="15"/>
                 <w:szCs w:val="15"/>
               </w:rPr>
-              <w:t xml:space="preserve">0.1387</w:t>
+              <w:t xml:space="preserve">0.1429</w:t>
             </w:r>
           </w:p>
         </w:tc>
@@ -22549,7 +22549,7 @@
                 <w:sz w:val="15"/>
                 <w:szCs w:val="15"/>
               </w:rPr>
-              <w:t xml:space="preserve">0.884</w:t>
+              <w:t xml:space="preserve">0.952</w:t>
             </w:r>
           </w:p>
         </w:tc>
@@ -22575,7 +22575,7 @@
                 <w:sz w:val="15"/>
                 <w:szCs w:val="15"/>
               </w:rPr>
-              <w:t xml:space="preserve">0.156</w:t>
+              <w:t xml:space="preserve">0.160</w:t>
             </w:r>
           </w:p>
         </w:tc>
@@ -22601,7 +22601,7 @@
                 <w:sz w:val="15"/>
                 <w:szCs w:val="15"/>
               </w:rPr>
-              <w:t xml:space="preserve">0.797</w:t>
+              <w:t xml:space="preserve">0.807</w:t>
             </w:r>
           </w:p>
         </w:tc>
@@ -22653,7 +22653,7 @@
                 <w:sz w:val="15"/>
                 <w:szCs w:val="15"/>
               </w:rPr>
-              <w:t xml:space="preserve">-0.0587 [-0.0648, -0.0523]</w:t>
+              <w:t xml:space="preserve">-0.0564 [-0.0624, -0.0498]</w:t>
             </w:r>
           </w:p>
         </w:tc>
@@ -22682,7 +22682,7 @@
                 <w:sz w:val="15"/>
                 <w:szCs w:val="15"/>
               </w:rPr>
-              <w:t xml:space="preserve">표본 MF</w:t>
+              <w:t xml:space="preserve">콘텐츠 기반</w:t>
             </w:r>
           </w:p>
         </w:tc>
@@ -22709,7 +22709,7 @@
                 <w:sz w:val="15"/>
                 <w:szCs w:val="15"/>
               </w:rPr>
-              <w:t xml:space="preserve">0.0685</w:t>
+              <w:t xml:space="preserve">0.0751</w:t>
             </w:r>
           </w:p>
         </w:tc>
@@ -22736,7 +22736,7 @@
                 <w:sz w:val="15"/>
                 <w:szCs w:val="15"/>
               </w:rPr>
-              <w:t xml:space="preserve">0.1265</w:t>
+              <w:t xml:space="preserve">0.1387</w:t>
             </w:r>
           </w:p>
         </w:tc>
@@ -22763,7 +22763,7 @@
                 <w:sz w:val="15"/>
                 <w:szCs w:val="15"/>
               </w:rPr>
-              <w:t xml:space="preserve">0.962</w:t>
+              <w:t xml:space="preserve">0.884</w:t>
             </w:r>
           </w:p>
         </w:tc>
@@ -22790,7 +22790,7 @@
                 <w:sz w:val="15"/>
                 <w:szCs w:val="15"/>
               </w:rPr>
-              <w:t xml:space="preserve">0.150</w:t>
+              <w:t xml:space="preserve">0.156</w:t>
             </w:r>
           </w:p>
         </w:tc>
@@ -22817,7 +22817,7 @@
                 <w:sz w:val="15"/>
                 <w:szCs w:val="15"/>
               </w:rPr>
-              <w:t xml:space="preserve">0.816</w:t>
+              <w:t xml:space="preserve">0.797</w:t>
             </w:r>
           </w:p>
         </w:tc>
@@ -22871,7 +22871,7 @@
                 <w:sz w:val="15"/>
                 <w:szCs w:val="15"/>
               </w:rPr>
-              <w:t xml:space="preserve">-0.0653 [-0.0712, -0.0587]</w:t>
+              <w:t xml:space="preserve">-0.0587 [-0.0648, -0.0523]</w:t>
             </w:r>
           </w:p>
         </w:tc>
@@ -22899,7 +22899,7 @@
                 <w:sz w:val="15"/>
                 <w:szCs w:val="15"/>
               </w:rPr>
-              <w:t xml:space="preserve">관측 MF</w:t>
+              <w:t xml:space="preserve">표본 MF</w:t>
             </w:r>
           </w:p>
         </w:tc>
@@ -22925,7 +22925,7 @@
                 <w:sz w:val="15"/>
                 <w:szCs w:val="15"/>
               </w:rPr>
-              <w:t xml:space="preserve">0.0681</w:t>
+              <w:t xml:space="preserve">0.0685</w:t>
             </w:r>
           </w:p>
         </w:tc>
@@ -22951,7 +22951,7 @@
                 <w:sz w:val="15"/>
                 <w:szCs w:val="15"/>
               </w:rPr>
-              <w:t xml:space="preserve">0.1258</w:t>
+              <w:t xml:space="preserve">0.1265</w:t>
             </w:r>
           </w:p>
         </w:tc>
@@ -22977,7 +22977,7 @@
                 <w:sz w:val="15"/>
                 <w:szCs w:val="15"/>
               </w:rPr>
-              <w:t xml:space="preserve">0.982</w:t>
+              <w:t xml:space="preserve">0.962</w:t>
             </w:r>
           </w:p>
         </w:tc>
@@ -23003,7 +23003,7 @@
                 <w:sz w:val="15"/>
                 <w:szCs w:val="15"/>
               </w:rPr>
-              <w:t xml:space="preserve">0.140</w:t>
+              <w:t xml:space="preserve">0.150</w:t>
             </w:r>
           </w:p>
         </w:tc>
@@ -23029,7 +23029,7 @@
                 <w:sz w:val="15"/>
                 <w:szCs w:val="15"/>
               </w:rPr>
-              <w:t xml:space="preserve">0.627</w:t>
+              <w:t xml:space="preserve">0.816</w:t>
             </w:r>
           </w:p>
         </w:tc>
@@ -23081,7 +23081,7 @@
                 <w:sz w:val="15"/>
                 <w:szCs w:val="15"/>
               </w:rPr>
-              <w:t xml:space="preserve">-0.0657 [-0.0711, -0.0593]</w:t>
+              <w:t xml:space="preserve">-0.0653 [-0.0712, -0.0587]</w:t>
             </w:r>
           </w:p>
         </w:tc>
@@ -23110,7 +23110,7 @@
                 <w:sz w:val="15"/>
                 <w:szCs w:val="15"/>
               </w:rPr>
-              <w:t xml:space="preserve">MLP 쌍별(관측 음성)</w:t>
+              <w:t xml:space="preserve">관측 MF</w:t>
             </w:r>
           </w:p>
         </w:tc>
@@ -23137,7 +23137,7 @@
                 <w:sz w:val="15"/>
                 <w:szCs w:val="15"/>
               </w:rPr>
-              <w:t xml:space="preserve">0.0662</w:t>
+              <w:t xml:space="preserve">0.0681</w:t>
             </w:r>
           </w:p>
         </w:tc>
@@ -23164,7 +23164,7 @@
                 <w:sz w:val="15"/>
                 <w:szCs w:val="15"/>
               </w:rPr>
-              <w:t xml:space="preserve">0.1224</w:t>
+              <w:t xml:space="preserve">0.1258</w:t>
             </w:r>
           </w:p>
         </w:tc>
@@ -23191,7 +23191,7 @@
                 <w:sz w:val="15"/>
                 <w:szCs w:val="15"/>
               </w:rPr>
-              <w:t xml:space="preserve">0.943</w:t>
+              <w:t xml:space="preserve">0.982</w:t>
             </w:r>
           </w:p>
         </w:tc>
@@ -23218,7 +23218,7 @@
                 <w:sz w:val="15"/>
                 <w:szCs w:val="15"/>
               </w:rPr>
-              <w:t xml:space="preserve">0.135</w:t>
+              <w:t xml:space="preserve">0.140</w:t>
             </w:r>
           </w:p>
         </w:tc>
@@ -23245,7 +23245,7 @@
                 <w:sz w:val="15"/>
                 <w:szCs w:val="15"/>
               </w:rPr>
-              <w:t xml:space="preserve">0.663</w:t>
+              <w:t xml:space="preserve">0.627</w:t>
             </w:r>
           </w:p>
         </w:tc>
@@ -23299,7 +23299,7 @@
                 <w:sz w:val="15"/>
                 <w:szCs w:val="15"/>
               </w:rPr>
-              <w:t xml:space="preserve">-0.0675 [-0.0728, -0.0611]</w:t>
+              <w:t xml:space="preserve">-0.0657 [-0.0711, -0.0593]</w:t>
             </w:r>
           </w:p>
         </w:tc>
@@ -23327,7 +23327,7 @@
                 <w:sz w:val="15"/>
                 <w:szCs w:val="15"/>
               </w:rPr>
-              <w:t xml:space="preserve">무작위</w:t>
+              <w:t xml:space="preserve">MLP 쌍별(관측 음성)</w:t>
             </w:r>
           </w:p>
         </w:tc>
@@ -23353,7 +23353,7 @@
                 <w:sz w:val="15"/>
                 <w:szCs w:val="15"/>
               </w:rPr>
-              <w:t xml:space="preserve">0.0406</w:t>
+              <w:t xml:space="preserve">0.0662</w:t>
             </w:r>
           </w:p>
         </w:tc>
@@ -23379,7 +23379,7 @@
                 <w:sz w:val="15"/>
                 <w:szCs w:val="15"/>
               </w:rPr>
-              <w:t xml:space="preserve">0.0750</w:t>
+              <w:t xml:space="preserve">0.1224</w:t>
             </w:r>
           </w:p>
         </w:tc>
@@ -23405,7 +23405,7 @@
                 <w:sz w:val="15"/>
                 <w:szCs w:val="15"/>
               </w:rPr>
-              <w:t xml:space="preserve">0.974</w:t>
+              <w:t xml:space="preserve">0.943</w:t>
             </w:r>
           </w:p>
         </w:tc>
@@ -23431,7 +23431,7 @@
                 <w:sz w:val="15"/>
                 <w:szCs w:val="15"/>
               </w:rPr>
-              <w:t xml:space="preserve">0.095</w:t>
+              <w:t xml:space="preserve">0.135</w:t>
             </w:r>
           </w:p>
         </w:tc>
@@ -23457,7 +23457,7 @@
                 <w:sz w:val="15"/>
                 <w:szCs w:val="15"/>
               </w:rPr>
-              <w:t xml:space="preserve">0.870</w:t>
+              <w:t xml:space="preserve">0.663</w:t>
             </w:r>
           </w:p>
         </w:tc>
@@ -23490,6 +23490,224 @@
         <w:tc>
           <w:tcPr>
             <w:tcW w:type="dxa" w:w="2054"/>
+            <w:tcMar>
+              <w:top w:type="dxa" w:w="50"/>
+              <w:left w:type="dxa" w:w="80"/>
+              <w:bottom w:type="dxa" w:w="50"/>
+              <w:right w:type="dxa" w:w="80"/>
+            </w:tcMar>
+            <w:vAlign w:val="center"/>
+          </w:tcPr>
+          <w:p>
+            <w:pPr>
+              <w:spacing w:after="20" w:line="264" w:lineRule="auto"/>
+              <w:jc w:val="right"/>
+            </w:pPr>
+            <w:r>
+              <w:rPr>
+                <w:rFonts w:ascii="맑은 고딕" w:cs="맑은 고딕" w:eastAsia="맑은 고딕" w:hAnsi="맑은 고딕"/>
+                <w:sz w:val="15"/>
+                <w:szCs w:val="15"/>
+              </w:rPr>
+              <w:t xml:space="preserve">-0.0675 [-0.0728, -0.0611]</w:t>
+            </w:r>
+          </w:p>
+        </w:tc>
+      </w:tr>
+      <w:tr>
+        <w:tc>
+          <w:tcPr>
+            <w:tcW w:type="dxa" w:w="2121"/>
+            <w:shd w:fill="F4F5F2" w:color="auto" w:val="clear"/>
+            <w:tcMar>
+              <w:top w:type="dxa" w:w="50"/>
+              <w:left w:type="dxa" w:w="80"/>
+              <w:bottom w:type="dxa" w:w="50"/>
+              <w:right w:type="dxa" w:w="80"/>
+            </w:tcMar>
+            <w:vAlign w:val="center"/>
+          </w:tcPr>
+          <w:p>
+            <w:pPr>
+              <w:spacing w:after="20" w:line="264" w:lineRule="auto"/>
+              <w:jc w:val="left"/>
+            </w:pPr>
+            <w:r>
+              <w:rPr>
+                <w:rFonts w:ascii="맑은 고딕" w:cs="맑은 고딕" w:eastAsia="맑은 고딕" w:hAnsi="맑은 고딕"/>
+                <w:sz w:val="15"/>
+                <w:szCs w:val="15"/>
+              </w:rPr>
+              <w:t xml:space="preserve">무작위</w:t>
+            </w:r>
+          </w:p>
+        </w:tc>
+        <w:tc>
+          <w:tcPr>
+            <w:tcW w:type="dxa" w:w="862"/>
+            <w:shd w:fill="F4F5F2" w:color="auto" w:val="clear"/>
+            <w:tcMar>
+              <w:top w:type="dxa" w:w="50"/>
+              <w:left w:type="dxa" w:w="80"/>
+              <w:bottom w:type="dxa" w:w="50"/>
+              <w:right w:type="dxa" w:w="80"/>
+            </w:tcMar>
+            <w:vAlign w:val="center"/>
+          </w:tcPr>
+          <w:p>
+            <w:pPr>
+              <w:spacing w:after="20" w:line="264" w:lineRule="auto"/>
+              <w:jc w:val="right"/>
+            </w:pPr>
+            <w:r>
+              <w:rPr>
+                <w:rFonts w:ascii="맑은 고딕" w:cs="맑은 고딕" w:eastAsia="맑은 고딕" w:hAnsi="맑은 고딕"/>
+                <w:sz w:val="15"/>
+                <w:szCs w:val="15"/>
+              </w:rPr>
+              <w:t xml:space="preserve">0.0406</w:t>
+            </w:r>
+          </w:p>
+        </w:tc>
+        <w:tc>
+          <w:tcPr>
+            <w:tcW w:type="dxa" w:w="862"/>
+            <w:shd w:fill="F4F5F2" w:color="auto" w:val="clear"/>
+            <w:tcMar>
+              <w:top w:type="dxa" w:w="50"/>
+              <w:left w:type="dxa" w:w="80"/>
+              <w:bottom w:type="dxa" w:w="50"/>
+              <w:right w:type="dxa" w:w="80"/>
+            </w:tcMar>
+            <w:vAlign w:val="center"/>
+          </w:tcPr>
+          <w:p>
+            <w:pPr>
+              <w:spacing w:after="20" w:line="264" w:lineRule="auto"/>
+              <w:jc w:val="right"/>
+            </w:pPr>
+            <w:r>
+              <w:rPr>
+                <w:rFonts w:ascii="맑은 고딕" w:cs="맑은 고딕" w:eastAsia="맑은 고딕" w:hAnsi="맑은 고딕"/>
+                <w:sz w:val="15"/>
+                <w:szCs w:val="15"/>
+              </w:rPr>
+              <w:t xml:space="preserve">0.0750</w:t>
+            </w:r>
+          </w:p>
+        </w:tc>
+        <w:tc>
+          <w:tcPr>
+            <w:tcW w:type="dxa" w:w="928"/>
+            <w:shd w:fill="F4F5F2" w:color="auto" w:val="clear"/>
+            <w:tcMar>
+              <w:top w:type="dxa" w:w="50"/>
+              <w:left w:type="dxa" w:w="80"/>
+              <w:bottom w:type="dxa" w:w="50"/>
+              <w:right w:type="dxa" w:w="80"/>
+            </w:tcMar>
+            <w:vAlign w:val="center"/>
+          </w:tcPr>
+          <w:p>
+            <w:pPr>
+              <w:spacing w:after="20" w:line="264" w:lineRule="auto"/>
+              <w:jc w:val="right"/>
+            </w:pPr>
+            <w:r>
+              <w:rPr>
+                <w:rFonts w:ascii="맑은 고딕" w:cs="맑은 고딕" w:eastAsia="맑은 고딕" w:hAnsi="맑은 고딕"/>
+                <w:sz w:val="15"/>
+                <w:szCs w:val="15"/>
+              </w:rPr>
+              <w:t xml:space="preserve">0.974</w:t>
+            </w:r>
+          </w:p>
+        </w:tc>
+        <w:tc>
+          <w:tcPr>
+            <w:tcW w:type="dxa" w:w="795"/>
+            <w:shd w:fill="F4F5F2" w:color="auto" w:val="clear"/>
+            <w:tcMar>
+              <w:top w:type="dxa" w:w="50"/>
+              <w:left w:type="dxa" w:w="80"/>
+              <w:bottom w:type="dxa" w:w="50"/>
+              <w:right w:type="dxa" w:w="80"/>
+            </w:tcMar>
+            <w:vAlign w:val="center"/>
+          </w:tcPr>
+          <w:p>
+            <w:pPr>
+              <w:spacing w:after="20" w:line="264" w:lineRule="auto"/>
+              <w:jc w:val="right"/>
+            </w:pPr>
+            <w:r>
+              <w:rPr>
+                <w:rFonts w:ascii="맑은 고딕" w:cs="맑은 고딕" w:eastAsia="맑은 고딕" w:hAnsi="맑은 고딕"/>
+                <w:sz w:val="15"/>
+                <w:szCs w:val="15"/>
+              </w:rPr>
+              <w:t xml:space="preserve">0.095</w:t>
+            </w:r>
+          </w:p>
+        </w:tc>
+        <w:tc>
+          <w:tcPr>
+            <w:tcW w:type="dxa" w:w="928"/>
+            <w:shd w:fill="F4F5F2" w:color="auto" w:val="clear"/>
+            <w:tcMar>
+              <w:top w:type="dxa" w:w="50"/>
+              <w:left w:type="dxa" w:w="80"/>
+              <w:bottom w:type="dxa" w:w="50"/>
+              <w:right w:type="dxa" w:w="80"/>
+            </w:tcMar>
+            <w:vAlign w:val="center"/>
+          </w:tcPr>
+          <w:p>
+            <w:pPr>
+              <w:spacing w:after="20" w:line="264" w:lineRule="auto"/>
+              <w:jc w:val="right"/>
+            </w:pPr>
+            <w:r>
+              <w:rPr>
+                <w:rFonts w:ascii="맑은 고딕" w:cs="맑은 고딕" w:eastAsia="맑은 고딕" w:hAnsi="맑은 고딕"/>
+                <w:sz w:val="15"/>
+                <w:szCs w:val="15"/>
+              </w:rPr>
+              <w:t xml:space="preserve">0.870</w:t>
+            </w:r>
+          </w:p>
+        </w:tc>
+        <w:tc>
+          <w:tcPr>
+            <w:tcW w:type="dxa" w:w="862"/>
+            <w:shd w:fill="F4F5F2" w:color="auto" w:val="clear"/>
+            <w:tcMar>
+              <w:top w:type="dxa" w:w="50"/>
+              <w:left w:type="dxa" w:w="80"/>
+              <w:bottom w:type="dxa" w:w="50"/>
+              <w:right w:type="dxa" w:w="80"/>
+            </w:tcMar>
+            <w:vAlign w:val="center"/>
+          </w:tcPr>
+          <w:p>
+            <w:pPr>
+              <w:spacing w:after="20" w:line="264" w:lineRule="auto"/>
+              <w:jc w:val="right"/>
+            </w:pPr>
+            <w:r>
+              <w:rPr>
+                <w:rFonts w:ascii="맑은 고딕" w:cs="맑은 고딕" w:eastAsia="맑은 고딕" w:hAnsi="맑은 고딕"/>
+                <w:sz w:val="15"/>
+                <w:szCs w:val="15"/>
+              </w:rPr>
+              <w:t xml:space="preserve">0.000</w:t>
+            </w:r>
+          </w:p>
+        </w:tc>
+        <w:tc>
+          <w:tcPr>
+            <w:tcW w:type="dxa" w:w="2054"/>
+            <w:shd w:fill="F4F5F2" w:color="auto" w:val="clear"/>
             <w:tcMar>
               <w:top w:type="dxa" w:w="50"/>
               <w:left w:type="dxa" w:w="80"/>
@@ -23531,7 +23749,7 @@
           <w:sz w:val="21"/>
           <w:szCs w:val="21"/>
         </w:rPr>
-        <w:t xml:space="preserve">검증 1위(#520)는 ‘규칙[관심 주제+수준 일치+모바일·짧은 콘텐츠+로드맵 단계 우선순위](base=연령대+소득분위)’다. 2차본에서 추가한 로드맵 단계 우선순위 신호가 선택되었다. 검증 상위 8개 설정은 모두 규칙 계열이다. 이들은 모두 로드맵 단계 우선순위 신호를 포함하고, 1개가 투자 목적 일치 신호를 포함한다(표 19). 하이브리드(CF 혼합)는 밀도 10%의 희소한 세계에서 규칙을 넘지 못했고, 운영 라우터는 λ=∞(전역 1위로 완전 수축)를 골라 모든 세그먼트에 전역 1위 설정을 배정했으므로 테스트 결과가 전역 1위와 같다(6.4절).</w:t>
+        <w:t xml:space="preserve">검증 1위(#520)는 ‘규칙[관심 주제+수준 일치+모바일·짧은 콘텐츠+로드맵 단계 우선순위](base=연령대+소득분위)’다. 2차본에서 추가한 로드맵 단계 우선순위 신호가 선택되었다. 검증 상위 8개 설정은 모두 규칙 계열이다. 이들은 모두 로드맵 단계 우선순위 신호를 포함하고, 1개가 투자 목적 일치 신호를 포함한다(표 20). 하이브리드(CF 혼합)는 밀도 10%의 희소한 세계에서 규칙을 넘지 못했고, 운영 라우터는 λ=∞(전역 1위로 완전 수축)를 골라 모든 세그먼트에 전역 1위 설정을 배정했으므로 테스트 결과가 전역 1위와 같다(6.4절). ‘세그먼트 인기(A/B 대조군 A)’ 행은 7.3절 온라인 실험의 대조군(성별을 쓰지 않는 세그먼트 인기 설정 중 검증 1위, ‘세그먼트 인기[연령대+소득분위](λ=80)’)을 같은 주차에서 잰 평가 전용 행이며, 화면의 기법 선택에는 넣지 않았다(작은 세그먼트 설정을 API로 고르지 못하게 한 개인정보 원칙, 4.5절).</w:t>
       </w:r>
     </w:p>
     <w:p>
@@ -25475,7 +25693,7 @@
           <w:sz w:val="21"/>
           <w:szCs w:val="21"/>
         </w:rPr>
-        <w:t xml:space="preserve">해석. 노트북의 MLP는 미관측 단원을 0으로 본 것이 아니라 아예 학습하지 않았다. 학습 행은 관측된 시도 83,652건(통과 22.1%)이고, 마지막 학습 손실 0.424는 통과율만 맞히는 상수 예측의 손실 0.528보다 낮아 0으로 붕괴하지도 않았다. 대신 ‘시도한 단원 중 무엇을 통과할까’만 배우고 ‘무엇을 시도할까’는 배우지 못했는데, 다음 주 통과 단원 예측에는 이 부분이 필요하다. 미관측 음성 BPR은 바로 이 공백을 메우므로 v1에서 효과가 컸다. v2에서는 같은 학습 범위에서 유의한 차이가 없었다. 관심 주제·수준·목적·로드맵 규칙 신호가 같은 정보를 이미 담고 있어 더 얻을 것이 적었을 가능성이 있다(가설, 검증은 11월). 또 쌍별 모델은 학습 주에 통과가 없는 사용자를 학습하지 못하므로, 실제로 쓰려면 이런 사용자에게 점별 모델 점수를 섞는 처리가 필요하다(전체 결과가 이 처리에 좌우된다). 정리하면 1차본의 ‘손실 함수가 아니라 목표 불일치가 1차 원인’이라는 문장은 실험 없이 쓴 단정이었다. 실험이 보여 준 것은 음성을 무엇으로 두느냐가 중요하고, 그 효과는 데이터 세계와 학습 범위에 따라 다르다는 점이다. 그래서 이 문장을 정정한다. (2차본 최종 검토에서 쌍별 MLP 2종이 쌍이 없는 사용자를 학습된 사용자로 표시해 대체 점수 대신 학습되지 않은 임베딩으로 점수를 매기던 결함을 찾아 고쳤고, 이 절의 수치는 고친 뒤의 값이다.)</w:t>
+        <w:t xml:space="preserve">해석. 노트북의 MLP는 미관측 단원을 0으로 본 것이 아니라 아예 학습하지 않았다. 학습 행은 관측된 시도 83,652건(통과 22.1%)이고, 마지막 학습 손실 0.424는 통과율만 맞히는 상수 예측의 손실 0.528보다 낮아 0으로 붕괴하지도 않았다. 대신 ‘시도한 단원 중 무엇을 통과할까’만 배우고 ‘무엇을 시도할까’는 배우지 못했는데, 다음 주 통과 단원 예측에는 이 부분이 필요하다. 미관측 음성 BPR은 바로 이 공백을 메우므로 v1에서 효과가 컸다. v2에서는 같은 학습 범위에서 유의한 차이가 없었다. 관심 주제·수준·목적·로드맵 규칙 신호가 같은 정보를 이미 담고 있어 더 얻을 것이 적었을 가능성이 있다(가설, 검증은 11월). 또 쌍별 모델은 학습 주에 통과가 없는 사용자를 학습하지 못하므로, 실제로 쓰려면 이런 사용자에게 점별 모델 점수를 섞는 처리가 필요하다(전체 결과가 이 처리에 좌우된다). 정리하면 1차본의 ‘모델 결함이 아니라 목표 불일치’라는 문장은 실험 없이 쓴 단정이었다. 실험이 보여 준 것은 음성을 무엇으로 두느냐가 중요하고, 그 효과는 데이터 세계와 학습 범위에 따라 다르다는 점이다. 그래서 이 문장을 정정한다. (2차본 최종 검토에서 쌍별 MLP 2종이 쌍이 없는 사용자를 학습된 사용자로 표시해 대체 점수 대신 학습되지 않은 임베딩으로 점수를 매기던 결함을 찾아 고쳤고, 이 절의 수치는 고친 뒤의 값이다.)</w:t>
       </w:r>
     </w:p>
     <w:p>
@@ -26833,7 +27051,7 @@
           <w:sz w:val="21"/>
           <w:szCs w:val="21"/>
         </w:rPr>
-        <w:t xml:space="preserve">λ가 커질수록(세그먼트별 선택을 전역 1위 쪽으로 수축할수록) 검증 교차 성능이 좋아졌다. 운영 라우터(성별 제외)는 λ=3000(0.1406)과 λ=∞(0.1408)가 반복 간 표준편차(약 0.002) 안에서 사실상 같았고 ∞가 근소하게 높아 선택되었다. 그 결과 잎 288개가 모두 전역 1위 설정을 쓴다(잎 챔피언 1종). 1차본(λ=3000)과 결론은 같다. 세그먼트별로 다른 설정을 고를 만큼의 신호가 이 데이터에는 없다는 뜻이며, 실제 로그에서 λ가 작게 선택되는지가 세그먼트 개인화의 가치를 판단하는 기준이 된다. 성별을 포함한 라우터는 λ=3000을 골라 잎 챔피언이 8종이었지만 테스트에서 전역 1위와 유의한 차이가 없었다(−0.0009 [−0.0027, +0.0010]). 성별을 써서 얻는 이득이 확인되지 않으므로 운영에서는 성별을 제외했다.</w:t>
+        <w:t xml:space="preserve">세 라우터 모두 λ=0부터 3000까지는 λ가 커질수록(세그먼트별 선택을 전역 1위 쪽으로 수축할수록) 검증 교차 성능이 좋아졌고, 그 뒤는 라우터마다 다르다. 성별 포함 라우터는 λ=3000(0.14082)과 ∞(0.14081)가 거의 같아 3000이, 성별·소득 제외 라우터는 ∞에서 떨어져(0.1329 → 0.1313) 3000이 선택되었다. 운영 라우터(성별 제외)는 λ=3000(0.1406)과 λ=∞(0.1408)가 반복 간 표준편차(약 0.002) 안에서 사실상 같았고 ∞가 근소하게 높아 선택되었다. 그 결과 잎 288개가 모두 전역 1위 설정을 쓴다(잎 챔피언 1종). 1차본(λ=3000)과 결론은 같다. 세그먼트별로 다른 설정을 고를 만큼의 신호가 이 데이터에는 없다는 뜻이며, 실제 로그에서 λ가 작게 선택되는지가 세그먼트 개인화의 가치를 판단하는 기준이 된다. 성별을 포함한 라우터는 λ=3000을 골라 잎 챔피언이 8종이었지만 테스트에서 전역 1위와 유의한 차이가 없었다(−0.0009 [−0.0027, +0.0010]). 성별을 써서 얻는 이득이 확인되지 않으므로 운영에서는 성별을 제외했다.</w:t>
       </w:r>
     </w:p>
     <w:p>
@@ -29092,7 +29310,7 @@
           <w:sz w:val="21"/>
           <w:szCs w:val="21"/>
         </w:rPr>
-        <w:t xml:space="preserve">운영 라우터의 Top-5 중 53%가 선수 단원을 통과하지 않은 단원이었다. 선수 가드레일을 켜면 위반이 0이 되지만 NDCG@5는 0.1075로 0.026 낮아진다. 원인은 두 가지다. 첫째, 선수 관계가 없는 단원이 4개뿐이어서 통과 기록이 적은 학습자는 가드레일을 통과한 후보가 5개 미만이 된다(후보 5개 미만 51.3%, 실제 추천 목록 5개 미만 52.0%; 차이는 ‘한 단계 위 단원 최대 1개’ 상한 때문이다). 둘째, 모의 세계에서는 선수 단원을 건너뛴 학습자도 상당수 통과하므로(페널티 0.8) 정답 단원이 가드레일에 걸러진다. 즉 이 비용은 ‘선수 관계가 실제로 얼마나 학습 성과를 지배하는가’에 달려 있다.</w:t>
+        <w:t xml:space="preserve">운영 라우터의 Top-5 중 53%가 선수 단원을 통과하지 않은 단원이었다. 선수 가드레일을 켜면 위반이 0이 되지만 NDCG@5는 0.1075로 0.026 낮아진다. 원인은 두 가지다. 첫째, 선수 관계가 없는 단원이 4개뿐이어서 통과 기록이 적은 학습자는 가드레일을 통과한 후보가 5개 미만이 된다(후보 5개 미만 51.3%, 실제 추천 목록 5개 미만 52.0%; 차이는 ‘한 단계 위 단원 최대 1개’ 상한 때문이다). 둘째, 모의 세계의 학습자는 선수 여부와 무관하게 단원을 고르고(선수 미이수는 고른 뒤의 완료·통과 확률만 낮춘다), 선수 단원을 건너뛰고도 상당수 통과하므로(페널티 0.8) 정답 단원이 가드레일에 걸러진다. 즉 이 비용은 ‘선수 관계가 실제로 얼마나 학습 성과를 지배하는가’에 달려 있다.</w:t>
       </w:r>
     </w:p>
     <w:p>
@@ -29106,7 +29324,7 @@
           <w:sz w:val="21"/>
           <w:szCs w:val="21"/>
         </w:rPr>
-        <w:t xml:space="preserve">가드레일을 켜면 Diversity@5도 0.940 → 0.998로 오른다. 이 상승은 목록이 짧아져서가 아니다. 꽉 찬 5개 목록만 봐도 0.940 → 0.997이고, 같은 주제 쌍이 있는 목록의 비율이 46.2% → 1.7%로 줄었다. 같은 주제 안에서는 수준 n−1이 항상 선수 단원이고 통과한 단원은 후보에서 빠지므로, 가드레일 아래에서는 주제마다 후보가 사실상 하나만 남는다(중간 점검 비판의 설명과 같다). 다만 Diversity@5는 모든 방법에서 0.88~1.00으로 높아 방법 간 변별력이 크지 않고, 주제 중복만 재며 수준 다양성은 재지 않는다는 한계가 있다.</w:t>
+        <w:t xml:space="preserve">가드레일을 켜면 Diversity@5도 0.940 → 0.998로 오른다. 이 상승은 목록이 짧아져서가 아니다. 꽉 찬 5개 목록만 봐도 0.940 → 0.997이고, 같은 주제 쌍이 있는 목록의 비율도 46.2% → 3.4%로 줄었다(짧은 목록까지 합한 전체로는 46.2% → 1.7%). 같은 주제 안에서는 수준 n−1이 항상 선수 단원이고 통과한 단원은 후보에서 빠지므로, 가드레일 아래에서는 주제마다 후보가 사실상 하나만 남는다(중간 점검 비판의 설명과 같다). 다만 Diversity@5는 모든 방법에서 0.88~1.00으로 높아 방법 간 변별력이 크지 않고, 주제 중복만 재며 수준 다양성은 재지 않는다는 한계가 있다.</w:t>
       </w:r>
     </w:p>
     <w:p>
@@ -30064,7 +30282,7 @@
           <w:sz w:val="21"/>
           <w:szCs w:val="21"/>
         </w:rPr>
-        <w:t xml:space="preserve">신경망의 낮은 성능은 손실 함수·음성 정의와 학습 범위에 따라 달라진다. 미관측 음성 BPR을 쓰면 노트북 세계에서는 MLP가 유의하게 개선되었고(+0.0531 [+0.0469, +0.0590]), v2에서는 전체로는 유의하게 나빠졌지만(−0.0081 [−0.0123, −0.0037]) 모든 신경망이 학습한 사용자로 좁히면 유의한 차이가 없었다(+0.0014 [−0.0038, +0.0058]). v2 전체의 차이는 쌍별 모델이 학습하지 못하는 사용자(학습 주에 통과 없음)의 대체 점수에서 나온다. 1차본의 ‘손실 함수가 아니라 목표 불일치’라는 단정은 정정했고, v2의 공통 학습 사용자에서 차이가 없었던 원인(규칙 신호와의 정보 중복 가설)과 목적·로드맵 특징을 입력으로 넣은 모델, 쌍이 없는 사용자에게 점별 점수를 섞는 처리는 11월에 비교한다. 새 변형은 하이브리드의 구성 신호로는 넣지 않았고, 단독 설정으로 전역·라우터 선택의 후보였지만 선택되지 않았으며, MLP 학습의 검증 손실은 기록하지 않아 과적합 여부는 산출물로 판단할 수 없다.</w:t>
+        <w:t xml:space="preserve">신경망의 낮은 성능은 손실 함수·음성 정의와 학습 범위에 따라 달라진다. 미관측 음성 BPR을 쓰면 노트북 세계에서는 MLP가 유의하게 개선되었고(+0.0531 [+0.0469, +0.0590]), v2에서는 전체로는 유의하게 나빠졌지만(−0.0081 [−0.0123, −0.0037]) 모든 신경망이 학습한 사용자로 좁히면 유의한 차이가 없었다(+0.0014 [−0.0038, +0.0058]). v2 전체의 차이는 쌍별 모델이 학습하지 못하는 사용자(학습 주에 통과 없음)의 대체 점수에서 나온다. 1차본의 ‘모델 결함이 아니라 목표 불일치’라는 단정은 정정했고, v2의 공통 학습 사용자에서 차이가 없었던 원인(규칙 신호와의 정보 중복 가설)과 목적·로드맵 특징을 입력으로 넣은 모델, 쌍이 없는 사용자에게 점별 점수를 섞는 처리는 11월에 비교한다. 새 변형은 하이브리드의 구성 신호로는 넣지 않았고, 단독 설정으로 전역·라우터 선택의 후보였지만 선택되지 않았으며, MLP 학습의 검증 손실은 기록하지 않아 과적합 여부는 산출물로 판단할 수 없다.</w:t>
       </w:r>
     </w:p>
     <w:p>
@@ -31859,7 +32077,7 @@
                 <w:sz w:val="17"/>
                 <w:szCs w:val="17"/>
               </w:rPr>
-              <w:t xml:space="preserve">오프라인에서는 A vs B가 가장 작은 대비다(인기 0.1037, 가드레일 라우터 0.1075, 가드레일을 끈 라우터 0.1338). 그래도 B를 먼저 보는 이유는 B가 교육 순서를 지키는 실제 서비스 설정이기 때문이다. 오프라인 NDCG는 온라인 통과율과 같지 않으므로, 1단계 효과가 작으면 C를 별도 실험으로 시험한다</w:t>
+              <w:t xml:space="preserve">오프라인 테스트 NDCG@5는 C 0.1338 &gt; A 0.1166 &gt; B 0.1075 순서다(A = 성별을 쓰지 않는 세그먼트 인기 설정 중 검증 1위, 6.3절 결과 표의 ‘세그먼트 인기(A/B 대조군 A)’ 행). B는 A보다 유의하게 낮고(B − A −0.0091 [−0.0135, −0.0054]), C는 A보다 유의하게 높다(C − A +0.0172 [+0.0128, +0.0213]). 오프라인 정답은 선수와 무관하게 단원을 고른 학습자의 실제 통과라서 선수 미이수 단원을 빼는 B가 불리하고, 이 비용의 크기는 선수 효과의 세기에 달려 있다(6.6절 민감도 실험). 그래도 B를 먼저 보는 이유는 B가 교육 순서를 지키는 실제 서비스 설정이고, 선수를 마친 단원을 추천받은 학습자의 통과율이 오르는지는 기록 재생으로 잴 수 없는 질문이기 때문이다. 오프라인 근거가 B에 불리하므로 주 비교는 양측 검정으로 두고(B가 낫다는 단측 가설은 사전 등록하지 않는다), 1단계에서 효과가 없거나 B가 낮으면 C를 별도 실험으로 시험한다</w:t>
             </w:r>
           </w:p>
         </w:tc>
@@ -33518,7 +33736,7 @@
                 <w:sz w:val="18"/>
                 <w:szCs w:val="18"/>
               </w:rPr>
-              <w:t xml:space="preserve">교육 자료 링크 검수(스쿨·사전교육·KRX·가이드북), 퀴즈 문항 확장(단원당 2문항)과 전문가 검수, 세제·규제 문구와 학습 요점의 법령·공지 원문 대조(기본예탁금·ISA·IRP·과표기준가·연금소득세), 나머지 단원의 학습 요점 작성</w:t>
+              <w:t xml:space="preserve">교육 자료 링크 검수(스쿨·사전교육·KRX·가이드북), 퀴즈 문항 확장(진단 단원 18개 × 단원당 2문항)과 전문가 검수, 세제·규제 문구와 학습 요점의 법령·공지 원문 대조(기본예탁금·ISA·IRP·과표기준가·연금소득세), 나머지 단원의 학습 요점 작성</w:t>
             </w:r>
           </w:p>
         </w:tc>
@@ -33545,7 +33763,7 @@
                 <w:sz w:val="18"/>
                 <w:szCs w:val="18"/>
               </w:rPr>
-              <w:t xml:space="preserve">출처 등록부 v2, 문항 40개, 세제·규제 확인표, 학습 요점 확대</w:t>
+              <w:t xml:space="preserve">출처 등록부 v2, 문항 36개, 세제·규제 확인표, 학습 요점 확대</w:t>
             </w:r>
           </w:p>
         </w:tc>
@@ -33599,7 +33817,7 @@
                 <w:sz w:val="18"/>
                 <w:szCs w:val="18"/>
               </w:rPr>
-              <w:t xml:space="preserve">실제 로그 스키마로 파일럿 수집(수업 참여자 또는 모의 사용자 테스트, 가명처리 도구 사용), 선수 페널티 보정 실험, v2에서 BPR 효과가 없었던 원인 분석과 목적·로드맵 특징을 넣은 신경망 비교</w:t>
+              <w:t xml:space="preserve">실제 로그 스키마로 파일럿 수집(수업 참여자 또는 모의 사용자 테스트, 가명처리 도구 사용), 선수 페널티 보정 실험, 공통 학습 사용자에서 미관측 음성 쌍별 MLP가 MLP와 차이가 없었던 원인 분석, 쌍이 없는 사용자에게 점별 점수를 섞는 처리와 목적·로드맵 특징을 넣은 신경망 비교</w:t>
             </w:r>
           </w:p>
         </w:tc>

--- a/docs/report/중간보고서_ETF_교육_콘텐츠_추천시스템.docx
+++ b/docs/report/중간보고서_ETF_교육_콘텐츠_추천시스템.docx
@@ -340,7 +340,7 @@
           <w:sz w:val="21"/>
           <w:szCs w:val="21"/>
         </w:rPr>
-        <w:t xml:space="preserve">파이썬 패키지 etfrec, 카탈로그 v2(단원 66개·선수 관계 80개), 진단 퀴즈 20문항(18개 단원), 세제·규제 단원 학습 요점, 로드맵 엔진, ETF 유형 분류 10종, 학습 파이프라인(설정 2,640개, 신호 163개, QA 116/116건), FastAPI 서버와 11단계 웹 UI ‘학습 설계 스튜디오’, 자동화 테스트 87건과 Playwright UI 점검 스크립트(5절).</w:t>
+        <w:t xml:space="preserve">파이썬 패키지 etfrec, 카탈로그 v2(단원 66개·선수 관계 80개), 진단 퀴즈 20문항(18개 단원), 세제·규제 단원 학습 요점, 로드맵 엔진, ETF 유형 분류 10종, 학습 파이프라인(설정 2,640개, 신호 163개, QA 116/116건), FastAPI 서버와 11단계 웹 UI ‘학습 설계 스튜디오’, 자동화 테스트 94건과 Playwright UI 점검 스크립트(5절).</w:t>
       </w:r>
     </w:p>
     <w:p>
@@ -8137,7 +8137,7 @@
           <w:sz w:val="20"/>
           <w:szCs w:val="20"/>
         </w:rPr>
-        <w:t xml:space="preserve">이 개발 환경은 한국 공공·금융 도메인으로의 네트워크 접근이 차단되어 있어(2026-10-14 재확인) 실제 수집은 하지 못했다. 대신 요청 헤더·주소·응답 파싱·페이지 넘김·빈 응답·호출 상한·상태 기록·시세 결합을 가짜 응답으로 검사하는 테스트 24건(tests/test_sources.py)을 두었다. 실제 수집은 키를 발급받은 뒤 로컬 환경에서 실행해 엔드포인트 경로·필드명을 실제 응답으로 확인할 예정이다(8절 일정). 출처 표의 메뉴 이름·이용 조건과 금융투자교육원 사전교육(약 1시간, 수료 후 증권사에 이수번호 등록)은 검색으로 확인했고, 공공데이터포털 API 2건은 요청 변수·무료·JSON/XML 제공을 검색 결과에서 확인했다.</w:t>
+        <w:t xml:space="preserve">이 개발 환경은 한국 공공·금융 도메인으로의 네트워크 접근이 차단되어 있어(2026-10-14 재확인) 실제 수집은 하지 못했다. 대신 요청 헤더·주소·응답 파싱·페이지 넘김·빈 응답·호출 상한·상태 기록·시세 결합을 가짜 응답으로 검사하는 테스트 25건(tests/test_sources.py)을 두었다. 실제 수집은 키를 발급받은 뒤 로컬 환경에서 실행해 엔드포인트 경로·필드명을 실제 응답으로 확인할 예정이다(8절 일정). 출처 표의 메뉴 이름·이용 조건과 금융투자교육원 사전교육(약 1시간, 수료 후 증권사에 이수번호 등록)은 검색으로 확인했고, 공공데이터포털 API 2건은 요청 변수·무료·JSON/XML 제공을 검색 결과에서 확인했다.</w:t>
       </w:r>
     </w:p>
     <w:p>
@@ -9845,7 +9845,7 @@
                 <w:sz w:val="16"/>
                 <w:szCs w:val="16"/>
               </w:rPr>
-              <w:t xml:space="preserve">학습자 단위 표라 k-익명 표가 아님. 학습자 조회 API는 로컬 실행에서만 기본으로 켜고 다른 주소로 열면 --expose-learners가 있어야 켬. 서빙 API로 고를 수 있는 기법은 화면의 기법 목록뿐(임의 설정 번호는 개발 모드)</w:t>
+              <w:t xml:space="preserve">학습자 단위 표라 k-익명 표가 아님. 학습자 조회 API와 추천·비교·로드맵·유형 API의 learner_id(기준 학습자 번호) 입력은 로컬 실행에서만 기본으로 켜고 다른 주소로 열면 --expose-learners가 있어야 켬(꺼져 있으면 403). 서빙 API로 고를 수 있는 기법은 화면의 기법 목록뿐(임의 설정 번호는 개발 모드)</w:t>
             </w:r>
           </w:p>
         </w:tc>
@@ -10165,7 +10165,7 @@
                 <w:sz w:val="15"/>
                 <w:szCs w:val="15"/>
               </w:rPr>
-              <w:t xml:space="preserve">API 최소화: /api/learners·학습자 상세는 연령대·소득분위 코드와 이름만 반환하고, 소득 미입력 대체값은 학습 때 저장한 중앙값(집계)을 쓴다. 학습자 조회 API는 로컬 주소(127.0.0.1)로 띄울 때만 기본으로 켜지고, 다른 주소로 열면 --expose-learners를 줄 때만 켜진다. API로 고를 수 있는 기법은 화면의 기법 목록(기법군 1위·라우터)뿐이고 임의 설정 번호는 개발 모드에서만 받는다</w:t>
+              <w:t xml:space="preserve">API 최소화: /api/learners·학습자 상세는 연령대·소득분위 코드와 이름만 반환하고, 소득 미입력 대체값은 학습 때 저장한 중앙값(집계)을 쓴다. 학습자 조회 API와 추천·비교·로드맵·유형 API의 learner_id(기준 학습자 번호) 입력은 로컬 주소(127.0.0.1)로 띄울 때만 기본으로 켜지고, 다른 주소로 열면 --expose-learners를 줄 때만 켜진다. API로 고를 수 있는 기법은 화면의 기법 목록(기법군 1위·라우터)뿐이고 임의 설정 번호는 개발 모드에서만 받는다</w:t>
             </w:r>
           </w:p>
         </w:tc>
@@ -10220,7 +10220,7 @@
                 <w:sz w:val="15"/>
                 <w:szCs w:val="15"/>
               </w:rPr>
-              <w:t xml:space="preserve">저장 설계 최소화: /api/designs는 쓰기 전에 연령·연소득 원값을 구간 코드로 바꾸고(숫자로 읽을 수 없으면 버림), 설계 이름과 모든 문자열의 연령·소득 표현(예: 45세, 45세 이상, 연봉 5,000만원, 연소득은 7천만원, 1억 2천만원)을 구간 이름으로 가리며, 이벤트의 일·분은 버리고 시각은 4개 시간대로 바꾼다. 그 밖의 표현(이름 등)은 가리지 못한다</w:t>
+              <w:t xml:space="preserve">저장 설계 최소화: /api/designs는 쓰기 전에 연령·연소득 원값을 구간 코드로 바꾸고(숫자로 읽을 수 없으면 버림), 설계 이름과 모든 문자열의 연령·소득 표현(예: 45세, 45세 이상, 연봉 5,000만원, 연소득은 7천만원)과 키워드 없이 쓴 금액(1억 2천만원, 5천만원, 7000만원; 소득으로 보고 통째로)을 구간 이름으로 가리며, 이벤트의 일·분은 버리고 시각은 4개 시간대로 바꾼다. 그 밖의 표현(이름 등)은 가리지 못한다</w:t>
             </w:r>
           </w:p>
         </w:tc>
@@ -11797,7 +11797,7 @@
           <w:sz w:val="21"/>
           <w:szCs w:val="21"/>
         </w:rPr>
-        <w:t xml:space="preserve">20문항(수준 1 9개·수준 2 6개·수준 3 5개, 18개 단원; 2차본에서 ISA·과표기준가·IRP 70% 한도·기본예탁금 문항 추가)으로 구성했고 각 문항은 카탈로그 단원 하나에 대응한다(부록 B). 해외 ETF 3과 연금계좌 ETF 2에는 문항이 둘씩 있어, 두 문항을 모두 답하고 맞혀야 그 단원을 ‘진단 통과’로 기록하고(하나만 답하면 판정 보류) 이벤트는 단원마다 한 번만 만든다. 레버리지 거래 요건 문항(q20)은 규제 상식이라 변동성 위험 단원 전체를 검사하지 못하므로 수준 판정에만 쓰고 단원을 통과 처리하지 않는다. 정답 위치는 보기 네 자리에 다섯 개씩 나눴다(1차본은 16문항 중 13문항이 두 번째 보기였다). 정답률은 답한 문항으로 계산하되, 수준마다 최소 응답 수를 둔다(몇 문항만 골라 답해 높은 수준이 나오지 않게). 수준1 문항 5개·수준2 문항 3개 이상을 답하고 수준 1 정답률 60% 이상, 수준 2 정답률 50% 이상이면 수준 2, 여기에 수준3 문항 3개 이상을 답하고 수준 2 정답률 75% 이상, 서로 다른 주제의 수준 3 문항 2개 이상 정답, 수준 3 정답률 60% 이상이면 수준 3이다. 최소 응답 수를 못 채운 수준은 판정을 보류하고 그 아래 수준에서 시작한다. 틀린 문항은 기록하지 않고(진단은 배치이지 실패 기록이 아니다) 정답과 해설을 보여 준다.</w:t>
+        <w:t xml:space="preserve">20문항(수준 1 9개·수준 2 6개·수준 3 5개, 18개 단원; 2차본에서 ISA·과표기준가·IRP 70% 한도·기본예탁금 문항 추가)으로 구성했고 각 문항은 카탈로그 단원 하나에 대응한다(부록 B). 해외 ETF 3과 연금계좌 ETF 2에는 문항이 둘씩 있어, 두 문항을 모두 답하고 맞혀야 그 단원을 ‘진단 통과’로 기록하고(하나만 답하면 판정 보류) 이벤트는 단원마다 한 번만 만든다. 레버리지 거래 요건 문항(q20)은 규제 상식이라 변동성 위험 단원 전체를 검사하지 못하므로 수준 판정에만 쓰고 단원을 통과 처리하지 않는다. 정답 위치는 보기 네 자리에 다섯 개씩 나눴다(1차본은 16문항 중 13문항이 두 번째 보기였다). 정답률은 답한 문항으로 계산하되, 수준마다 최소 응답 수를 둔다(몇 문항만 골라 답해 높은 수준이 나오지 않게). 수준1 문항 5개·수준2 문항 3개 이상을 답하고 수준 1 정답률 60% 이상, 수준 2 정답률 50% 이상이면 수준 2, 여기에 수준3 문항 3개 이상을 답하고 수준 2 정답률 75% 이상, 서로 다른 주제의 수준 3 문항 2개 이상 정답, 수준 3 정답률 60% 이상이면 수준 3이다. 최소 응답 수를 못 채운 수준은 판정을 보류하고 그 아래 수준에서 시작한다. ‘진단 통과’ 이벤트는 통과 단원 표시에만 쓰고 수준 갱신 규칙(자기 수준보다 높은 단원의 퀴즈 통과 → +1)에는 넣지 않는다. 수준은 이미 퀴즈 판정에 반영되어 있어, 넣으면 보류한 수준이 다시 올라가기 때문이다. 틀린 문항은 기록하지 않고(진단은 배치이지 실패 기록이 아니다) 정답과 해설을 보여 준다.</w:t>
       </w:r>
     </w:p>
     <w:p>
@@ -13911,7 +13911,7 @@
                 <w:sz w:val="18"/>
                 <w:szCs w:val="18"/>
               </w:rPr>
-              <w:t xml:space="preserve">테스트 주차(3주)에서 사용자 평균 NDCG@5·Hit@5·Diversity@5·선수 미이수 비율·짧은 목록 비율, 사용자 단위 쌍 부트스트랩 500회로 전역 1위 대비 차이의 95% 구간. 학습 QA 116건 모두 통과: 가드레일·중복 80, 지표 함수 일치 7, 신경망 학습 확인 9(쌍별 모델은 쌍 사용자만 학습했는지 포함), 활성 지표 항등식·순위 3, 이벤트 논리 2, Top-K 형식 2, 누수 검사 1(기준 주 이후 행을 섞어도 스냅샷 특징이 같음), 개인정보 5, 기타 데이터·선택 검사 7. 오프라인/온라인 Top-5 일치는 자동화 테스트(test_offline_online_parity)로, 재현성은 같은 seed로 다시 학습해 결과 파일을 비교하는 방식(v1 회귀 스크립트)으로 확인한다.</w:t>
+              <w:t xml:space="preserve">테스트 주차(3주)에서 사용자 평균 NDCG@5·Hit@5·Diversity@5·선수 미이수 비율·짧은 목록 비율, 사용자 단위 쌍 부트스트랩 500회로 전역 1위 대비 차이의 95% 구간. 학습 QA 116건 모두 통과: 가드레일·중복 80, 지표 함수 일치 7, 신경망 학습 확인 9(쌍별 모델은 쌍 사용자만 학습했는지 포함), 활성 지표 항등식·순위 3, 이벤트 논리 2, Top-K 형식 2, 누수 검사 1(기준 주 이후 행의 모든 열을 섞고 행을 더한 로그와 이후 행을 지운 로그로 만든 특징 저장소가 모든 필드에서 같음), 개인정보 5, 기타 데이터·선택 검사 7. 오프라인/온라인 Top-5 일치는 자동화 테스트(test_offline_online_parity)로, 재현성은 같은 seed로 다시 학습해 결과 파일을 비교하는 방식(v1 회귀 스크립트)으로 확인한다.</w:t>
             </w:r>
           </w:p>
         </w:tc>
@@ -15973,7 +15973,7 @@
                 <w:sz w:val="18"/>
                 <w:szCs w:val="18"/>
               </w:rPr>
-              <w:t xml:space="preserve">가짜 응답 테스트 24건. 개발 환경의 네트워크 제한으로 실제 수집은 키 발급 후 로컬에서 실행 예정</w:t>
+              <w:t xml:space="preserve">가짜 응답 테스트 25건. 개발 환경의 네트워크 제한으로 실제 수집은 키 발급 후 로컬에서 실행 예정</w:t>
             </w:r>
           </w:p>
         </w:tc>
@@ -16053,7 +16053,7 @@
                 <w:sz w:val="18"/>
                 <w:szCs w:val="18"/>
               </w:rPr>
-              <w:t xml:space="preserve">개인정보 QA 5건, 테스트 20건. 권한 분리·반출 심사 같은 조직 정책은 코드가 강제하지 않음</w:t>
+              <w:t xml:space="preserve">개인정보 QA 5건, 테스트 21건. 권한 분리·반출 심사 같은 조직 정책은 코드가 강제하지 않음</w:t>
             </w:r>
           </w:p>
         </w:tc>
@@ -16299,7 +16299,7 @@
                 <w:sz w:val="18"/>
                 <w:szCs w:val="18"/>
               </w:rPr>
-              <w:t xml:space="preserve">pytest 87건(지표 일치·가드레일·로드맵·퀴즈·도메인 규칙·KRX 분류·수집 정책·개인정보·파서·파이프라인·API·오프라인/온라인 일치, 전체 재현 1건은 옵션)</w:t>
+              <w:t xml:space="preserve">pytest 94건(지표 일치·가드레일·로드맵·퀴즈·도메인 규칙·KRX 분류·수집 정책·개인정보·파서·파이프라인·API·오프라인/온라인 일치, 전체 재현 1건은 옵션)</w:t>
             </w:r>
           </w:p>
         </w:tc>
@@ -26985,7 +26985,7 @@
       <w:r>
         <w:drawing>
           <wp:inline distT="0" distB="0" distL="0" distR="0">
-            <wp:extent cx="5905500" cy="3429000"/>
+            <wp:extent cx="5905500" cy="3571875"/>
             <wp:effectExtent t="0" r="0" b="0" l="0"/>
             <wp:docPr id="1" name="" descr="" title=""/>
             <wp:cNvGraphicFramePr>
@@ -27010,7 +27010,7 @@
                   <pic:spPr bwMode="auto">
                     <a:xfrm>
                       <a:off x="0" y="0"/>
-                      <a:ext cx="5905500" cy="3429000"/>
+                      <a:ext cx="5905500" cy="3571875"/>
                     </a:xfrm>
                     <a:prstGeom prst="rect">
                       <a:avLst/>
@@ -29244,7 +29244,7 @@
       <w:r>
         <w:drawing>
           <wp:inline distT="0" distB="0" distL="0" distR="0">
-            <wp:extent cx="5905500" cy="3648075"/>
+            <wp:extent cx="5905500" cy="3667125"/>
             <wp:effectExtent t="0" r="0" b="0" l="0"/>
             <wp:docPr id="1" name="" descr="" title=""/>
             <wp:cNvGraphicFramePr>
@@ -29269,7 +29269,7 @@
                   <pic:spPr bwMode="auto">
                     <a:xfrm>
                       <a:off x="0" y="0"/>
-                      <a:ext cx="5905500" cy="3648075"/>
+                      <a:ext cx="5905500" cy="3667125"/>
                     </a:xfrm>
                     <a:prstGeom prst="rect">
                       <a:avLst/>
@@ -35543,7 +35543,7 @@
                 <w:sz w:val="16"/>
                 <w:szCs w:val="16"/>
               </w:rPr>
-              <w:t xml:space="preserve">learner_id 또는 learner{age, goal, horizon, risk, interests, placement, diagnosis, events…}, k, algorithm, guardrail{block_gap, plus_one_max, exclude_passed, prereq_block}, topic_cap, overrides, assume_passed</w:t>
+              <w:t xml:space="preserve">learner_id(학습자 조회가 켜진 서버에서만) 또는 learner{age, goal, horizon, risk, interests, placement, diagnosis, events…}, k, algorithm, guardrail{block_gap, plus_one_max, exclude_passed, prereq_block}(생략하면 화면 기본: 선수 단원 차단 켬), topic_cap, overrides, assume_passed(카탈로그 범위 안 단원 번호)</w:t>
             </w:r>
           </w:p>
         </w:tc>
@@ -35625,7 +35625,7 @@
                 <w:sz w:val="16"/>
                 <w:szCs w:val="16"/>
               </w:rPr>
-              <w:t xml:space="preserve">learner_id 또는 learner, assume_passed, overrides</w:t>
+              <w:t xml:space="preserve">learner_id(학습자 조회가 켜진 서버에서만) 또는 learner, assume_passed, overrides</w:t>
             </w:r>
           </w:p>
         </w:tc>
@@ -40406,7 +40406,7 @@
           <w:sz w:val="17"/>
           <w:szCs w:val="17"/>
         </w:rPr>
-        <w:t xml:space="preserve">pytest -q                                                     # 자동화 테스트 87건 중 기본 실행 86건 (약 30초)</w:t>
+        <w:t xml:space="preserve">pytest -q                                                     # 자동화 테스트 94건 중 기본 실행 93건 (약 30초)</w:t>
       </w:r>
     </w:p>
     <w:p>
@@ -40436,7 +40436,22 @@
           <w:sz w:val="17"/>
           <w:szCs w:val="17"/>
         </w:rPr>
-        <w:t xml:space="preserve">node scripts/ui_walkthrough.mjs http://127.0.0.1:8000 docs/screens          # Playwright 화면 점검·캡처</w:t>
+        <w:t xml:space="preserve">node scripts/ui_walkthrough.mjs http://127.0.0.1:8000 docs/screens          # Playwright 화면 점검·캡처(서버를 먼저 띄움)</w:t>
+      </w:r>
+    </w:p>
+    <w:p>
+      <w:pPr>
+        <w:shd w:fill="F1F3F0" w:color="auto" w:val="clear"/>
+        <w:spacing w:after="40"/>
+        <w:ind w:left="240"/>
+      </w:pPr>
+      <w:r>
+        <w:rPr>
+          <w:rFonts w:ascii="Consolas" w:cs="Consolas" w:eastAsia="Consolas" w:hAnsi="Consolas"/>
+          <w:sz w:val="17"/>
+          <w:szCs w:val="17"/>
+        </w:rPr>
+        <w:t xml:space="preserve">docs/report/build/build.sh                                   # 그림 → report_data.json → 두 보고서(Word), node와 npm i docx 필요</w:t>
       </w:r>
     </w:p>
     <w:p>
@@ -40458,7 +40473,7 @@
           <w:sz w:val="19"/>
           <w:szCs w:val="19"/>
         </w:rPr>
-        <w:t xml:space="preserve">표 33. 자동화 테스트(수집 87건)</w:t>
+        <w:t xml:space="preserve">표 33. 자동화 테스트(수집 94건)</w:t>
       </w:r>
     </w:p>
     <w:tbl>
@@ -40618,7 +40633,7 @@
                 <w:sz w:val="17"/>
                 <w:szCs w:val="17"/>
               </w:rPr>
-              <w:t xml:space="preserve">tests/test_pipeline_service.py (16건)</w:t>
+              <w:t xml:space="preserve">tests/test_pipeline_service.py (17건)</w:t>
             </w:r>
           </w:p>
         </w:tc>
@@ -40673,7 +40688,7 @@
                 <w:sz w:val="17"/>
                 <w:szCs w:val="17"/>
               </w:rPr>
-              <w:t xml:space="preserve">tests/test_roadmap_sources.py (14건)</w:t>
+              <w:t xml:space="preserve">tests/test_roadmap_sources.py (16건)</w:t>
             </w:r>
           </w:p>
         </w:tc>
@@ -40728,7 +40743,7 @@
                 <w:sz w:val="17"/>
                 <w:szCs w:val="17"/>
               </w:rPr>
-              <w:t xml:space="preserve">tests/test_sources.py (24건)</w:t>
+              <w:t xml:space="preserve">tests/test_sources.py (25건)</w:t>
             </w:r>
           </w:p>
         </w:tc>
@@ -40783,7 +40798,7 @@
                 <w:sz w:val="17"/>
                 <w:szCs w:val="17"/>
               </w:rPr>
-              <w:t xml:space="preserve">tests/test_privacy.py (20건)</w:t>
+              <w:t xml:space="preserve">tests/test_privacy.py (21건)</w:t>
             </w:r>
           </w:p>
         </w:tc>
@@ -40838,7 +40853,7 @@
                 <w:sz w:val="17"/>
                 <w:szCs w:val="17"/>
               </w:rPr>
-              <w:t xml:space="preserve">tests/test_nlparse.py (10건)</w:t>
+              <w:t xml:space="preserve">tests/test_nlparse.py (12건)</w:t>
             </w:r>
           </w:p>
         </w:tc>

--- a/docs/report/중간보고서_ETF_교육_콘텐츠_추천시스템.docx
+++ b/docs/report/중간보고서_ETF_교육_콘텐츠_추천시스템.docx
@@ -2399,7 +2399,7 @@
           <w:sz w:val="21"/>
           <w:szCs w:val="21"/>
         </w:rPr>
-        <w:t xml:space="preserve">특정 ETF 상품의 매수·매도 권유 금지(화면·API 응답에 고지문 포함), 성별을 운영 라우터에서 제외, 요청 중 재학습 없음(미리 학습된 번들만 사용), 교육 자료는 링크·출처만 저장하고 본문을 복제하지 않음.</w:t>
+        <w:t xml:space="preserve">특정 ETF 상품의 매수·매도 권유 금지(모든 화면과 추천을 담은 API 응답에 고지문 포함), 성별을 운영 라우터에서 제외, 요청 중 재학습 없음(미리 학습된 번들만 사용), 교육 자료는 링크·출처만 저장하고 본문을 복제하지 않음.</w:t>
       </w:r>
     </w:p>
     <w:p>
@@ -3329,7 +3329,7 @@
                 <w:sz w:val="16"/>
                 <w:szCs w:val="16"/>
               </w:rPr>
-              <w:t xml:space="preserve">비교 기준선(테스트 보고 설정: 사용자 CF(k=100, 인구통계[age+inc+gender] w=0.5)), CF 신뢰도 게이트 n/(n+10) 적용</w:t>
+              <w:t xml:space="preserve">비교 기준선(테스트 보고 설정: 사용자 CF(k=100, 인구통계[age+inc+gender] w=0.5)). CF 항이 비CF 항과 섞인 하이브리드에서는 아이템 반응 근거 n_i/(n_i+10)로 CF 비중을 줄인다(단독 CF 설정에는 적용하지 않음)</w:t>
             </w:r>
           </w:p>
         </w:tc>
@@ -3383,7 +3383,7 @@
                 <w:sz w:val="16"/>
                 <w:szCs w:val="16"/>
               </w:rPr>
-              <w:t xml:space="preserve">단원 간 수축 코사인 유사도(λ ∈ {0, 5, 10, 30}, 신뢰도 가중 여부; 8개 설정)로 ‘함께 통과한 단원’ 점수</w:t>
+              <w:t xml:space="preserve">단원 간 수축 코사인 유사도(λ ∈ {0, 5, 10, 30}, 신뢰도 가중 여부; 8개 설정)로 ‘함께 학습(시도)한 단원’ 점수(조회만 한 시도도 함께 나온 것으로 셈)</w:t>
             </w:r>
           </w:p>
         </w:tc>
@@ -8334,7 +8334,7 @@
           <w:sz w:val="21"/>
           <w:szCs w:val="21"/>
         </w:rPr>
-        <w:t xml:space="preserve">연령·소득·성별 효과는 가정값이며 ‘--effect 0’ 위약 세계에서 인구통계를 쓰는 설정의 이점이 사라지는지로 파이프라인이 없는 효과를 만들어 내지 않는지 확인한다.</w:t>
+        <w:t xml:space="preserve">연령·소득·성별 효과는 가정값이다. 파이프라인이 없는 효과를 만들어 내지 않는지는 연령·연소득·성별 열을 학습자 사이에서 열마다 섞은 위약 세계(학습자 15,000명, scripts/placebo_check.py)로 확인했다. 검증 1위는 인구통계를 쓰지 않는 ‘아이템 CF(λ=10, confidence) ⊕ 규칙[관심 주제+수준 일치] (α_u, λ=30)’였고(인구통계 미사용 1위와의 차이 +0.0000 [+0.0000, +0.0000]), 성별·소득 세그먼트를 쓰는 라우터도 쓰지 않는 라우터보다 낫지 않았다(성별 포함 − 성별·소득 제외 −0.0008 [−0.0021, +0.0005], 성별 제외 − 성별·소득 제외 −0.0013 [−0.0024, −0.0002]). 즉 위약 세계에서는 인구통계의 거짓 이점이 나타나지 않았다. 섞지 않은 원래 세계에서는 인구통계(연령대·소득분위)를 쓰는 설정이 검증 1위였고 인구통계 미사용 1위가 테스트에서 −0.0097 [−0.0135, −0.0063]였다. 1차본은 ‘--effect 0 위약 세계’로 확인한다고 썼지만 실행하지 않았고, 그 세계는 위약도 아니다(연령·소득이 목적·경험·성향·기기를 거쳐 행동에 남는다).</w:t>
       </w:r>
     </w:p>
     <w:p>
@@ -10634,7 +10634,7 @@
           <w:sz w:val="21"/>
           <w:szCs w:val="21"/>
         </w:rPr>
-        <w:t xml:space="preserve">모든 화면과 API 응답에 ‘특정 ETF의 매수·매도를 권유하지 않는다’는 고지와 ‘유형 안내는 학습 순서를 돕기 위한 분류이지 개별 상품의 적합성 판단이 아니다’라는 문구를 넣었고, 단원 제목에 금칙어(수익 보장·추천 종목 등)가 없는지 검사한다.</w:t>
+        <w:t xml:space="preserve">모든 화면과 추천을 담은 API 응답(추천·첫 방문 추천·비교·로드맵·유형)에 ‘특정 ETF의 매수·매도를 권유하지 않는다’는 고지를 넣고, ETF 유형이 들어가는 로드맵·유형 응답과 유형 화면에는 ‘유형 안내는 학습 순서를 돕기 위한 분류이지 개별 상품의 적합성 판단이 아니다’라는 문구를 더했으며(테스트로 확인), 단원 제목에 금칙어(수익 보장·추천 종목 등)가 없는지 검사한다.</w:t>
       </w:r>
     </w:p>
     <w:p>
@@ -31381,7 +31381,7 @@
                 <w:sz w:val="18"/>
                 <w:szCs w:val="18"/>
               </w:rPr>
-              <w:t xml:space="preserve">테스트 사용자 40명 전원 불변</w:t>
+              <w:t xml:space="preserve">테스트 사용자 6,544명 전원 불변(번들 v2, 서비스 기본 가드레일)</w:t>
             </w:r>
           </w:p>
         </w:tc>
@@ -32131,7 +32131,7 @@
                 <w:sz w:val="17"/>
                 <w:szCs w:val="17"/>
               </w:rPr>
-              <w:t xml:space="preserve">테스트 기간 상한은 단계별 8주. 8주 안에 1단계를 끝내려면 하루 진단 완료 신규 학습자가 MDE 2%p 기준 약 249명, 3%p 기준 약 112명 필요하다. 시작 전 2주의 실제 유입으로 MDE를 사전 등록하고, 상한에 도달하면 결과를 ‘판정 보류’로 보고한다</w:t>
+              <w:t xml:space="preserve">테스트 기간 상한은 단계별 8주. 주 지표가 노출 후 7일 결과라 등록은 앞의 49일 안에 끝나야 하므로, 8주 안에 1단계를 끝내려면 하루 진단 완료 신규 학습자가 MDE 2%p 기준 약 284명, 3%p 기준 약 128명 필요하다. 시작 전 2주의 실제 유입으로 MDE를 사전 등록하고, 상한에 도달하면 결과를 ‘판정 보류’로 보고한다</w:t>
             </w:r>
           </w:p>
         </w:tc>
@@ -33236,7 +33236,7 @@
                 <w:sz w:val="18"/>
                 <w:szCs w:val="18"/>
               </w:rPr>
-              <w:t xml:space="preserve">운영 설정의 테스트 NDCG@5가 인기·무작위보다 유의하게 높음(사용자 단위 쌍 부트스트랩 95% 구간이 0을 포함하지 않음) — 현재 충족(인기 대비 +0.0301 [+0.0251, +0.0343], 무작위 대비 +0.0932 [+0.0868, +0.0994])</w:t>
+              <w:t xml:space="preserve">운영 라우터의 테스트 NDCG@5가 인기·무작위보다 유의하게 높음(사용자 단위 쌍 부트스트랩 95% 구간이 0을 포함하지 않음). 서비스 기본(선수 가드레일 켬): 충족(인기 대비 +0.0038 [+0.0006, +0.0072], 무작위 대비 +0.0669 [+0.0605, +0.0737] — 인기 대비 여유가 작음). 가드레일 끔: 충족(인기 대비 +0.0301 [+0.0251, +0.0343], 무작위 대비 +0.0932 [+0.0868, +0.0994])</w:t>
             </w:r>
           </w:p>
         </w:tc>
@@ -33346,7 +33346,7 @@
                 <w:sz w:val="18"/>
                 <w:szCs w:val="18"/>
               </w:rPr>
-              <w:t xml:space="preserve">성별 뒤집기 불변 100%. 집단별 NDCG 격차는 전체·활성 두 기준으로 보고하고 활성 기준에서도 남는 격차는 원인을 분석한다(현재 학습활동 집단은 활성 기준 0.318 vs 0.215로 분석 과제). 같은 변수 안의 심화 노출 비율 격차 5%p 이내 — 현재 미충족(최대 소득분위 0.132, 6.5절)</w:t>
+              <w:t xml:space="preserve">성별 뒤집기 불변 100%(현재 번들 v2 테스트 사용자 6,544명 전원 불변). 집단별 NDCG 격차는 전체·활성 두 기준으로 보고하고 활성 기준에서도 남는 격차는 원인을 분석한다(현재 학습활동 집단은 활성 기준 0.318 vs 0.215로 분석 과제). 같은 변수 안의 심화 노출 비율 격차 5%p 이내 — 현재 미충족(최대 소득분위 0.132, 6.5절)</w:t>
             </w:r>
           </w:p>
         </w:tc>
@@ -33456,7 +33456,7 @@
                 <w:sz w:val="18"/>
                 <w:szCs w:val="18"/>
               </w:rPr>
-              <w:t xml:space="preserve">요청당 응답 100ms 이하, 요청 중 재학습 없음, 모든 응답에 고지문 — 현재 충족(로컬 측정 중앙값: 기존 학습자 약 11ms, 새 학습자 약 22ms, 최대 40ms)</w:t>
+              <w:t xml:space="preserve">요청당 응답 100ms 이하, 요청 중 재학습 없음, 추천을 담은 모든 응답과 화면에 고지문 — 현재 충족(로컬 측정 중앙값: 기존 학습자 약 11ms, 새 학습자 약 22ms, 최대 40ms)</w:t>
             </w:r>
           </w:p>
         </w:tc>
@@ -34464,7 +34464,7 @@
                 <w:sz w:val="18"/>
                 <w:szCs w:val="18"/>
               </w:rPr>
-              <w:t xml:space="preserve">위약 세계 검사, 파일럿 로그로 선수 페널티·CF 비중 보정</w:t>
+              <w:t xml:space="preserve">위약 세계 점검(인구통계 열 섞기: 거짓 이점 없음 확인, 4.4절), 파일럿 로그로 선수 페널티·CF 비중 보정</w:t>
             </w:r>
           </w:p>
         </w:tc>
@@ -35243,7 +35243,7 @@
                 <w:sz w:val="16"/>
                 <w:szCs w:val="16"/>
               </w:rPr>
-              <w:t xml:space="preserve">번들 생성 시각, 운영 라우터, 목적·기간 사전, 유형 이름, 설정 수, 가드레일 기본값</w:t>
+              <w:t xml:space="preserve">번들 생성 시각, 운영 라우터, 목적·기간 사전, 유형 이름, 설정 수, 요청에서 생략할 때의 가드레일(선수 차단 켬)과 오프라인 평가 가드레일(선수 차단 끔), 학습자 조회 켜짐 여부</w:t>
             </w:r>
           </w:p>
         </w:tc>
@@ -35706,7 +35706,7 @@
                 <w:sz w:val="16"/>
                 <w:szCs w:val="16"/>
               </w:rPr>
-              <w:t xml:space="preserve">learner 또는 goal, risk, assume_passed</w:t>
+              <w:t xml:space="preserve">learner_id(학습자 조회가 켜진 서버에서만) 또는 learner, 또는 goal·risk, assume_passed</w:t>
             </w:r>
           </w:p>
         </w:tc>
@@ -35951,7 +35951,7 @@
                 <w:sz w:val="16"/>
                 <w:szCs w:val="16"/>
               </w:rPr>
-              <w:t xml:space="preserve">learner, methods</w:t>
+              <w:t xml:space="preserve">learner_id(학습자 조회가 켜진 서버에서만) 또는 learner, methods, guardrail(생략 시 화면 기본)</w:t>
             </w:r>
           </w:p>
         </w:tc>
@@ -40271,7 +40271,7 @@
           <w:sz w:val="21"/>
           <w:szCs w:val="21"/>
         </w:rPr>
-        <w:t xml:space="preserve">아래 명령으로 전체를 재현할 수 있다(Python 3.11 이상, 약 3분).</w:t>
+        <w:t xml:space="preserve">아래 명령으로 전체를 재현할 수 있다(Python 3.11 이상. 걸리는 시간은 명령마다 적었다: 학습 한 번 약 3분).</w:t>
       </w:r>
     </w:p>
     <w:p>
@@ -40376,7 +40376,7 @@
           <w:sz w:val="17"/>
           <w:szCs w:val="17"/>
         </w:rPr>
-        <w:t xml:space="preserve">python scripts/regression_check.py                           # 노트북 B(v1) 기록과 5자리 일치 확인</w:t>
+        <w:t xml:space="preserve">python scripts/regression_check.py artifacts/bundle_v1     # 노트북 B(v1) 세계를 학습해 bundle_v1 저장, 기록과 5자리 일치 확인(약 2~3분)</w:t>
       </w:r>
     </w:p>
     <w:p>
@@ -40391,7 +40391,22 @@
           <w:sz w:val="17"/>
           <w:szCs w:val="17"/>
         </w:rPr>
-        <w:t xml:space="preserve">python scripts/prereq_sensitivity.py docs/results/prereq_sensitivity.json   # 선수 페널티 민감도</w:t>
+        <w:t xml:space="preserve">python scripts/placebo_check.py docs/results/placebo_check.json   # 위약 세계(연령·소득·성별 열 섞기) 점검(약 3분)</w:t>
+      </w:r>
+    </w:p>
+    <w:p>
+      <w:pPr>
+        <w:shd w:fill="F1F3F0" w:color="auto" w:val="clear"/>
+        <w:spacing w:after="40"/>
+        <w:ind w:left="240"/>
+      </w:pPr>
+      <w:r>
+        <w:rPr>
+          <w:rFonts w:ascii="Consolas" w:cs="Consolas" w:eastAsia="Consolas" w:hAnsi="Consolas"/>
+          <w:sz w:val="17"/>
+          <w:szCs w:val="17"/>
+        </w:rPr>
+        <w:t xml:space="preserve">python scripts/prereq_sensitivity.py docs/results/prereq_sensitivity.json   # 선수 페널티 민감도(약 2분)</w:t>
       </w:r>
     </w:p>
     <w:p>
@@ -40421,7 +40436,7 @@
           <w:sz w:val="17"/>
           <w:szCs w:val="17"/>
         </w:rPr>
-        <w:t xml:space="preserve">ETFREC_FULL=1 pytest -q -k full                              # 나머지 1건: 노트북 기록과 5자리 일치를 전체 학습으로 확인(약 2~3분)</w:t>
+        <w:t xml:space="preserve">ETFREC_FULL=1 pytest -q -k test_full_regression_matches_notebook   # 나머지 1건: 노트북 기록과 5자리 일치를 전체 학습으로 확인(약 2~3분)</w:t>
       </w:r>
     </w:p>
     <w:p>
@@ -40451,7 +40466,7 @@
           <w:sz w:val="17"/>
           <w:szCs w:val="17"/>
         </w:rPr>
-        <w:t xml:space="preserve">docs/report/build/build.sh                                   # 그림 → report_data.json → 두 보고서(Word), node와 npm i docx 필요</w:t>
+        <w:t xml:space="preserve">pip install matplotlib pillow &amp;&amp; npm i docx &amp;&amp; docs/report/build/build.sh   # 그림 → report_data.json → 두 보고서(Word). 위 두 번들이 있어야 함</w:t>
       </w:r>
     </w:p>
     <w:p>

--- a/docs/report/중간보고서_ETF_교육_콘텐츠_추천시스템.docx
+++ b/docs/report/중간보고서_ETF_교육_콘텐츠_추천시스템.docx
@@ -340,7 +340,7 @@
           <w:sz w:val="21"/>
           <w:szCs w:val="21"/>
         </w:rPr>
-        <w:t xml:space="preserve">파이썬 패키지 etfrec, 카탈로그 v2(단원 66개·선수 관계 80개), 진단 퀴즈 20문항(18개 단원), 세제·규제 단원 학습 요점, 로드맵 엔진, ETF 유형 분류 10종, 학습 파이프라인(설정 2,640개, 신호 163개, QA 116/116건), FastAPI 서버와 11단계 웹 UI ‘학습 설계 스튜디오’, 자동화 테스트 94건과 Playwright UI 점검 스크립트(5절).</w:t>
+        <w:t xml:space="preserve">파이썬 패키지 etfrec, 카탈로그 v2(단원 66개·선수 관계 80개), 진단 퀴즈 20문항(18개 단원), 세제·규제 단원 학습 요점, 로드맵 엔진, ETF 유형 분류 10종, 학습 파이프라인(설정 2,640개, 신호 163개, QA 116/116건), FastAPI 서버와 11단계 웹 UI ‘학습 설계 스튜디오’, 자동화 테스트 99건과 Playwright UI 점검 스크립트(5절).</w:t>
       </w:r>
     </w:p>
     <w:p>
@@ -427,7 +427,7 @@
           <w:sz w:val="21"/>
           <w:szCs w:val="21"/>
         </w:rPr>
-        <w:t xml:space="preserve">별도 문서 ‘비판 검토 및 보완 보고서’에서 지적 11건을 문장 단위로 판정했다. 수용 6건(A/B 설계, 기본예탁금, ISA·IRP 70%, 과표기준가, KRX 비공식 호출 제거, 가명정보·k-익명성), 대부분 수용 1건(손실 함수·BPR), 부분 수용 2건(정답 없는 사용자의 NDCG 처리, 총평), 불수용 1건(모의 로그의 ‘산술 모순’: 이벤트 열은 한 시도의 다중 플래그이며 합계 초과분은 통과·저장 플래그와 미완료·비이탈 시도로 정확히 분해된다), 긍정 평가 1건(다양성 지표). 가장 큰 정정은 손실 함수다. 1차본은 MF·MLP의 낮은 성능을 ‘모델 결함이 아니라 목표 불일치’라고 실험 없이 단정하고 랭킹 손실(BPR) 비교를 다음 단계로 미뤘다. 같은 실행에서 비교하니 미관측 단원을 음성으로 쓰는 쌍별 손실을 쓰면 노트북 세계(v1)에서 MLP 점수(0.05325 → 0.10638)가 유의하게 개선되었고, BPR MF는 표본 MF보다 v1·v2 모두 유의하게 개선되었다. v2에서는 전체 사용자 기준으로 MLP보다 유의하게 나빠졌는데(−0.0081 [−0.0123, −0.0037]), 이 차이는 학습 주에 통과가 없어 쌍별 모델이 학습하지 못하고 대체 점수를 받는 사용자에게서 나온다. 모든 신경망이 학습한 사용자로 좁히면 유의한 차이가 없었다(+0.0014 [−0.0038, +0.0058]). 어느 신경망도 규칙을 넘지 못했다(6.3절, 부록 E).</w:t>
+        <w:t xml:space="preserve">별도 문서 ‘비판 검토 및 보완 보고서’에서 지적 11건을 문장 단위로 판정했다. 수용 6건(A/B 설계, 기본예탁금, ISA·IRP 70%, 과표기준가, KRX 비공식 호출 제거, 가명정보·k-익명성), 부분 수용 3건(손실 함수·BPR: 요구한 BPR 기준선은 모두 추가했지만 효과는 노트북 세계에서만 확인, 정답 없는 사용자의 NDCG 처리, 총평), 불수용 1건(모의 로그의 ‘산술 모순’: 이벤트 열은 한 시도의 다중 플래그이며 합계 초과분은 통과·저장 플래그와 미완료·비이탈 시도로 정확히 분해된다), 긍정 평가 1건(다양성 지표). 가장 큰 정정은 손실 함수다. 1차본은 MF·MLP의 낮은 성능을 ‘모델 결함이 아니라 목표 불일치’라고 실험 없이 단정하고 랭킹 손실(BPR) 비교를 다음 단계로 미뤘다. 같은 실행에서 비교하니 미관측 단원을 음성으로 쓰는 쌍별 손실을 쓰면 노트북 세계(v1)에서 MLP 점수(0.05325 → 0.10638)가 유의하게 개선되었고, BPR MF는 표본 MF보다 v1·v2 모두 유의하게 개선되었다. v2에서는 전체 사용자 기준으로 MLP보다 유의하게 나빠졌는데(−0.0081 [−0.0123, −0.0037]), 이 차이는 학습 주에 통과가 없어 쌍별 모델이 학습하지 못하고 대체 점수를 받는 사용자에게서 나온다. 모든 신경망이 학습한 사용자로 좁히면 유의한 차이가 없었다(+0.0014 [−0.0038, +0.0058]). 어느 신경망도 규칙을 넘지 못했다(6.3절, 부록 E).</w:t>
       </w:r>
     </w:p>
     <w:p>
@@ -5345,7 +5345,7 @@
                 <w:sz w:val="18"/>
                 <w:szCs w:val="18"/>
               </w:rPr>
-              <w:t xml:space="preserve">학습 입력 — profiles.csv: user, gender, age, income, exp, risk, mobile, interest1, interest2, placement, goal*, horizon* / study_log.csv: user, item, week, day, hour, minute, complete, quiz, quiz_pass, save, drop, replay. 번들에는 연령대·소득분위 코드와 주차·4개 시간대·주 안 순서(seq)만 저장(4.5절)</w:t>
+              <w:t xml:space="preserve">학습 입력 — profiles.csv: user, gender, age, income, exp, risk, mobile, interest1, interest2, placement, goal*, horizon* / study_log.csv: user, item, week, day, hour, minute, complete, quiz, quiz_pass, save, drop, replay(한 행 = 한 시도; 이벤트 스트림이면 session_id 열을 더해 시도 단위로 묶음). 번들에는 연령대·소득분위 코드와 주차·4개 시간대·주 안 순서(seq)만 저장(4.5절)</w:t>
             </w:r>
           </w:p>
         </w:tc>
@@ -8277,7 +8277,7 @@
           <w:sz w:val="21"/>
           <w:szCs w:val="21"/>
         </w:rPr>
-        <w:t xml:space="preserve">밀도(사용자×단원 고유 쌍의 비율)는 생성 결과로 계산한 값이며 생성기의 목표나 제약이 아니다. 생성기는 주마다 활동 학습자를 뽑고, 각자 1~8개 단원을 효용(주제 선호·관심 주제·수준 차이·인기·이미 본/통과한 단원) 순위로 고른다. 선수 미이수는 단원 선택에 들어가지 않고, 고른 뒤의 완료·통과 로짓만 미이수 선수 단원 1개당 0.8(최대 2개)씩 낮춘다.</w:t>
+        <w:t xml:space="preserve">밀도(사용자×단원 고유 쌍의 비율)는 생성 결과로 계산한 값이며 생성기의 목표나 제약이 아니다. 생성기는 주마다 활동 학습자를 뽑고, 각자 1~8개 단원을 효용(주제 선호·관심 주제·수준 차이·인기·단원 매력도·연령×소득 집단과 성별의 단원 선호·모바일×짧은 콘텐츠·이미 본/통과한 단원; 주제·인기 가중치와 수준 차이 벌점은 연령·경험에 따라 다름) 순위로 고른다. 인구통계가 행동에 들어가는 경로가 여기에 있으므로 아래 위약 점검이 필요하다. 선수 미이수는 단원 선택에 들어가지 않고, 고른 뒤의 완료·통과 로짓만 미이수 선수 단원 1개당 0.8(최대 2개)씩 낮춘다.</w:t>
       </w:r>
     </w:p>
     <w:p>
@@ -8315,7 +8315,7 @@
           <w:sz w:val="21"/>
           <w:szCs w:val="21"/>
         </w:rPr>
-        <w:t xml:space="preserve">운영 로그(CSV)를 연결할 때는 normalize_event_flags가 같은 논리(통과 ⇒ 퀴즈 ⇒ 완료, 이탈 ⇒ 미완료)로 행을 맞추고 고친 행 수를 데이터 요약(event_repairs)에 남긴다. 화면에서 임의 학습자의 기록을 받을 때도 완료와 이탈이 함께 들어오면 이탈을 끈다(2차본에서 고친 결함). 모의 데이터는 v1·v2 모두 고친 행이 0건이다.</w:t>
+        <w:t xml:space="preserve">운영 로그(CSV)를 연결할 때는 normalize_event_flags가 같은 논리(통과 ⇒ 퀴즈 ⇒ 완료, 이탈 ⇒ 미완료)로 행을 맞추고 고친 행 수를 데이터 요약(event_repairs)에 남긴다. 로그가 이벤트 스트림(한 행 = 조회·완료·퀴즈 같은 이벤트 하나)이면 session_id 열로 같은 (학습자, 단원, 세션)의 행을 한 시도로 묶는다(events_to_attempts: 플래그 OR, 시각은 첫 이벤트, 묶은 수는 attempt_grouping에 기록, 세션 열은 버림). 묶지 않으면 조회 이벤트와 완료·통과 이벤트가 두 시도로 세어져 점수(1 + 3)와 조회 수가 부풀려진다. 화면에서 임의 학습자의 기록을 받을 때도 완료와 이탈이 함께 들어오면 이탈을 끈다(2차본에서 고친 결함). 모의 데이터는 v1·v2 모두 고친 행이 0건이다.</w:t>
       </w:r>
     </w:p>
     <w:p>
@@ -10220,7 +10220,7 @@
                 <w:sz w:val="15"/>
                 <w:szCs w:val="15"/>
               </w:rPr>
-              <w:t xml:space="preserve">저장 설계 최소화: /api/designs는 쓰기 전에 연령·연소득 원값을 구간 코드로 바꾸고(숫자로 읽을 수 없으면 버림), 설계 이름과 모든 문자열의 연령·소득 표현(예: 45세, 45세 이상, 연봉 5,000만원, 연소득은 7천만원)과 키워드 없이 쓴 금액(1억 2천만원, 5천만원, 7000만원; 소득으로 보고 통째로)을 구간 이름으로 가리며, 이벤트의 일·분은 버리고 시각은 4개 시간대로 바꾼다. 그 밖의 표현(이름 등)은 가리지 못한다</w:t>
+              <w:t xml:space="preserve">저장 설계 최소화: /api/designs는 서버가 만든 추천·로드맵 결과(학습자 프로필·통과 단원·학습 카드)를 저장하지 않고, 연령·연소득 원값을 구간 코드로 바꾸며(숫자로 읽을 수 없으면 버림), 설계 이름과 모든 문자열의 연령 표현(45세, 만 45세, 1980년생)과 소득 키워드가 붙은 금액(연봉 5,000만원, 연소득은 7천만원, 연봉 1억 2000만원, 연봉 6천, 월급 450만원 → 연으로 환산)을 구간 이름으로, 키워드 없이 '원'을 붙여 쓴 금액(1억 2천만원, 1.5억원, 65,000,000원)은 통째로 중립 표기 [금액]으로 가린다. 이벤트의 일·분은 버리고 시각은 4개 시간대로 바꾼다. 학습자 조회를 켠 서버에서 저장한 설계는 꺼진 서버가 내려보내지 않는다. 그 밖의 표현(이름 등)은 가리지 못한다</w:t>
             </w:r>
           </w:p>
         </w:tc>
@@ -10247,7 +10247,7 @@
                 <w:sz w:val="15"/>
                 <w:szCs w:val="15"/>
               </w:rPr>
-              <w:t xml:space="preserve">privacy.scrub_design, privacy.scrub_text, api.save_design</w:t>
+              <w:t xml:space="preserve">privacy.strip_outputs, privacy.scrub_design, privacy.scrub_text, api.save_design, api.get_design</w:t>
             </w:r>
           </w:p>
         </w:tc>
@@ -10596,7 +10596,7 @@
           <w:sz w:val="21"/>
           <w:szCs w:val="21"/>
         </w:rPr>
-        <w:t xml:space="preserve">모델 학습 입력은 일반화하지 않는다(그러면 학습 결과가 바뀐다). 학습은 접근 통제된 환경에서 가명 데이터로 하고, 학습 환경 밖으로 나가는 학습자 단위 표는 export-deid를 거친다. 가명처리 결과(학습 입력)에는 소득 분위 경계 계산을 위해 원시 연령·연소득이 남는다. learner_profiles.csv와 학습자 조회 API는 내부 서빙용이며 k-익명 표가 아니다. 서빙 API에는 인증이 없으므로 학습 환경 밖에 열지 않는다(조직 정책). 저장 설계는 이름·모든 문자열의 연령·소득 표현을 가리지만 이름·주소 같은 그 밖의 표현은 가리지 못한다.</w:t>
+        <w:t xml:space="preserve">모델 학습 입력은 일반화하지 않는다(그러면 학습 결과가 바뀐다). 학습은 접근 통제된 환경에서 가명 데이터로 하고, 학습 환경 밖으로 나가는 학습자 단위 표는 export-deid를 거친다. 가명처리 결과(학습 입력)에는 소득 분위 경계 계산을 위해 원시 연령·연소득이 남는다. learner_profiles.csv와 학습자 조회 API는 내부 서빙용이며 k-익명 표가 아니다. 서빙 API에는 인증이 없으므로 학습 환경 밖에 열지 않는다(조직 정책). 저장 설계는 서버가 만든 추천·로드맵 결과(학습자 프로필·통과 단원·학습 카드)를 저장하지 않고, 설계 이름과 모든 문자열의 연령·출생 연도·소득 표현은 구간 이름으로, 키워드 없이 ‘원’을 붙여 쓴 금액은 중립 표기 [금액]으로 가린다. 학습자 조회를 켠 서버에서 저장한 설계는 꺼진 서버가 내려보내지 않는다. 이름·주소 같은 그 밖의 표현은 가리지 못한다.</w:t>
       </w:r>
     </w:p>
     <w:p>
@@ -16053,7 +16053,7 @@
                 <w:sz w:val="18"/>
                 <w:szCs w:val="18"/>
               </w:rPr>
-              <w:t xml:space="preserve">개인정보 QA 5건, 테스트 21건. 권한 분리·반출 심사 같은 조직 정책은 코드가 강제하지 않음</w:t>
+              <w:t xml:space="preserve">개인정보 QA 5건, 테스트 23건. 권한 분리·반출 심사 같은 조직 정책은 코드가 강제하지 않음</w:t>
             </w:r>
           </w:p>
         </w:tc>
@@ -16299,7 +16299,7 @@
                 <w:sz w:val="18"/>
                 <w:szCs w:val="18"/>
               </w:rPr>
-              <w:t xml:space="preserve">pytest 94건(지표 일치·가드레일·로드맵·퀴즈·도메인 규칙·KRX 분류·수집 정책·개인정보·파서·파이프라인·API·오프라인/온라인 일치, 전체 재현 1건은 옵션)</w:t>
+              <w:t xml:space="preserve">pytest 99건(지표 일치·가드레일·로드맵·퀴즈·도메인 규칙·KRX 분류·수집 정책·개인정보·파서·파이프라인·API·오프라인/온라인 일치, 전체 재현 1건은 옵션)</w:t>
             </w:r>
           </w:p>
         </w:tc>
@@ -27762,7 +27762,7 @@
           <w:sz w:val="21"/>
           <w:szCs w:val="21"/>
         </w:rPr>
-        <w:t xml:space="preserve">아래 표는 Top-5 중 심화·레버리지 콘텐츠의 비율로, 특정 집단에 고위험 콘텐츠가 더 많이 노출되는지 보는 진단이다. 같은 변수 안의 격차는 소득분위 0.132, 연령대 0.034, 성별 0.025이다. 가장 큰 격차는 소득분위(소득 1분위 0.089 → 5분위 0.220)에서 나온다. 이는 7.5절의 기준(5%p 이내)을 넘는다. 운영 설정의 세그먼트 기준값(연령대+소득분위)이 소득 집단별 인기 단원을 반영하는 영향으로 보이며(가설), 1차본의 ‘격차 약 4%p로 충족’은 2차본 세계에서 더 이상 성립하지 않는다. 원인 분석과 집단별 심화 노출 상한을 11월 4주 과제로 넣었다.</w:t>
+        <w:t xml:space="preserve">아래 표는 Top-5 중 심화·레버리지 콘텐츠의 비율로, 특정 집단에 고위험 콘텐츠가 더 많이 노출되는지 보는 진단이다. 같은 변수 안의 격차는 소득분위 0.132, 연령대 0.034, 성별 0.025이다. 가장 큰 격차는 소득분위(소득 1분위 0.089 → 5분위 0.220)에서 나온다. 이는 7.5절의 기준(5%p 이내)을 넘는다. 운영 설정의 세그먼트 기준값(연령대+소득분위)이 소득 집단별 인기 단원을 반영하는 영향으로 보인다(가설). 1차본의 ‘격차 약 4%p로 충족’ 판정은 처음부터 틀렸다. 1차본 표 17에서도 소득분위별 비율이 0.099~0.237로 격차가 0.138이었다. 재학습이 드러낸 문제가 아니라 1차본의 판정 오류이므로 정정한다. 원인 분석과 집단별 심화 노출 상한을 11월 4주 과제로 넣었다.</w:t>
       </w:r>
     </w:p>
     <w:p>
@@ -32021,7 +32021,7 @@
                 <w:sz w:val="17"/>
                 <w:szCs w:val="17"/>
               </w:rPr>
-              <w:t xml:space="preserve">고정 순서 검정: 1단계 A vs B를 α=5%로 검정해 귀무가설을 기각했을 때만 2단계 B vs C로 넘어간다(두 검정 전체의 1종 오류를 5%로 통제). 2단계는 시기 교란을 피하려고 B·C에 신규 사용자를 새로 배정한다. 두 질문을 모두 답하는 총 유입은 군당 표본의 4배(27,800명)로 3군 동시 운영(보정 없이 20,850명, 비교 2개 보정 시 25,248명)보다 많다. 대신 주 질문을 절반의 유입(13,900명)으로 먼저 답하고, 1단계에서 효과가 없으면 2단계를 생략한다</w:t>
+              <w:t xml:space="preserve">고정 순서 검정: 1단계 A vs B를 α=5%로 검정해 귀무가설을 기각했을 때만 2단계 B vs C로 넘어간다(두 검정 전체의 1종 오류를 5%로 통제). 2단계는 시기 교란을 피하려고 B·C에 신규 사용자를 새로 배정한다. 두 질문을 모두 답하는 총 유입은 군당 표본의 4배(27,800명)로 3군 동시 운영(보정 없이 20,850명, 비교 2개 보정 시 25,248명)보다 많다. 대신 주 질문을 절반의 유입(13,900명)으로 먼저 답하고, 1단계에서 효과가 없으면 2단계를 생략한다. 그때 C를 시험하려면 새로 사전 등록하고 별도 α로 보고하는 독립 실험으로 하며, 이 실험은 위 5% 보장 범위 밖이다</w:t>
             </w:r>
           </w:p>
         </w:tc>
@@ -32077,7 +32077,7 @@
                 <w:sz w:val="17"/>
                 <w:szCs w:val="17"/>
               </w:rPr>
-              <w:t xml:space="preserve">오프라인 테스트 NDCG@5는 C 0.1338 &gt; A 0.1166 &gt; B 0.1075 순서다(A = 성별을 쓰지 않는 세그먼트 인기 설정 중 검증 1위, 6.3절 결과 표의 ‘세그먼트 인기(A/B 대조군 A)’ 행). B는 A보다 유의하게 낮고(B − A −0.0091 [−0.0135, −0.0054]), C는 A보다 유의하게 높다(C − A +0.0172 [+0.0128, +0.0213]). 오프라인 정답은 선수와 무관하게 단원을 고른 학습자의 실제 통과라서 선수 미이수 단원을 빼는 B가 불리하고, 이 비용의 크기는 선수 효과의 세기에 달려 있다(6.6절 민감도 실험). 그래도 B를 먼저 보는 이유는 B가 교육 순서를 지키는 실제 서비스 설정이고, 선수를 마친 단원을 추천받은 학습자의 통과율이 오르는지는 기록 재생으로 잴 수 없는 질문이기 때문이다. 오프라인 근거가 B에 불리하므로 주 비교는 양측 검정으로 두고(B가 낫다는 단측 가설은 사전 등록하지 않는다), 1단계에서 효과가 없거나 B가 낮으면 C를 별도 실험으로 시험한다</w:t>
+              <w:t xml:space="preserve">오프라인 테스트 NDCG@5는 C 0.1338 &gt; A 0.1166 &gt; B 0.1075 순서다(A = 성별을 쓰지 않는 세그먼트 인기 설정 중 검증 1위, 6.3절 결과 표의 ‘세그먼트 인기(A/B 대조군 A)’ 행). B는 A보다 유의하게 낮고(B − A −0.0091 [−0.0135, −0.0054]), C는 A보다 유의하게 높다(C − A +0.0172 [+0.0128, +0.0213]). 오프라인 정답은 선수와 무관하게 단원을 고른 학습자의 실제 통과라서 선수 미이수 단원을 빼는 B가 불리하고, 이 비용의 크기는 선수 효과의 세기에 달려 있다(6.6절 민감도 실험). 그래도 B를 먼저 보는 이유는 B가 교육 순서를 지키는 실제 서비스 설정이고, 선수를 마친 단원을 추천받은 학습자의 통과율이 오르는지는 기록 재생으로 잴 수 없는 질문이기 때문이다. 오프라인 근거가 B에 불리하므로 주 비교는 양측 검정으로 두고(B가 낫다는 단측 가설은 사전 등록하지 않는다), 1단계에서 효과가 없거나 B가 낮으면 C를 별도 실험(새로 사전 등록, 별도 α, 고정 순서 검정의 5% 보장 밖)으로 시험한다</w:t>
             </w:r>
           </w:p>
         </w:tc>
@@ -33346,7 +33346,7 @@
                 <w:sz w:val="18"/>
                 <w:szCs w:val="18"/>
               </w:rPr>
-              <w:t xml:space="preserve">성별 뒤집기 불변 100%(현재 번들 v2 테스트 사용자 6,544명 전원 불변). 집단별 NDCG 격차는 전체·활성 두 기준으로 보고하고 활성 기준에서도 남는 격차는 원인을 분석한다(현재 학습활동 집단은 활성 기준 0.318 vs 0.215로 분석 과제). 같은 변수 안의 심화 노출 비율 격차 5%p 이내 — 현재 미충족(최대 소득분위 0.132, 6.5절)</w:t>
+              <w:t xml:space="preserve">성별 뒤집기 불변 100%(현재 번들 v2 테스트 사용자 6,544명 전원 불변). 집단별 NDCG 격차는 전체·활성 두 기준으로 보고하고 활성 기준에서도 남는 격차는 원인을 분석한다(현재 학습활동 집단은 활성 기준 0.318 vs 0.215로 분석 과제). 같은 변수 안의 심화 노출 비율 격차 5%p 이내 — 현재 미충족(최대 소득분위 0.132, 6.5절. 1차본의 ‘현재 충족(약 4%p)’은 1차본 표에서도 소득분위 격차 0.138로 틀린 판정)</w:t>
             </w:r>
           </w:p>
         </w:tc>
@@ -33736,7 +33736,7 @@
                 <w:sz w:val="18"/>
                 <w:szCs w:val="18"/>
               </w:rPr>
-              <w:t xml:space="preserve">교육 자료 링크 검수(스쿨·사전교육·KRX·가이드북), 퀴즈 문항 확장(진단 단원 18개 × 단원당 2문항)과 전문가 검수, 세제·규제 문구와 학습 요점의 법령·공지 원문 대조(기본예탁금·ISA·IRP·과표기준가·연금소득세), 나머지 단원의 학습 요점 작성</w:t>
+              <w:t xml:space="preserve">교육 자료 링크 검수(스쿨·사전교육·KRX·가이드북), 퀴즈 문항 확장(진단 단원 18개 × 단원당 2문항)과 전문가 검수, 세제·규제 문구와 학습 요점의 법령·공지 원문 대조(기본예탁금·ISA·IRP·과표기준가·연금소득세), KRX 이용약관 조항·호출 한도와 개인정보보호법 과징금 조문·특례 요건·가명정보 가이드라인 원문 대조(대응 보고서에서 ‘미검증’으로 남긴 항목), 나머지 단원의 학습 요점 작성</w:t>
             </w:r>
           </w:p>
         </w:tc>
@@ -33763,7 +33763,7 @@
                 <w:sz w:val="18"/>
                 <w:szCs w:val="18"/>
               </w:rPr>
-              <w:t xml:space="preserve">출처 등록부 v2, 문항 36개, 세제·규제 확인표, 학습 요점 확대</w:t>
+              <w:t xml:space="preserve">출처 등록부 v2, 문항 36개, 세제·규제·법령 확인표, 학습 요점 확대</w:t>
             </w:r>
           </w:p>
         </w:tc>
@@ -40421,7 +40421,7 @@
           <w:sz w:val="17"/>
           <w:szCs w:val="17"/>
         </w:rPr>
-        <w:t xml:space="preserve">pytest -q                                                     # 자동화 테스트 94건 중 기본 실행 93건 (약 30초)</w:t>
+        <w:t xml:space="preserve">pytest -q                                                     # 자동화 테스트 99건 중 기본 실행 98건 (약 30초)</w:t>
       </w:r>
     </w:p>
     <w:p>
@@ -40488,7 +40488,7 @@
           <w:sz w:val="19"/>
           <w:szCs w:val="19"/>
         </w:rPr>
-        <w:t xml:space="preserve">표 33. 자동화 테스트(수집 94건)</w:t>
+        <w:t xml:space="preserve">표 33. 자동화 테스트(수집 99건)</w:t>
       </w:r>
     </w:p>
     <w:tbl>
@@ -40648,7 +40648,7 @@
                 <w:sz w:val="17"/>
                 <w:szCs w:val="17"/>
               </w:rPr>
-              <w:t xml:space="preserve">tests/test_pipeline_service.py (17건)</w:t>
+              <w:t xml:space="preserve">tests/test_pipeline_service.py (18건)</w:t>
             </w:r>
           </w:p>
         </w:tc>
@@ -40813,7 +40813,7 @@
                 <w:sz w:val="17"/>
                 <w:szCs w:val="17"/>
               </w:rPr>
-              <w:t xml:space="preserve">tests/test_privacy.py (21건)</w:t>
+              <w:t xml:space="preserve">tests/test_privacy.py (23건)</w:t>
             </w:r>
           </w:p>
         </w:tc>
@@ -40868,7 +40868,7 @@
                 <w:sz w:val="17"/>
                 <w:szCs w:val="17"/>
               </w:rPr>
-              <w:t xml:space="preserve">tests/test_nlparse.py (12건)</w:t>
+              <w:t xml:space="preserve">tests/test_nlparse.py (14건)</w:t>
             </w:r>
           </w:p>
         </w:tc>
@@ -41379,7 +41379,7 @@
                 <w:sz w:val="16"/>
                 <w:szCs w:val="16"/>
               </w:rPr>
-              <w:t xml:space="preserve">대부분 수용(전제 일부 정정)</w:t>
+              <w:t xml:space="preserve">부분 수용(요구 전면 반영, 효과는 v1에서만 확인)</w:t>
             </w:r>
           </w:p>
         </w:tc>
@@ -41811,7 +41811,7 @@
                 <w:sz w:val="16"/>
                 <w:szCs w:val="16"/>
               </w:rPr>
-              <w:t xml:space="preserve">수용(수치 정정)</w:t>
+              <w:t xml:space="preserve">수용(수치 정정, 단원 배치 범위 조정)</w:t>
             </w:r>
           </w:p>
         </w:tc>
@@ -42136,7 +42136,7 @@
                 <w:sz w:val="16"/>
                 <w:szCs w:val="16"/>
               </w:rPr>
-              <w:t xml:space="preserve">수용(법령 수치 정정)</w:t>
+              <w:t xml:space="preserve">수용(법령 요건 정정, k-익명화 범위 조정)</w:t>
             </w:r>
           </w:p>
         </w:tc>

--- a/docs/report/중간보고서_ETF_교육_콘텐츠_추천시스템.docx
+++ b/docs/report/중간보고서_ETF_교육_콘텐츠_추천시스템.docx
@@ -427,7 +427,7 @@
           <w:sz w:val="21"/>
           <w:szCs w:val="21"/>
         </w:rPr>
-        <w:t xml:space="preserve">별도 문서 ‘비판 검토 및 보완 보고서’에서 지적 11건을 문장 단위로 판정했다. 수용 6건(A/B 설계, 기본예탁금, ISA·IRP 70%, 과표기준가, KRX 비공식 호출 제거, 가명정보·k-익명성), 부분 수용 3건(손실 함수·BPR: 요구한 BPR 기준선은 모두 추가했지만 효과는 노트북 세계에서만 확인, 정답 없는 사용자의 NDCG 처리, 총평), 불수용 1건(모의 로그의 ‘산술 모순’: 이벤트 열은 한 시도의 다중 플래그이며 합계 초과분은 통과·저장 플래그와 미완료·비이탈 시도로 정확히 분해된다), 긍정 평가 1건(다양성 지표). 가장 큰 정정은 손실 함수다. 1차본은 MF·MLP의 낮은 성능을 ‘모델 결함이 아니라 목표 불일치’라고 실험 없이 단정하고 랭킹 손실(BPR) 비교를 다음 단계로 미뤘다. 같은 실행에서 비교하니 미관측 단원을 음성으로 쓰는 쌍별 손실을 쓰면 노트북 세계(v1)에서 MLP 점수(0.05325 → 0.10638)가 유의하게 개선되었고, BPR MF는 표본 MF보다 v1·v2 모두 유의하게 개선되었다. v2에서는 전체 사용자 기준으로 MLP보다 유의하게 나빠졌는데(−0.0081 [−0.0123, −0.0037]), 이 차이는 학습 주에 통과가 없어 쌍별 모델이 학습하지 못하고 대체 점수를 받는 사용자에게서 나온다. 모든 신경망이 학습한 사용자로 좁히면 유의한 차이가 없었다(+0.0014 [−0.0038, +0.0058]). 어느 신경망도 규칙을 넘지 못했다(6.3절, 부록 E).</w:t>
+        <w:t xml:space="preserve">별도 문서 ‘비판 검토 및 보완 보고서’에서 지적 11건을 문장 단위로 판정했다. 수용 6건(A/B 설계, 기본예탁금, ISA·IRP 70%, 과표기준가, KRX 비공식 호출 제거, 가명정보·k-익명성), 부분 수용 3건(손실 함수·BPR: 요구한 BPR 기준선은 모두 추가했지만 MLP 개선은 노트북 세계에서만 확인, 정답 없는 사용자의 NDCG 처리, 총평), 불수용 1건(모의 로그의 ‘산술 모순’: 이벤트 열은 한 시도의 다중 플래그이며 합계 초과분은 통과·저장 플래그와 미완료·비이탈 시도로 정확히 분해된다), 긍정 평가 1건(다양성 지표). 가장 큰 정정은 손실 함수다. 1차본은 MF·MLP의 낮은 성능을 ‘모델 결함이 아니라 목표 불일치’라고 실험 없이 단정하고 랭킹 손실(BPR) 비교를 다음 단계로 미뤘다. 같은 실행에서 비교하니 미관측 단원을 음성으로 쓰는 쌍별 손실을 쓰면 노트북 세계(v1)에서 MLP 점수(0.05325 → 0.10638)가 유의하게 개선되었고, BPR MF는 표본 MF보다 v1·v2 모두 유의하게 개선되었다. v2에서는 전체 사용자 기준으로 MLP보다 유의하게 나빠졌는데(−0.0081 [−0.0123, −0.0037]), 이 차이는 학습 주에 통과가 없어 쌍별 모델이 학습하지 못하고 대체 점수를 받는 사용자에게서 나온다. 모든 신경망이 학습한 사용자로 좁히면 유의한 차이가 없었다(+0.0014 [−0.0038, +0.0058]). 어느 신경망도 규칙을 넘지 못했다(6.3절, 부록 E).</w:t>
       </w:r>
     </w:p>
     <w:p>
@@ -15020,7 +15020,7 @@
                 <w:sz w:val="17"/>
                 <w:szCs w:val="17"/>
               </w:rPr>
-              <w:t xml:space="preserve">설계 저장·불러오기(연령·연소득 원값은 구간 코드로 바꿔 저장), JSON/CSV 내보내기, 로드맵 JSON</w:t>
+              <w:t xml:space="preserve">설계 저장·불러오기(추천·로드맵 결과는 저장하지 않고, 연령·연소득 원값은 구간 코드로, 문장의 연령·소득·금액 표현은 구간 이름이나 [금액]으로 가려 저장), JSON/CSV 내보내기, 로드맵 JSON</w:t>
             </w:r>
           </w:p>
         </w:tc>
@@ -40675,7 +40675,7 @@
                 <w:sz w:val="17"/>
                 <w:szCs w:val="17"/>
               </w:rPr>
-              <w:t xml:space="preserve">파이프라인 산출물·QA, 오프라인 평가와 서비스 Top-5 일치, 임의 학습자·가드레일(수준·선수), 로드맵·유형·퀴즈·출처 서비스, 성별 뒤집기 불변, 모든 기법군 서빙, 오류 처리, API 엔드포인트(422 검증 포함), 전체 재현(옵션)</w:t>
+              <w:t xml:space="preserve">파이프라인 산출물·QA, 오프라인 평가와 서비스 Top-5 일치, 임의 학습자·가드레일(수준·선수), 로드맵·유형·퀴즈·출처 서비스, 성별 뒤집기 불변, 모든 기법군 서빙, 오류 처리, API 엔드포인트(422 검증 포함, 학습자 없는 유형 API의 통과 가정 범위), 이벤트 스트림의 세션 단위 시도 묶기, 전체 재현(옵션)</w:t>
             </w:r>
           </w:p>
         </w:tc>
@@ -40839,7 +40839,7 @@
                 <w:sz w:val="17"/>
                 <w:szCs w:val="17"/>
               </w:rPr>
-              <w:t xml:space="preserve">번들에 원시 연령·연소득·일·분 없음, 학습자 목록·상세의 구간 표시, 경로 출력의 작은 노드 숨김, 가명처리 결정성·키 요구·매핑표 분리(CLI 포함, 심볼릭 링크 경로 거부), k-익명화(일반화 → 억제), 누락 열·불가능 계획 보고, 라우터 잎 감사, 개인정보 QA의 실효성, 설계 저장 시 원값 제거(이름·목록 문장·이벤트 시각·여러 표기), export-deid CLI·행 순서 제거, 스키마 밖 로그 열 차단, 임의 설정 번호 거부, 학습자 조회 끄기, 경로 출력의 크기 구간, 보완 억제</w:t>
+              <w:t xml:space="preserve">번들에 원시 연령·연소득·일·분 없음, 학습자 목록·상세의 구간 표시, 경로 출력의 작은 노드 숨김, 가명처리 결정성·키 요구·매핑표 분리(CLI 포함, 심볼릭 링크 경로 거부), k-익명화(일반화 → 억제), 누락 열·불가능 계획 보고, 라우터 잎 감사, 개인정보 QA의 실효성, 설계 저장 시 원값 제거(이름·목록 문장·이벤트 시각·여러 표기), export-deid CLI·행 순서 제거, 스키마 밖 로그 열 차단, 임의 설정 번호 거부, 학습자 조회 끄기, 경로 출력의 크기 구간, 보완 억제, 금액(억·월급·원 단위)·출생 연도 가림과 다시 가려도 같은 결과, 서버 출력 미저장과 학습자 조회를 끈 서버의 설계 숨김, 가명처리의 이벤트 묶기</w:t>
             </w:r>
           </w:p>
         </w:tc>
@@ -40895,7 +40895,7 @@
                 <w:sz w:val="17"/>
                 <w:szCs w:val="17"/>
               </w:rPr>
-              <w:t xml:space="preserve">자연어 파서: 기본 문장, 연령·소득·성별·성향, 따옴표 제목 → 이력, 예시 전부 파싱, 목적·기간, 빈 문장 경고</w:t>
+              <w:t xml:space="preserve">자연어 파서: 기본 문장, 연령·소득(억 단위 합산·월급 환산, 키워드 없는 금액 제외)·성별·성향, 따옴표 제목 → 이력, 통과·완료의 부정·실패 표현과 문장 경계(28문장), 예시 전부 파싱, 목적·기간, 빈 문장 경고</w:t>
             </w:r>
           </w:p>
         </w:tc>
@@ -41379,7 +41379,7 @@
                 <w:sz w:val="16"/>
                 <w:szCs w:val="16"/>
               </w:rPr>
-              <w:t xml:space="preserve">부분 수용(요구 전면 반영, 효과는 v1에서만 확인)</w:t>
+              <w:t xml:space="preserve">부분 수용(요구 전면 반영, MLP 개선은 v1에서만 확인)</w:t>
             </w:r>
           </w:p>
         </w:tc>
@@ -41920,7 +41920,7 @@
                 <w:sz w:val="16"/>
                 <w:szCs w:val="16"/>
               </w:rPr>
-              <w:t xml:space="preserve">수용</w:t>
+              <w:t xml:space="preserve">수용(파생형 일반화 정정)</w:t>
             </w:r>
           </w:p>
         </w:tc>

--- a/docs/report/중간보고서_ETF_교육_콘텐츠_추천시스템.docx
+++ b/docs/report/중간보고서_ETF_교육_콘텐츠_추천시스템.docx
@@ -419,6 +419,35 @@
           <w:sz w:val="21"/>
           <w:szCs w:val="21"/>
         </w:rPr>
+        <w:t xml:space="preserve">기대효과: </w:t>
+      </w:r>
+      <w:r>
+        <w:rPr>
+          <w:rFonts w:ascii="맑은 고딕" w:cs="맑은 고딕" w:eastAsia="맑은 고딕" w:hAnsi="맑은 고딕"/>
+          <w:sz w:val="21"/>
+          <w:szCs w:val="21"/>
+        </w:rPr>
+        <w:t xml:space="preserve">학습자는 목적·수준에 맞는 다음 단원과 올바른 학습 순서로 학습 효율과 위험 인지가 높아지고(온라인 주 지표인 7일 퀴즈 통과율 22% → 24%가 목표), 교육 서비스는 학습 완료율 향상·콘텐츠 공백 파악·규제 위험 감소를, 사회적으로는 금융 이해력 향상과 불완전판매 예방을 기대한다. 효과마다 측정 지표·목표·확인 방법을 정했다(2.6절).</w:t>
+      </w:r>
+    </w:p>
+    <w:p>
+      <w:pPr>
+        <w:pStyle w:val="ListParagraph"/>
+        <w:numPr>
+          <w:ilvl w:val="0"/>
+          <w:numId w:val="2"/>
+        </w:numPr>
+        <w:spacing w:after="60" w:line="300" w:lineRule="auto"/>
+        <w:jc w:val="both"/>
+      </w:pPr>
+      <w:r>
+        <w:rPr>
+          <w:rFonts w:ascii="맑은 고딕" w:cs="맑은 고딕" w:eastAsia="맑은 고딕" w:hAnsi="맑은 고딕"/>
+          <w:b/>
+          <w:bCs/>
+          <w:sz w:val="21"/>
+          <w:szCs w:val="21"/>
+        </w:rPr>
         <w:t xml:space="preserve">중간 점검 지적 반영: </w:t>
       </w:r>
       <w:r>
@@ -1130,6 +1159,559 @@
       <w:pPr>
         <w:spacing w:after="100"/>
       </w:pPr>
+    </w:p>
+    <w:p>
+      <w:pPr>
+        <w:keepNext/>
+        <w:spacing w:after="60" w:before="160"/>
+      </w:pPr>
+      <w:r>
+        <w:rPr>
+          <w:rFonts w:ascii="맑은 고딕" w:cs="맑은 고딕" w:eastAsia="맑은 고딕" w:hAnsi="맑은 고딕"/>
+          <w:b/>
+          <w:bCs/>
+          <w:color w:val="1F6F55"/>
+          <w:sz w:val="19"/>
+          <w:szCs w:val="19"/>
+        </w:rPr>
+        <w:t xml:space="preserve">표 2. 채점 기준 대응표(중간보고서 안내의 평가 항목)</w:t>
+      </w:r>
+    </w:p>
+    <w:tbl>
+      <w:tblPr>
+        <w:tblW w:type="dxa" w:w="9412"/>
+        <w:tblBorders>
+          <w:top w:val="single" w:color="BBBBBB" w:sz="6"/>
+          <w:left w:val="none" w:sz="0"/>
+          <w:bottom w:val="single" w:color="BBBBBB" w:sz="6"/>
+          <w:right w:val="none" w:sz="0"/>
+          <w:insideH w:val="single" w:color="DDDDDD" w:sz="4"/>
+          <w:insideV w:val="none" w:sz="0"/>
+        </w:tblBorders>
+      </w:tblPr>
+      <w:tblGrid>
+        <w:gridCol w:w="1958"/>
+        <w:gridCol w:w="3012"/>
+        <w:gridCol w:w="4442"/>
+      </w:tblGrid>
+      <w:tr>
+        <w:trPr>
+          <w:tblHeader/>
+        </w:trPr>
+        <w:tc>
+          <w:tcPr>
+            <w:tcW w:type="dxa" w:w="1958"/>
+            <w:shd w:fill="DCEFE6" w:color="auto" w:val="clear"/>
+            <w:tcMar>
+              <w:top w:type="dxa" w:w="50"/>
+              <w:left w:type="dxa" w:w="80"/>
+              <w:bottom w:type="dxa" w:w="50"/>
+              <w:right w:type="dxa" w:w="80"/>
+            </w:tcMar>
+            <w:vAlign w:val="center"/>
+          </w:tcPr>
+          <w:p>
+            <w:pPr>
+              <w:spacing w:after="20" w:line="264" w:lineRule="auto"/>
+              <w:jc w:val="left"/>
+            </w:pPr>
+            <w:r>
+              <w:rPr>
+                <w:rFonts w:ascii="맑은 고딕" w:cs="맑은 고딕" w:eastAsia="맑은 고딕" w:hAnsi="맑은 고딕"/>
+                <w:b/>
+                <w:bCs/>
+                <w:sz w:val="16"/>
+                <w:szCs w:val="16"/>
+              </w:rPr>
+              <w:t xml:space="preserve">채점 항목(배점)</w:t>
+            </w:r>
+          </w:p>
+        </w:tc>
+        <w:tc>
+          <w:tcPr>
+            <w:tcW w:type="dxa" w:w="3012"/>
+            <w:shd w:fill="DCEFE6" w:color="auto" w:val="clear"/>
+            <w:tcMar>
+              <w:top w:type="dxa" w:w="50"/>
+              <w:left w:type="dxa" w:w="80"/>
+              <w:bottom w:type="dxa" w:w="50"/>
+              <w:right w:type="dxa" w:w="80"/>
+            </w:tcMar>
+            <w:vAlign w:val="center"/>
+          </w:tcPr>
+          <w:p>
+            <w:pPr>
+              <w:spacing w:after="20" w:line="264" w:lineRule="auto"/>
+              <w:jc w:val="left"/>
+            </w:pPr>
+            <w:r>
+              <w:rPr>
+                <w:rFonts w:ascii="맑은 고딕" w:cs="맑은 고딕" w:eastAsia="맑은 고딕" w:hAnsi="맑은 고딕"/>
+                <w:b/>
+                <w:bCs/>
+                <w:sz w:val="16"/>
+                <w:szCs w:val="16"/>
+              </w:rPr>
+              <w:t xml:space="preserve">필수 작성 내용</w:t>
+            </w:r>
+          </w:p>
+        </w:tc>
+        <w:tc>
+          <w:tcPr>
+            <w:tcW w:type="dxa" w:w="4442"/>
+            <w:shd w:fill="DCEFE6" w:color="auto" w:val="clear"/>
+            <w:tcMar>
+              <w:top w:type="dxa" w:w="50"/>
+              <w:left w:type="dxa" w:w="80"/>
+              <w:bottom w:type="dxa" w:w="50"/>
+              <w:right w:type="dxa" w:w="80"/>
+            </w:tcMar>
+            <w:vAlign w:val="center"/>
+          </w:tcPr>
+          <w:p>
+            <w:pPr>
+              <w:spacing w:after="20" w:line="264" w:lineRule="auto"/>
+              <w:jc w:val="left"/>
+            </w:pPr>
+            <w:r>
+              <w:rPr>
+                <w:rFonts w:ascii="맑은 고딕" w:cs="맑은 고딕" w:eastAsia="맑은 고딕" w:hAnsi="맑은 고딕"/>
+                <w:b/>
+                <w:bCs/>
+                <w:sz w:val="16"/>
+                <w:szCs w:val="16"/>
+              </w:rPr>
+              <w:t xml:space="preserve">이 보고서의 위치</w:t>
+            </w:r>
+          </w:p>
+        </w:tc>
+      </w:tr>
+      <w:tr>
+        <w:tc>
+          <w:tcPr>
+            <w:tcW w:type="dxa" w:w="1958"/>
+            <w:tcMar>
+              <w:top w:type="dxa" w:w="50"/>
+              <w:left w:type="dxa" w:w="80"/>
+              <w:bottom w:type="dxa" w:w="50"/>
+              <w:right w:type="dxa" w:w="80"/>
+            </w:tcMar>
+            <w:vAlign w:val="center"/>
+          </w:tcPr>
+          <w:p>
+            <w:pPr>
+              <w:spacing w:after="20" w:line="264" w:lineRule="auto"/>
+              <w:jc w:val="left"/>
+            </w:pPr>
+            <w:r>
+              <w:rPr>
+                <w:rFonts w:ascii="맑은 고딕" w:cs="맑은 고딕" w:eastAsia="맑은 고딕" w:hAnsi="맑은 고딕"/>
+                <w:sz w:val="16"/>
+                <w:szCs w:val="16"/>
+              </w:rPr>
+              <w:t xml:space="preserve">1. 추천 기법 요약 및 한계점(30)</w:t>
+            </w:r>
+          </w:p>
+        </w:tc>
+        <w:tc>
+          <w:tcPr>
+            <w:tcW w:type="dxa" w:w="3012"/>
+            <w:tcMar>
+              <w:top w:type="dxa" w:w="50"/>
+              <w:left w:type="dxa" w:w="80"/>
+              <w:bottom w:type="dxa" w:w="50"/>
+              <w:right w:type="dxa" w:w="80"/>
+            </w:tcMar>
+            <w:vAlign w:val="center"/>
+          </w:tcPr>
+          <w:p>
+            <w:pPr>
+              <w:spacing w:after="20" w:line="264" w:lineRule="auto"/>
+              <w:jc w:val="left"/>
+            </w:pPr>
+            <w:r>
+              <w:rPr>
+                <w:rFonts w:ascii="맑은 고딕" w:cs="맑은 고딕" w:eastAsia="맑은 고딕" w:hAnsi="맑은 고딕"/>
+                <w:sz w:val="16"/>
+                <w:szCs w:val="16"/>
+              </w:rPr>
+              <w:t xml:space="preserve">인기·규칙·콘텐츠·사용자 CF·아이템 CF·행렬분해의 핵심 원리, 장점, 한계점 비교</w:t>
+            </w:r>
+          </w:p>
+        </w:tc>
+        <w:tc>
+          <w:tcPr>
+            <w:tcW w:type="dxa" w:w="4442"/>
+            <w:tcMar>
+              <w:top w:type="dxa" w:w="50"/>
+              <w:left w:type="dxa" w:w="80"/>
+              <w:bottom w:type="dxa" w:w="50"/>
+              <w:right w:type="dxa" w:w="80"/>
+            </w:tcMar>
+            <w:vAlign w:val="center"/>
+          </w:tcPr>
+          <w:p>
+            <w:pPr>
+              <w:spacing w:after="20" w:line="264" w:lineRule="auto"/>
+              <w:jc w:val="left"/>
+            </w:pPr>
+            <w:r>
+              <w:rPr>
+                <w:rFonts w:ascii="맑은 고딕" w:cs="맑은 고딕" w:eastAsia="맑은 고딕" w:hAnsi="맑은 고딕"/>
+                <w:sz w:val="16"/>
+                <w:szCs w:val="16"/>
+              </w:rPr>
+              <w:t xml:space="preserve">3.1절 표(여섯 기법과 확장 기법의 핵심 원리·필요 데이터·장점·한계·역할), 3.2절(한계별 증상과 대응)</w:t>
+            </w:r>
+          </w:p>
+        </w:tc>
+      </w:tr>
+      <w:tr>
+        <w:tc>
+          <w:tcPr>
+            <w:tcW w:type="dxa" w:w="1958"/>
+            <w:shd w:fill="F4F5F2" w:color="auto" w:val="clear"/>
+            <w:tcMar>
+              <w:top w:type="dxa" w:w="50"/>
+              <w:left w:type="dxa" w:w="80"/>
+              <w:bottom w:type="dxa" w:w="50"/>
+              <w:right w:type="dxa" w:w="80"/>
+            </w:tcMar>
+            <w:vAlign w:val="center"/>
+          </w:tcPr>
+          <w:p>
+            <w:pPr>
+              <w:spacing w:after="20" w:line="264" w:lineRule="auto"/>
+              <w:jc w:val="left"/>
+            </w:pPr>
+            <w:r>
+              <w:rPr>
+                <w:rFonts w:ascii="맑은 고딕" w:cs="맑은 고딕" w:eastAsia="맑은 고딕" w:hAnsi="맑은 고딕"/>
+                <w:sz w:val="16"/>
+                <w:szCs w:val="16"/>
+              </w:rPr>
+              <w:t xml:space="preserve">2. 해결하고자 하는 문제와 추천 시나리오(25)</w:t>
+            </w:r>
+          </w:p>
+        </w:tc>
+        <w:tc>
+          <w:tcPr>
+            <w:tcW w:type="dxa" w:w="3012"/>
+            <w:shd w:fill="F4F5F2" w:color="auto" w:val="clear"/>
+            <w:tcMar>
+              <w:top w:type="dxa" w:w="50"/>
+              <w:left w:type="dxa" w:w="80"/>
+              <w:bottom w:type="dxa" w:w="50"/>
+              <w:right w:type="dxa" w:w="80"/>
+            </w:tcMar>
+            <w:vAlign w:val="center"/>
+          </w:tcPr>
+          <w:p>
+            <w:pPr>
+              <w:spacing w:after="20" w:line="264" w:lineRule="auto"/>
+              <w:jc w:val="left"/>
+            </w:pPr>
+            <w:r>
+              <w:rPr>
+                <w:rFonts w:ascii="맑은 고딕" w:cs="맑은 고딕" w:eastAsia="맑은 고딕" w:hAnsi="맑은 고딕"/>
+                <w:sz w:val="16"/>
+                <w:szCs w:val="16"/>
+              </w:rPr>
+              <w:t xml:space="preserve">해결할 문제, 대상 사용자, 추천 아이템, 구체적인 사용 상황, 기대효과</w:t>
+            </w:r>
+          </w:p>
+        </w:tc>
+        <w:tc>
+          <w:tcPr>
+            <w:tcW w:type="dxa" w:w="4442"/>
+            <w:shd w:fill="F4F5F2" w:color="auto" w:val="clear"/>
+            <w:tcMar>
+              <w:top w:type="dxa" w:w="50"/>
+              <w:left w:type="dxa" w:w="80"/>
+              <w:bottom w:type="dxa" w:w="50"/>
+              <w:right w:type="dxa" w:w="80"/>
+            </w:tcMar>
+            <w:vAlign w:val="center"/>
+          </w:tcPr>
+          <w:p>
+            <w:pPr>
+              <w:spacing w:after="20" w:line="264" w:lineRule="auto"/>
+              <w:jc w:val="left"/>
+            </w:pPr>
+            <w:r>
+              <w:rPr>
+                <w:rFonts w:ascii="맑은 고딕" w:cs="맑은 고딕" w:eastAsia="맑은 고딕" w:hAnsi="맑은 고딕"/>
+                <w:sz w:val="16"/>
+                <w:szCs w:val="16"/>
+              </w:rPr>
+              <w:t xml:space="preserve">2.1~2.3절(문제), 2.4절(대상 사용자·페르소나), 2.5절 시나리오 정의 표(추천 아이템·사용 상황), 2.6절(기대효과와 측정 방법)</w:t>
+            </w:r>
+          </w:p>
+        </w:tc>
+      </w:tr>
+      <w:tr>
+        <w:tc>
+          <w:tcPr>
+            <w:tcW w:type="dxa" w:w="1958"/>
+            <w:tcMar>
+              <w:top w:type="dxa" w:w="50"/>
+              <w:left w:type="dxa" w:w="80"/>
+              <w:bottom w:type="dxa" w:w="50"/>
+              <w:right w:type="dxa" w:w="80"/>
+            </w:tcMar>
+            <w:vAlign w:val="center"/>
+          </w:tcPr>
+          <w:p>
+            <w:pPr>
+              <w:spacing w:after="20" w:line="264" w:lineRule="auto"/>
+              <w:jc w:val="left"/>
+            </w:pPr>
+            <w:r>
+              <w:rPr>
+                <w:rFonts w:ascii="맑은 고딕" w:cs="맑은 고딕" w:eastAsia="맑은 고딕" w:hAnsi="맑은 고딕"/>
+                <w:sz w:val="16"/>
+                <w:szCs w:val="16"/>
+              </w:rPr>
+              <w:t xml:space="preserve">3. 활용 데이터와 확보 계획(20)</w:t>
+            </w:r>
+          </w:p>
+        </w:tc>
+        <w:tc>
+          <w:tcPr>
+            <w:tcW w:type="dxa" w:w="3012"/>
+            <w:tcMar>
+              <w:top w:type="dxa" w:w="50"/>
+              <w:left w:type="dxa" w:w="80"/>
+              <w:bottom w:type="dxa" w:w="50"/>
+              <w:right w:type="dxa" w:w="80"/>
+            </w:tcMar>
+            <w:vAlign w:val="center"/>
+          </w:tcPr>
+          <w:p>
+            <w:pPr>
+              <w:spacing w:after="20" w:line="264" w:lineRule="auto"/>
+              <w:jc w:val="left"/>
+            </w:pPr>
+            <w:r>
+              <w:rPr>
+                <w:rFonts w:ascii="맑은 고딕" w:cs="맑은 고딕" w:eastAsia="맑은 고딕" w:hAnsi="맑은 고딕"/>
+                <w:sz w:val="16"/>
+                <w:szCs w:val="16"/>
+              </w:rPr>
+              <w:t xml:space="preserve">필요한 데이터 항목과 예시, 확보 방법, 사용자 반응의 해석 방법</w:t>
+            </w:r>
+          </w:p>
+        </w:tc>
+        <w:tc>
+          <w:tcPr>
+            <w:tcW w:type="dxa" w:w="4442"/>
+            <w:tcMar>
+              <w:top w:type="dxa" w:w="50"/>
+              <w:left w:type="dxa" w:w="80"/>
+              <w:bottom w:type="dxa" w:w="50"/>
+              <w:right w:type="dxa" w:w="80"/>
+            </w:tcMar>
+            <w:vAlign w:val="center"/>
+          </w:tcPr>
+          <w:p>
+            <w:pPr>
+              <w:spacing w:after="20" w:line="264" w:lineRule="auto"/>
+              <w:jc w:val="left"/>
+            </w:pPr>
+            <w:r>
+              <w:rPr>
+                <w:rFonts w:ascii="맑은 고딕" w:cs="맑은 고딕" w:eastAsia="맑은 고딕" w:hAnsi="맑은 고딕"/>
+                <w:sz w:val="16"/>
+                <w:szCs w:val="16"/>
+              </w:rPr>
+              <w:t xml:space="preserve">4.1절(데이터 항목), 4.6절(데이터 예시·확보 방법 요약·반응 해석과 평점을 쓰지 않는 이유), 4.2~4.3절(출처와 수집 경로)</w:t>
+            </w:r>
+          </w:p>
+        </w:tc>
+      </w:tr>
+      <w:tr>
+        <w:tc>
+          <w:tcPr>
+            <w:tcW w:type="dxa" w:w="1958"/>
+            <w:shd w:fill="F4F5F2" w:color="auto" w:val="clear"/>
+            <w:tcMar>
+              <w:top w:type="dxa" w:w="50"/>
+              <w:left w:type="dxa" w:w="80"/>
+              <w:bottom w:type="dxa" w:w="50"/>
+              <w:right w:type="dxa" w:w="80"/>
+            </w:tcMar>
+            <w:vAlign w:val="center"/>
+          </w:tcPr>
+          <w:p>
+            <w:pPr>
+              <w:spacing w:after="20" w:line="264" w:lineRule="auto"/>
+              <w:jc w:val="left"/>
+            </w:pPr>
+            <w:r>
+              <w:rPr>
+                <w:rFonts w:ascii="맑은 고딕" w:cs="맑은 고딕" w:eastAsia="맑은 고딕" w:hAnsi="맑은 고딕"/>
+                <w:sz w:val="16"/>
+                <w:szCs w:val="16"/>
+              </w:rPr>
+              <w:t xml:space="preserve">4. 적용 기법 및 비교 방법(15)</w:t>
+            </w:r>
+          </w:p>
+        </w:tc>
+        <w:tc>
+          <w:tcPr>
+            <w:tcW w:type="dxa" w:w="3012"/>
+            <w:shd w:fill="F4F5F2" w:color="auto" w:val="clear"/>
+            <w:tcMar>
+              <w:top w:type="dxa" w:w="50"/>
+              <w:left w:type="dxa" w:w="80"/>
+              <w:bottom w:type="dxa" w:w="50"/>
+              <w:right w:type="dxa" w:w="80"/>
+            </w:tcMar>
+            <w:vAlign w:val="center"/>
+          </w:tcPr>
+          <w:p>
+            <w:pPr>
+              <w:spacing w:after="20" w:line="264" w:lineRule="auto"/>
+              <w:jc w:val="left"/>
+            </w:pPr>
+            <w:r>
+              <w:rPr>
+                <w:rFonts w:ascii="맑은 고딕" w:cs="맑은 고딕" w:eastAsia="맑은 고딕" w:hAnsi="맑은 고딕"/>
+                <w:sz w:val="16"/>
+                <w:szCs w:val="16"/>
+              </w:rPr>
+              <w:t xml:space="preserve">적용할 기법, 선정 이유, 비교 기준 방법, 예상 한계와 개선 방향</w:t>
+            </w:r>
+          </w:p>
+        </w:tc>
+        <w:tc>
+          <w:tcPr>
+            <w:tcW w:type="dxa" w:w="4442"/>
+            <w:shd w:fill="F4F5F2" w:color="auto" w:val="clear"/>
+            <w:tcMar>
+              <w:top w:type="dxa" w:w="50"/>
+              <w:left w:type="dxa" w:w="80"/>
+              <w:bottom w:type="dxa" w:w="50"/>
+              <w:right w:type="dxa" w:w="80"/>
+            </w:tcMar>
+            <w:vAlign w:val="center"/>
+          </w:tcPr>
+          <w:p>
+            <w:pPr>
+              <w:spacing w:after="20" w:line="264" w:lineRule="auto"/>
+              <w:jc w:val="left"/>
+            </w:pPr>
+            <w:r>
+              <w:rPr>
+                <w:rFonts w:ascii="맑은 고딕" w:cs="맑은 고딕" w:eastAsia="맑은 고딕" w:hAnsi="맑은 고딕"/>
+                <w:sz w:val="16"/>
+                <w:szCs w:val="16"/>
+              </w:rPr>
+              <w:t xml:space="preserve">3.4절(적용 기법·선정 이유·비교 기준·예상 한계·개선 방향), 6.3절(비교 결과)</w:t>
+            </w:r>
+          </w:p>
+        </w:tc>
+      </w:tr>
+      <w:tr>
+        <w:tc>
+          <w:tcPr>
+            <w:tcW w:type="dxa" w:w="1958"/>
+            <w:tcMar>
+              <w:top w:type="dxa" w:w="50"/>
+              <w:left w:type="dxa" w:w="80"/>
+              <w:bottom w:type="dxa" w:w="50"/>
+              <w:right w:type="dxa" w:w="80"/>
+            </w:tcMar>
+            <w:vAlign w:val="center"/>
+          </w:tcPr>
+          <w:p>
+            <w:pPr>
+              <w:spacing w:after="20" w:line="264" w:lineRule="auto"/>
+              <w:jc w:val="left"/>
+            </w:pPr>
+            <w:r>
+              <w:rPr>
+                <w:rFonts w:ascii="맑은 고딕" w:cs="맑은 고딕" w:eastAsia="맑은 고딕" w:hAnsi="맑은 고딕"/>
+                <w:sz w:val="16"/>
+                <w:szCs w:val="16"/>
+              </w:rPr>
+              <w:t xml:space="preserve">5. 평가 계획(10)</w:t>
+            </w:r>
+          </w:p>
+        </w:tc>
+        <w:tc>
+          <w:tcPr>
+            <w:tcW w:type="dxa" w:w="3012"/>
+            <w:tcMar>
+              <w:top w:type="dxa" w:w="50"/>
+              <w:left w:type="dxa" w:w="80"/>
+              <w:bottom w:type="dxa" w:w="50"/>
+              <w:right w:type="dxa" w:w="80"/>
+            </w:tcMar>
+            <w:vAlign w:val="center"/>
+          </w:tcPr>
+          <w:p>
+            <w:pPr>
+              <w:spacing w:after="20" w:line="264" w:lineRule="auto"/>
+              <w:jc w:val="left"/>
+            </w:pPr>
+            <w:r>
+              <w:rPr>
+                <w:rFonts w:ascii="맑은 고딕" w:cs="맑은 고딕" w:eastAsia="맑은 고딕" w:hAnsi="맑은 고딕"/>
+                <w:sz w:val="16"/>
+                <w:szCs w:val="16"/>
+              </w:rPr>
+              <w:t xml:space="preserve">평가 지표 1~2개, 선택 이유, 평가 데이터와 절차</w:t>
+            </w:r>
+          </w:p>
+        </w:tc>
+        <w:tc>
+          <w:tcPr>
+            <w:tcW w:type="dxa" w:w="4442"/>
+            <w:tcMar>
+              <w:top w:type="dxa" w:w="50"/>
+              <w:left w:type="dxa" w:w="80"/>
+              <w:bottom w:type="dxa" w:w="50"/>
+              <w:right w:type="dxa" w:w="80"/>
+            </w:tcMar>
+            <w:vAlign w:val="center"/>
+          </w:tcPr>
+          <w:p>
+            <w:pPr>
+              <w:spacing w:after="20" w:line="264" w:lineRule="auto"/>
+              <w:jc w:val="left"/>
+            </w:pPr>
+            <w:r>
+              <w:rPr>
+                <w:rFonts w:ascii="맑은 고딕" w:cs="맑은 고딕" w:eastAsia="맑은 고딕" w:hAnsi="맑은 고딕"/>
+                <w:sz w:val="16"/>
+                <w:szCs w:val="16"/>
+              </w:rPr>
+              <w:t xml:space="preserve">7절 첫머리(주 지표 2개와 선택 이유, 평가 데이터·절차), 7.1~7.5절(세부 지표·온라인 실험·수용 기준)</w:t>
+            </w:r>
+          </w:p>
+        </w:tc>
+      </w:tr>
+    </w:tbl>
+    <w:p>
+      <w:pPr>
+        <w:spacing w:after="100"/>
+      </w:pPr>
+    </w:p>
+    <w:p>
+      <w:pPr>
+        <w:spacing w:after="120" w:line="312" w:lineRule="auto"/>
+        <w:jc w:val="both"/>
+      </w:pPr>
+      <w:r>
+        <w:rPr>
+          <w:rFonts w:ascii="맑은 고딕" w:cs="맑은 고딕" w:eastAsia="맑은 고딕" w:hAnsi="맑은 고딕"/>
+          <w:color w:val="5D665D"/>
+          <w:sz w:val="19"/>
+          <w:szCs w:val="19"/>
+        </w:rPr>
+        <w:t xml:space="preserve">읽는 순서: 채점 항목의 필수 내용은 2·3·4·7절에 있다. 5·6절과 부록은 제안한 방법이 실제로 동작하는지 보이는 구현·실험 근거로, 필수 내용은 아니지만 판단 근거로 함께 싣는다.</w:t>
+      </w:r>
     </w:p>
     <w:p>
       <w:r>
@@ -1214,7 +1796,7 @@
           <w:sz w:val="19"/>
           <w:szCs w:val="19"/>
         </w:rPr>
-        <w:t xml:space="preserve">표 2. 학습자가 놓치기 쉬운 비용·구조 리스크·세제 관문과 로드맵 배치</w:t>
+        <w:t xml:space="preserve">표 3. 학습자가 놓치기 쉬운 비용·구조 리스크·세제 관문과 로드맵 배치</w:t>
       </w:r>
     </w:p>
     <w:tbl>
@@ -1804,7 +2386,7 @@
           <w:sz w:val="19"/>
           <w:szCs w:val="19"/>
         </w:rPr>
-        <w:t xml:space="preserve">표 3. 세 가지 페르소나 시나리오(진단과 로드맵은 실제 계산)</w:t>
+        <w:t xml:space="preserve">표 4. 세 가지 페르소나 시나리오(진단과 로드맵은 실제 계산)</w:t>
       </w:r>
     </w:p>
     <w:tbl>
@@ -2432,6 +3014,1553 @@
       </w:r>
     </w:p>
     <w:p>
+      <w:pPr>
+        <w:keepNext/>
+        <w:spacing w:after="60" w:before="160"/>
+      </w:pPr>
+      <w:r>
+        <w:rPr>
+          <w:rFonts w:ascii="맑은 고딕" w:cs="맑은 고딕" w:eastAsia="맑은 고딕" w:hAnsi="맑은 고딕"/>
+          <w:b/>
+          <w:bCs/>
+          <w:color w:val="1F6F55"/>
+          <w:sz w:val="19"/>
+          <w:szCs w:val="19"/>
+        </w:rPr>
+        <w:t xml:space="preserve">표 5. 추천 시나리오 정의(해결할 문제·대상 사용자·추천 아이템·사용 상황·기대효과)</w:t>
+      </w:r>
+    </w:p>
+    <w:tbl>
+      <w:tblPr>
+        <w:tblW w:type="dxa" w:w="9412"/>
+        <w:tblBorders>
+          <w:top w:val="single" w:color="BBBBBB" w:sz="6"/>
+          <w:left w:val="none" w:sz="0"/>
+          <w:bottom w:val="single" w:color="BBBBBB" w:sz="6"/>
+          <w:right w:val="none" w:sz="0"/>
+          <w:insideH w:val="single" w:color="DDDDDD" w:sz="4"/>
+          <w:insideV w:val="none" w:sz="0"/>
+        </w:tblBorders>
+      </w:tblPr>
+      <w:tblGrid>
+        <w:gridCol w:w="1506"/>
+        <w:gridCol w:w="7906"/>
+      </w:tblGrid>
+      <w:tr>
+        <w:trPr>
+          <w:tblHeader/>
+        </w:trPr>
+        <w:tc>
+          <w:tcPr>
+            <w:tcW w:type="dxa" w:w="1506"/>
+            <w:shd w:fill="DCEFE6" w:color="auto" w:val="clear"/>
+            <w:tcMar>
+              <w:top w:type="dxa" w:w="50"/>
+              <w:left w:type="dxa" w:w="80"/>
+              <w:bottom w:type="dxa" w:w="50"/>
+              <w:right w:type="dxa" w:w="80"/>
+            </w:tcMar>
+            <w:vAlign w:val="center"/>
+          </w:tcPr>
+          <w:p>
+            <w:pPr>
+              <w:spacing w:after="20" w:line="264" w:lineRule="auto"/>
+              <w:jc w:val="left"/>
+            </w:pPr>
+            <w:r>
+              <w:rPr>
+                <w:rFonts w:ascii="맑은 고딕" w:cs="맑은 고딕" w:eastAsia="맑은 고딕" w:hAnsi="맑은 고딕"/>
+                <w:b/>
+                <w:bCs/>
+                <w:sz w:val="17"/>
+                <w:szCs w:val="17"/>
+              </w:rPr>
+              <w:t xml:space="preserve">항목</w:t>
+            </w:r>
+          </w:p>
+        </w:tc>
+        <w:tc>
+          <w:tcPr>
+            <w:tcW w:type="dxa" w:w="7906"/>
+            <w:shd w:fill="DCEFE6" w:color="auto" w:val="clear"/>
+            <w:tcMar>
+              <w:top w:type="dxa" w:w="50"/>
+              <w:left w:type="dxa" w:w="80"/>
+              <w:bottom w:type="dxa" w:w="50"/>
+              <w:right w:type="dxa" w:w="80"/>
+            </w:tcMar>
+            <w:vAlign w:val="center"/>
+          </w:tcPr>
+          <w:p>
+            <w:pPr>
+              <w:spacing w:after="20" w:line="264" w:lineRule="auto"/>
+              <w:jc w:val="left"/>
+            </w:pPr>
+            <w:r>
+              <w:rPr>
+                <w:rFonts w:ascii="맑은 고딕" w:cs="맑은 고딕" w:eastAsia="맑은 고딕" w:hAnsi="맑은 고딕"/>
+                <w:b/>
+                <w:bCs/>
+                <w:sz w:val="17"/>
+                <w:szCs w:val="17"/>
+              </w:rPr>
+              <w:t xml:space="preserve">정의</w:t>
+            </w:r>
+          </w:p>
+        </w:tc>
+      </w:tr>
+      <w:tr>
+        <w:tc>
+          <w:tcPr>
+            <w:tcW w:type="dxa" w:w="1506"/>
+            <w:tcMar>
+              <w:top w:type="dxa" w:w="50"/>
+              <w:left w:type="dxa" w:w="80"/>
+              <w:bottom w:type="dxa" w:w="50"/>
+              <w:right w:type="dxa" w:w="80"/>
+            </w:tcMar>
+            <w:vAlign w:val="center"/>
+          </w:tcPr>
+          <w:p>
+            <w:pPr>
+              <w:spacing w:after="20" w:line="264" w:lineRule="auto"/>
+              <w:jc w:val="left"/>
+            </w:pPr>
+            <w:r>
+              <w:rPr>
+                <w:rFonts w:ascii="맑은 고딕" w:cs="맑은 고딕" w:eastAsia="맑은 고딕" w:hAnsi="맑은 고딕"/>
+                <w:sz w:val="17"/>
+                <w:szCs w:val="17"/>
+              </w:rPr>
+              <w:t xml:space="preserve">해결할 문제</w:t>
+            </w:r>
+          </w:p>
+        </w:tc>
+        <w:tc>
+          <w:tcPr>
+            <w:tcW w:type="dxa" w:w="7906"/>
+            <w:tcMar>
+              <w:top w:type="dxa" w:w="50"/>
+              <w:left w:type="dxa" w:w="80"/>
+              <w:bottom w:type="dxa" w:w="50"/>
+              <w:right w:type="dxa" w:w="80"/>
+            </w:tcMar>
+            <w:vAlign w:val="center"/>
+          </w:tcPr>
+          <w:p>
+            <w:pPr>
+              <w:spacing w:after="20" w:line="264" w:lineRule="auto"/>
+              <w:jc w:val="left"/>
+            </w:pPr>
+            <w:r>
+              <w:rPr>
+                <w:rFonts w:ascii="맑은 고딕" w:cs="맑은 고딕" w:eastAsia="맑은 고딕" w:hAnsi="맑은 고딕"/>
+                <w:sz w:val="17"/>
+                <w:szCs w:val="17"/>
+              </w:rPr>
+              <w:t xml:space="preserve">국내 상장 ETF가 2025년 말 1,058종목·순자산 297조 원으로 급증했지만, 총보수·괴리율·환헤지·레버리지 복리 효과·과세 방식 같은 구조적 비용과 위험은 상품명에 드러나지 않는다. 초보 투자자는 자기 투자 목적과 지식 수준에 맞춰 ‘무엇을 어떤 순서로 배워야 하는지’ 알기 어렵고, 기존 교육 자료는 모두에게 같은 순서로 제공된다(2.1~2.3절).</w:t>
+            </w:r>
+          </w:p>
+        </w:tc>
+      </w:tr>
+      <w:tr>
+        <w:tc>
+          <w:tcPr>
+            <w:tcW w:type="dxa" w:w="1506"/>
+            <w:shd w:fill="F4F5F2" w:color="auto" w:val="clear"/>
+            <w:tcMar>
+              <w:top w:type="dxa" w:w="50"/>
+              <w:left w:type="dxa" w:w="80"/>
+              <w:bottom w:type="dxa" w:w="50"/>
+              <w:right w:type="dxa" w:w="80"/>
+            </w:tcMar>
+            <w:vAlign w:val="center"/>
+          </w:tcPr>
+          <w:p>
+            <w:pPr>
+              <w:spacing w:after="20" w:line="264" w:lineRule="auto"/>
+              <w:jc w:val="left"/>
+            </w:pPr>
+            <w:r>
+              <w:rPr>
+                <w:rFonts w:ascii="맑은 고딕" w:cs="맑은 고딕" w:eastAsia="맑은 고딕" w:hAnsi="맑은 고딕"/>
+                <w:sz w:val="17"/>
+                <w:szCs w:val="17"/>
+              </w:rPr>
+              <w:t xml:space="preserve">대상 사용자</w:t>
+            </w:r>
+          </w:p>
+        </w:tc>
+        <w:tc>
+          <w:tcPr>
+            <w:tcW w:type="dxa" w:w="7906"/>
+            <w:shd w:fill="F4F5F2" w:color="auto" w:val="clear"/>
+            <w:tcMar>
+              <w:top w:type="dxa" w:w="50"/>
+              <w:left w:type="dxa" w:w="80"/>
+              <w:bottom w:type="dxa" w:w="50"/>
+              <w:right w:type="dxa" w:w="80"/>
+            </w:tcMar>
+            <w:vAlign w:val="center"/>
+          </w:tcPr>
+          <w:p>
+            <w:pPr>
+              <w:spacing w:after="20" w:line="264" w:lineRule="auto"/>
+              <w:jc w:val="left"/>
+            </w:pPr>
+            <w:r>
+              <w:rPr>
+                <w:rFonts w:ascii="맑은 고딕" w:cs="맑은 고딕" w:eastAsia="맑은 고딕" w:hAnsi="맑은 고딕"/>
+                <w:sz w:val="17"/>
+                <w:szCs w:val="17"/>
+              </w:rPr>
+              <w:t xml:space="preserve">ETF 투자를 시작하려 하거나 막 시작한 개인 투자자(20~60대). 대표 시나리오는 연금저축·IRP로 노후를 준비하는 초급자(A), 월배당 현금흐름을 원하는 중급자(B), 레버리지 ETF로 단기 매매를 하려는 경험 없는 적극 성향 투자자(C)다(2.4절 표). 증권사 앱이나 금융교육 플랫폼의 학습 메뉴를 쓰는 사용자를 가정한다.</w:t>
+            </w:r>
+          </w:p>
+        </w:tc>
+      </w:tr>
+      <w:tr>
+        <w:tc>
+          <w:tcPr>
+            <w:tcW w:type="dxa" w:w="1506"/>
+            <w:tcMar>
+              <w:top w:type="dxa" w:w="50"/>
+              <w:left w:type="dxa" w:w="80"/>
+              <w:bottom w:type="dxa" w:w="50"/>
+              <w:right w:type="dxa" w:w="80"/>
+            </w:tcMar>
+            <w:vAlign w:val="center"/>
+          </w:tcPr>
+          <w:p>
+            <w:pPr>
+              <w:spacing w:after="20" w:line="264" w:lineRule="auto"/>
+              <w:jc w:val="left"/>
+            </w:pPr>
+            <w:r>
+              <w:rPr>
+                <w:rFonts w:ascii="맑은 고딕" w:cs="맑은 고딕" w:eastAsia="맑은 고딕" w:hAnsi="맑은 고딕"/>
+                <w:sz w:val="17"/>
+                <w:szCs w:val="17"/>
+              </w:rPr>
+              <w:t xml:space="preserve">추천 아이템</w:t>
+            </w:r>
+          </w:p>
+        </w:tc>
+        <w:tc>
+          <w:tcPr>
+            <w:tcW w:type="dxa" w:w="7906"/>
+            <w:tcMar>
+              <w:top w:type="dxa" w:w="50"/>
+              <w:left w:type="dxa" w:w="80"/>
+              <w:bottom w:type="dxa" w:w="50"/>
+              <w:right w:type="dxa" w:w="80"/>
+            </w:tcMar>
+            <w:vAlign w:val="center"/>
+          </w:tcPr>
+          <w:p>
+            <w:pPr>
+              <w:spacing w:after="20" w:line="264" w:lineRule="auto"/>
+              <w:jc w:val="left"/>
+            </w:pPr>
+            <w:r>
+              <w:rPr>
+                <w:rFonts w:ascii="맑은 고딕" w:cs="맑은 고딕" w:eastAsia="맑은 고딕" w:hAnsi="맑은 고딕"/>
+                <w:sz w:val="17"/>
+                <w:szCs w:val="17"/>
+              </w:rPr>
+              <w:t xml:space="preserve">ETF 교육 콘텐츠 단원 66개(주제 22개 × 수준 3단계. 예: ‘ETF 총보수 이해하기’, ‘ETF 가격은 어떻게 정해지나: NAV와 괴리율’, ‘일일 수익률 복리와 음의 복리 효과’, ‘ISA 계좌란’). 추천 단위는 지금 공부할 단원 Top-5이고, 이를 담은 단계별 로드맵과 마지막 단계의 ETF 유형 안내 카드(교육용, 특정 상품 권유 아님)를 함께 보여 준다.</w:t>
+            </w:r>
+          </w:p>
+        </w:tc>
+      </w:tr>
+      <w:tr>
+        <w:tc>
+          <w:tcPr>
+            <w:tcW w:type="dxa" w:w="1506"/>
+            <w:shd w:fill="F4F5F2" w:color="auto" w:val="clear"/>
+            <w:tcMar>
+              <w:top w:type="dxa" w:w="50"/>
+              <w:left w:type="dxa" w:w="80"/>
+              <w:bottom w:type="dxa" w:w="50"/>
+              <w:right w:type="dxa" w:w="80"/>
+            </w:tcMar>
+            <w:vAlign w:val="center"/>
+          </w:tcPr>
+          <w:p>
+            <w:pPr>
+              <w:spacing w:after="20" w:line="264" w:lineRule="auto"/>
+              <w:jc w:val="left"/>
+            </w:pPr>
+            <w:r>
+              <w:rPr>
+                <w:rFonts w:ascii="맑은 고딕" w:cs="맑은 고딕" w:eastAsia="맑은 고딕" w:hAnsi="맑은 고딕"/>
+                <w:sz w:val="17"/>
+                <w:szCs w:val="17"/>
+              </w:rPr>
+              <w:t xml:space="preserve">구체적인 사용 상황</w:t>
+            </w:r>
+          </w:p>
+        </w:tc>
+        <w:tc>
+          <w:tcPr>
+            <w:tcW w:type="dxa" w:w="7906"/>
+            <w:shd w:fill="F4F5F2" w:color="auto" w:val="clear"/>
+            <w:tcMar>
+              <w:top w:type="dxa" w:w="50"/>
+              <w:left w:type="dxa" w:w="80"/>
+              <w:bottom w:type="dxa" w:w="50"/>
+              <w:right w:type="dxa" w:w="80"/>
+            </w:tcMar>
+            <w:vAlign w:val="center"/>
+          </w:tcPr>
+          <w:p>
+            <w:pPr>
+              <w:spacing w:after="20" w:line="264" w:lineRule="auto"/>
+              <w:jc w:val="left"/>
+            </w:pPr>
+            <w:r>
+              <w:rPr>
+                <w:rFonts w:ascii="맑은 고딕" w:cs="맑은 고딕" w:eastAsia="맑은 고딕" w:hAnsi="맑은 고딕"/>
+                <w:sz w:val="17"/>
+                <w:szCs w:val="17"/>
+              </w:rPr>
+              <w:t xml:space="preserve">① 첫 방문: 자연어로 자기 상황을 적거나 진단 퀴즈 20문항을 풀면, 기록이 없어도(콜드스타트) 투자 목적·수준에 맞는 로드맵과 Top-5를 바로 받는다. ② 학습 중: 단원을 완료하거나 퀴즈를 통과하면 통과 단원이 후보에서 빠지고 다음 단원이 갱신된다(주 단위 재추천). 통과하지 못한 단원은 후보에 남고, 그 단원의 선수 단원을 아직 통과하지 않았으면 선수 단원이 먼저 추천된다. ③ 상품 유형으로 넘어가기 전: 로드맵 마지막 단계(ETF 유형 연결) 앞에 레버리지 거래 요건(사전교육·기본예탁금), IRP 위험자산 70% 한도 같은 관문 단원이 있고, 유형 카드는 관련 개념을 통과해야 ‘열림’으로 표시된다.</w:t>
+            </w:r>
+          </w:p>
+        </w:tc>
+      </w:tr>
+      <w:tr>
+        <w:tc>
+          <w:tcPr>
+            <w:tcW w:type="dxa" w:w="1506"/>
+            <w:tcMar>
+              <w:top w:type="dxa" w:w="50"/>
+              <w:left w:type="dxa" w:w="80"/>
+              <w:bottom w:type="dxa" w:w="50"/>
+              <w:right w:type="dxa" w:w="80"/>
+            </w:tcMar>
+            <w:vAlign w:val="center"/>
+          </w:tcPr>
+          <w:p>
+            <w:pPr>
+              <w:spacing w:after="20" w:line="264" w:lineRule="auto"/>
+              <w:jc w:val="left"/>
+            </w:pPr>
+            <w:r>
+              <w:rPr>
+                <w:rFonts w:ascii="맑은 고딕" w:cs="맑은 고딕" w:eastAsia="맑은 고딕" w:hAnsi="맑은 고딕"/>
+                <w:sz w:val="17"/>
+                <w:szCs w:val="17"/>
+              </w:rPr>
+              <w:t xml:space="preserve">기대효과</w:t>
+            </w:r>
+          </w:p>
+        </w:tc>
+        <w:tc>
+          <w:tcPr>
+            <w:tcW w:type="dxa" w:w="7906"/>
+            <w:tcMar>
+              <w:top w:type="dxa" w:w="50"/>
+              <w:left w:type="dxa" w:w="80"/>
+              <w:bottom w:type="dxa" w:w="50"/>
+              <w:right w:type="dxa" w:w="80"/>
+            </w:tcMar>
+            <w:vAlign w:val="center"/>
+          </w:tcPr>
+          <w:p>
+            <w:pPr>
+              <w:spacing w:after="20" w:line="264" w:lineRule="auto"/>
+              <w:jc w:val="left"/>
+            </w:pPr>
+            <w:r>
+              <w:rPr>
+                <w:rFonts w:ascii="맑은 고딕" w:cs="맑은 고딕" w:eastAsia="맑은 고딕" w:hAnsi="맑은 고딕"/>
+                <w:sz w:val="17"/>
+                <w:szCs w:val="17"/>
+              </w:rPr>
+              <w:t xml:space="preserve">학습자의 학습 효율과 위험 인지 향상, 교육 서비스의 학습 완료·참여 증가와 규제 위험 감소, 사회적인 금융 이해력 향상(2.6절에서 측정 지표·목표와 함께 정의).</w:t>
+            </w:r>
+          </w:p>
+        </w:tc>
+      </w:tr>
+    </w:tbl>
+    <w:p>
+      <w:pPr>
+        <w:spacing w:after="100"/>
+      </w:pPr>
+    </w:p>
+    <w:p>
+      <w:pPr>
+        <w:pStyle w:val="Heading2"/>
+        <w:spacing w:after="120" w:before="260"/>
+      </w:pPr>
+      <w:r>
+        <w:rPr>
+          <w:rFonts w:ascii="맑은 고딕" w:cs="맑은 고딕" w:eastAsia="맑은 고딕" w:hAnsi="맑은 고딕"/>
+        </w:rPr>
+        <w:t xml:space="preserve">2.6 기대효과</w:t>
+      </w:r>
+    </w:p>
+    <w:p>
+      <w:pPr>
+        <w:spacing w:after="120" w:line="312" w:lineRule="auto"/>
+        <w:jc w:val="both"/>
+      </w:pPr>
+      <w:r>
+        <w:rPr>
+          <w:rFonts w:ascii="맑은 고딕" w:cs="맑은 고딕" w:eastAsia="맑은 고딕" w:hAnsi="맑은 고딕"/>
+          <w:sz w:val="21"/>
+          <w:szCs w:val="21"/>
+        </w:rPr>
+        <w:t xml:space="preserve">기대효과는 ‘이 추천이 성공하면 누구에게 무엇이 달라지는가’로 정의하고, 효과마다 측정 지표·목표·확인 방법을 함께 정했다. 목표는 기말 프로젝트에서 검증할 가설이다. 현재 근거는 모의 데이터의 오프라인 결과이고, 실제 학습자에게 나타나는 효과는 파일럿과 온라인 실험(7.3절)으로 확인한다.</w:t>
+      </w:r>
+    </w:p>
+    <w:p>
+      <w:pPr>
+        <w:keepNext/>
+        <w:spacing w:after="60" w:before="160"/>
+      </w:pPr>
+      <w:r>
+        <w:rPr>
+          <w:rFonts w:ascii="맑은 고딕" w:cs="맑은 고딕" w:eastAsia="맑은 고딕" w:hAnsi="맑은 고딕"/>
+          <w:b/>
+          <w:bCs/>
+          <w:color w:val="1F6F55"/>
+          <w:sz w:val="19"/>
+          <w:szCs w:val="19"/>
+        </w:rPr>
+        <w:t xml:space="preserve">표 6. 기대효과와 측정 방법</w:t>
+      </w:r>
+    </w:p>
+    <w:tbl>
+      <w:tblPr>
+        <w:tblW w:type="dxa" w:w="9412"/>
+        <w:tblBorders>
+          <w:top w:val="single" w:color="BBBBBB" w:sz="6"/>
+          <w:left w:val="none" w:sz="0"/>
+          <w:bottom w:val="single" w:color="BBBBBB" w:sz="6"/>
+          <w:right w:val="none" w:sz="0"/>
+          <w:insideH w:val="single" w:color="DDDDDD" w:sz="4"/>
+          <w:insideV w:val="none" w:sz="0"/>
+        </w:tblBorders>
+      </w:tblPr>
+      <w:tblGrid>
+        <w:gridCol w:w="1185"/>
+        <w:gridCol w:w="2510"/>
+        <w:gridCol w:w="1813"/>
+        <w:gridCol w:w="1394"/>
+        <w:gridCol w:w="2510"/>
+      </w:tblGrid>
+      <w:tr>
+        <w:trPr>
+          <w:tblHeader/>
+        </w:trPr>
+        <w:tc>
+          <w:tcPr>
+            <w:tcW w:type="dxa" w:w="1185"/>
+            <w:shd w:fill="DCEFE6" w:color="auto" w:val="clear"/>
+            <w:tcMar>
+              <w:top w:type="dxa" w:w="50"/>
+              <w:left w:type="dxa" w:w="80"/>
+              <w:bottom w:type="dxa" w:w="50"/>
+              <w:right w:type="dxa" w:w="80"/>
+            </w:tcMar>
+            <w:vAlign w:val="center"/>
+          </w:tcPr>
+          <w:p>
+            <w:pPr>
+              <w:spacing w:after="20" w:line="264" w:lineRule="auto"/>
+              <w:jc w:val="left"/>
+            </w:pPr>
+            <w:r>
+              <w:rPr>
+                <w:rFonts w:ascii="맑은 고딕" w:cs="맑은 고딕" w:eastAsia="맑은 고딕" w:hAnsi="맑은 고딕"/>
+                <w:b/>
+                <w:bCs/>
+                <w:sz w:val="15"/>
+                <w:szCs w:val="15"/>
+              </w:rPr>
+              <w:t xml:space="preserve">대상</w:t>
+            </w:r>
+          </w:p>
+        </w:tc>
+        <w:tc>
+          <w:tcPr>
+            <w:tcW w:type="dxa" w:w="2510"/>
+            <w:shd w:fill="DCEFE6" w:color="auto" w:val="clear"/>
+            <w:tcMar>
+              <w:top w:type="dxa" w:w="50"/>
+              <w:left w:type="dxa" w:w="80"/>
+              <w:bottom w:type="dxa" w:w="50"/>
+              <w:right w:type="dxa" w:w="80"/>
+            </w:tcMar>
+            <w:vAlign w:val="center"/>
+          </w:tcPr>
+          <w:p>
+            <w:pPr>
+              <w:spacing w:after="20" w:line="264" w:lineRule="auto"/>
+              <w:jc w:val="left"/>
+            </w:pPr>
+            <w:r>
+              <w:rPr>
+                <w:rFonts w:ascii="맑은 고딕" w:cs="맑은 고딕" w:eastAsia="맑은 고딕" w:hAnsi="맑은 고딕"/>
+                <w:b/>
+                <w:bCs/>
+                <w:sz w:val="15"/>
+                <w:szCs w:val="15"/>
+              </w:rPr>
+              <w:t xml:space="preserve">기대효과</w:t>
+            </w:r>
+          </w:p>
+        </w:tc>
+        <w:tc>
+          <w:tcPr>
+            <w:tcW w:type="dxa" w:w="1813"/>
+            <w:shd w:fill="DCEFE6" w:color="auto" w:val="clear"/>
+            <w:tcMar>
+              <w:top w:type="dxa" w:w="50"/>
+              <w:left w:type="dxa" w:w="80"/>
+              <w:bottom w:type="dxa" w:w="50"/>
+              <w:right w:type="dxa" w:w="80"/>
+            </w:tcMar>
+            <w:vAlign w:val="center"/>
+          </w:tcPr>
+          <w:p>
+            <w:pPr>
+              <w:spacing w:after="20" w:line="264" w:lineRule="auto"/>
+              <w:jc w:val="left"/>
+            </w:pPr>
+            <w:r>
+              <w:rPr>
+                <w:rFonts w:ascii="맑은 고딕" w:cs="맑은 고딕" w:eastAsia="맑은 고딕" w:hAnsi="맑은 고딕"/>
+                <w:b/>
+                <w:bCs/>
+                <w:sz w:val="15"/>
+                <w:szCs w:val="15"/>
+              </w:rPr>
+              <w:t xml:space="preserve">측정 지표</w:t>
+            </w:r>
+          </w:p>
+        </w:tc>
+        <w:tc>
+          <w:tcPr>
+            <w:tcW w:type="dxa" w:w="1394"/>
+            <w:shd w:fill="DCEFE6" w:color="auto" w:val="clear"/>
+            <w:tcMar>
+              <w:top w:type="dxa" w:w="50"/>
+              <w:left w:type="dxa" w:w="80"/>
+              <w:bottom w:type="dxa" w:w="50"/>
+              <w:right w:type="dxa" w:w="80"/>
+            </w:tcMar>
+            <w:vAlign w:val="center"/>
+          </w:tcPr>
+          <w:p>
+            <w:pPr>
+              <w:spacing w:after="20" w:line="264" w:lineRule="auto"/>
+              <w:jc w:val="left"/>
+            </w:pPr>
+            <w:r>
+              <w:rPr>
+                <w:rFonts w:ascii="맑은 고딕" w:cs="맑은 고딕" w:eastAsia="맑은 고딕" w:hAnsi="맑은 고딕"/>
+                <w:b/>
+                <w:bCs/>
+                <w:sz w:val="15"/>
+                <w:szCs w:val="15"/>
+              </w:rPr>
+              <w:t xml:space="preserve">목표(가설)</w:t>
+            </w:r>
+          </w:p>
+        </w:tc>
+        <w:tc>
+          <w:tcPr>
+            <w:tcW w:type="dxa" w:w="2510"/>
+            <w:shd w:fill="DCEFE6" w:color="auto" w:val="clear"/>
+            <w:tcMar>
+              <w:top w:type="dxa" w:w="50"/>
+              <w:left w:type="dxa" w:w="80"/>
+              <w:bottom w:type="dxa" w:w="50"/>
+              <w:right w:type="dxa" w:w="80"/>
+            </w:tcMar>
+            <w:vAlign w:val="center"/>
+          </w:tcPr>
+          <w:p>
+            <w:pPr>
+              <w:spacing w:after="20" w:line="264" w:lineRule="auto"/>
+              <w:jc w:val="left"/>
+            </w:pPr>
+            <w:r>
+              <w:rPr>
+                <w:rFonts w:ascii="맑은 고딕" w:cs="맑은 고딕" w:eastAsia="맑은 고딕" w:hAnsi="맑은 고딕"/>
+                <w:b/>
+                <w:bCs/>
+                <w:sz w:val="15"/>
+                <w:szCs w:val="15"/>
+              </w:rPr>
+              <w:t xml:space="preserve">현재 근거 · 확인 방법</w:t>
+            </w:r>
+          </w:p>
+        </w:tc>
+      </w:tr>
+      <w:tr>
+        <w:tc>
+          <w:tcPr>
+            <w:tcW w:type="dxa" w:w="1185"/>
+            <w:tcMar>
+              <w:top w:type="dxa" w:w="50"/>
+              <w:left w:type="dxa" w:w="80"/>
+              <w:bottom w:type="dxa" w:w="50"/>
+              <w:right w:type="dxa" w:w="80"/>
+            </w:tcMar>
+            <w:vAlign w:val="center"/>
+          </w:tcPr>
+          <w:p>
+            <w:pPr>
+              <w:spacing w:after="20" w:line="264" w:lineRule="auto"/>
+              <w:jc w:val="left"/>
+            </w:pPr>
+            <w:r>
+              <w:rPr>
+                <w:rFonts w:ascii="맑은 고딕" w:cs="맑은 고딕" w:eastAsia="맑은 고딕" w:hAnsi="맑은 고딕"/>
+                <w:sz w:val="15"/>
+                <w:szCs w:val="15"/>
+              </w:rPr>
+              <w:t xml:space="preserve">학습자</w:t>
+            </w:r>
+          </w:p>
+        </w:tc>
+        <w:tc>
+          <w:tcPr>
+            <w:tcW w:type="dxa" w:w="2510"/>
+            <w:tcMar>
+              <w:top w:type="dxa" w:w="50"/>
+              <w:left w:type="dxa" w:w="80"/>
+              <w:bottom w:type="dxa" w:w="50"/>
+              <w:right w:type="dxa" w:w="80"/>
+            </w:tcMar>
+            <w:vAlign w:val="center"/>
+          </w:tcPr>
+          <w:p>
+            <w:pPr>
+              <w:spacing w:after="20" w:line="264" w:lineRule="auto"/>
+              <w:jc w:val="left"/>
+            </w:pPr>
+            <w:r>
+              <w:rPr>
+                <w:rFonts w:ascii="맑은 고딕" w:cs="맑은 고딕" w:eastAsia="맑은 고딕" w:hAnsi="맑은 고딕"/>
+                <w:sz w:val="15"/>
+                <w:szCs w:val="15"/>
+              </w:rPr>
+              <w:t xml:space="preserve">학습 효율: 자기 목적·수준에 맞는 다음 단원을 바로 찾아, 단원을 고르는 시간을 줄이고 이해(퀴즈 통과)에 이르는 비율을 높인다</w:t>
+            </w:r>
+          </w:p>
+        </w:tc>
+        <w:tc>
+          <w:tcPr>
+            <w:tcW w:type="dxa" w:w="1813"/>
+            <w:tcMar>
+              <w:top w:type="dxa" w:w="50"/>
+              <w:left w:type="dxa" w:w="80"/>
+              <w:bottom w:type="dxa" w:w="50"/>
+              <w:right w:type="dxa" w:w="80"/>
+            </w:tcMar>
+            <w:vAlign w:val="center"/>
+          </w:tcPr>
+          <w:p>
+            <w:pPr>
+              <w:spacing w:after="20" w:line="264" w:lineRule="auto"/>
+              <w:jc w:val="left"/>
+            </w:pPr>
+            <w:r>
+              <w:rPr>
+                <w:rFonts w:ascii="맑은 고딕" w:cs="맑은 고딕" w:eastAsia="맑은 고딕" w:hAnsi="맑은 고딕"/>
+                <w:sz w:val="15"/>
+                <w:szCs w:val="15"/>
+              </w:rPr>
+              <w:t xml:space="preserve">노출 후 7일 안에 퀴즈를 1개 이상 통과한 사용자 비율(온라인 주 지표), 오프라인 NDCG@5</w:t>
+            </w:r>
+          </w:p>
+        </w:tc>
+        <w:tc>
+          <w:tcPr>
+            <w:tcW w:type="dxa" w:w="1394"/>
+            <w:tcMar>
+              <w:top w:type="dxa" w:w="50"/>
+              <w:left w:type="dxa" w:w="80"/>
+              <w:bottom w:type="dxa" w:w="50"/>
+              <w:right w:type="dxa" w:w="80"/>
+            </w:tcMar>
+            <w:vAlign w:val="center"/>
+          </w:tcPr>
+          <w:p>
+            <w:pPr>
+              <w:spacing w:after="20" w:line="264" w:lineRule="auto"/>
+              <w:jc w:val="left"/>
+            </w:pPr>
+            <w:r>
+              <w:rPr>
+                <w:rFonts w:ascii="맑은 고딕" w:cs="맑은 고딕" w:eastAsia="맑은 고딕" w:hAnsi="맑은 고딕"/>
+                <w:sz w:val="15"/>
+                <w:szCs w:val="15"/>
+              </w:rPr>
+              <w:t xml:space="preserve">통과율 22% → 24%(+2%p, 대조군 A 대비)</w:t>
+            </w:r>
+          </w:p>
+        </w:tc>
+        <w:tc>
+          <w:tcPr>
+            <w:tcW w:type="dxa" w:w="2510"/>
+            <w:tcMar>
+              <w:top w:type="dxa" w:w="50"/>
+              <w:left w:type="dxa" w:w="80"/>
+              <w:bottom w:type="dxa" w:w="50"/>
+              <w:right w:type="dxa" w:w="80"/>
+            </w:tcMar>
+            <w:vAlign w:val="center"/>
+          </w:tcPr>
+          <w:p>
+            <w:pPr>
+              <w:spacing w:after="20" w:line="264" w:lineRule="auto"/>
+              <w:jc w:val="left"/>
+            </w:pPr>
+            <w:r>
+              <w:rPr>
+                <w:rFonts w:ascii="맑은 고딕" w:cs="맑은 고딕" w:eastAsia="맑은 고딕" w:hAnsi="맑은 고딕"/>
+                <w:sz w:val="15"/>
+                <w:szCs w:val="15"/>
+              </w:rPr>
+              <w:t xml:space="preserve">오프라인 NDCG@5: 운영 라우터 0.1338, 인기 0.1037, 무작위 0.0406(6.3절). 온라인은 A/B 1단계(7.3절)</w:t>
+            </w:r>
+          </w:p>
+        </w:tc>
+      </w:tr>
+      <w:tr>
+        <w:tc>
+          <w:tcPr>
+            <w:tcW w:type="dxa" w:w="1185"/>
+            <w:shd w:fill="F4F5F2" w:color="auto" w:val="clear"/>
+            <w:tcMar>
+              <w:top w:type="dxa" w:w="50"/>
+              <w:left w:type="dxa" w:w="80"/>
+              <w:bottom w:type="dxa" w:w="50"/>
+              <w:right w:type="dxa" w:w="80"/>
+            </w:tcMar>
+            <w:vAlign w:val="center"/>
+          </w:tcPr>
+          <w:p>
+            <w:pPr>
+              <w:spacing w:after="20" w:line="264" w:lineRule="auto"/>
+              <w:jc w:val="left"/>
+            </w:pPr>
+            <w:r>
+              <w:rPr>
+                <w:rFonts w:ascii="맑은 고딕" w:cs="맑은 고딕" w:eastAsia="맑은 고딕" w:hAnsi="맑은 고딕"/>
+                <w:sz w:val="15"/>
+                <w:szCs w:val="15"/>
+              </w:rPr>
+              <w:t xml:space="preserve">학습자</w:t>
+            </w:r>
+          </w:p>
+        </w:tc>
+        <w:tc>
+          <w:tcPr>
+            <w:tcW w:type="dxa" w:w="2510"/>
+            <w:shd w:fill="F4F5F2" w:color="auto" w:val="clear"/>
+            <w:tcMar>
+              <w:top w:type="dxa" w:w="50"/>
+              <w:left w:type="dxa" w:w="80"/>
+              <w:bottom w:type="dxa" w:w="50"/>
+              <w:right w:type="dxa" w:w="80"/>
+            </w:tcMar>
+            <w:vAlign w:val="center"/>
+          </w:tcPr>
+          <w:p>
+            <w:pPr>
+              <w:spacing w:after="20" w:line="264" w:lineRule="auto"/>
+              <w:jc w:val="left"/>
+            </w:pPr>
+            <w:r>
+              <w:rPr>
+                <w:rFonts w:ascii="맑은 고딕" w:cs="맑은 고딕" w:eastAsia="맑은 고딕" w:hAnsi="맑은 고딕"/>
+                <w:sz w:val="15"/>
+                <w:szCs w:val="15"/>
+              </w:rPr>
+              <w:t xml:space="preserve">올바른 학습 순서: 선수 개념을 모른 채 심화·레버리지 단원으로 건너뛰지 않는다</w:t>
+            </w:r>
+          </w:p>
+        </w:tc>
+        <w:tc>
+          <w:tcPr>
+            <w:tcW w:type="dxa" w:w="1813"/>
+            <w:shd w:fill="F4F5F2" w:color="auto" w:val="clear"/>
+            <w:tcMar>
+              <w:top w:type="dxa" w:w="50"/>
+              <w:left w:type="dxa" w:w="80"/>
+              <w:bottom w:type="dxa" w:w="50"/>
+              <w:right w:type="dxa" w:w="80"/>
+            </w:tcMar>
+            <w:vAlign w:val="center"/>
+          </w:tcPr>
+          <w:p>
+            <w:pPr>
+              <w:spacing w:after="20" w:line="264" w:lineRule="auto"/>
+              <w:jc w:val="left"/>
+            </w:pPr>
+            <w:r>
+              <w:rPr>
+                <w:rFonts w:ascii="맑은 고딕" w:cs="맑은 고딕" w:eastAsia="맑은 고딕" w:hAnsi="맑은 고딕"/>
+                <w:sz w:val="15"/>
+                <w:szCs w:val="15"/>
+              </w:rPr>
+              <w:t xml:space="preserve">Top-5 중 선수 미이수 단원의 비율</w:t>
+            </w:r>
+          </w:p>
+        </w:tc>
+        <w:tc>
+          <w:tcPr>
+            <w:tcW w:type="dxa" w:w="1394"/>
+            <w:shd w:fill="F4F5F2" w:color="auto" w:val="clear"/>
+            <w:tcMar>
+              <w:top w:type="dxa" w:w="50"/>
+              <w:left w:type="dxa" w:w="80"/>
+              <w:bottom w:type="dxa" w:w="50"/>
+              <w:right w:type="dxa" w:w="80"/>
+            </w:tcMar>
+            <w:vAlign w:val="center"/>
+          </w:tcPr>
+          <w:p>
+            <w:pPr>
+              <w:spacing w:after="20" w:line="264" w:lineRule="auto"/>
+              <w:jc w:val="left"/>
+            </w:pPr>
+            <w:r>
+              <w:rPr>
+                <w:rFonts w:ascii="맑은 고딕" w:cs="맑은 고딕" w:eastAsia="맑은 고딕" w:hAnsi="맑은 고딕"/>
+                <w:sz w:val="15"/>
+                <w:szCs w:val="15"/>
+              </w:rPr>
+              <w:t xml:space="preserve">0%(선수 가드레일 켬)</w:t>
+            </w:r>
+          </w:p>
+        </w:tc>
+        <w:tc>
+          <w:tcPr>
+            <w:tcW w:type="dxa" w:w="2510"/>
+            <w:shd w:fill="F4F5F2" w:color="auto" w:val="clear"/>
+            <w:tcMar>
+              <w:top w:type="dxa" w:w="50"/>
+              <w:left w:type="dxa" w:w="80"/>
+              <w:bottom w:type="dxa" w:w="50"/>
+              <w:right w:type="dxa" w:w="80"/>
+            </w:tcMar>
+            <w:vAlign w:val="center"/>
+          </w:tcPr>
+          <w:p>
+            <w:pPr>
+              <w:spacing w:after="20" w:line="264" w:lineRule="auto"/>
+              <w:jc w:val="left"/>
+            </w:pPr>
+            <w:r>
+              <w:rPr>
+                <w:rFonts w:ascii="맑은 고딕" w:cs="맑은 고딕" w:eastAsia="맑은 고딕" w:hAnsi="맑은 고딕"/>
+                <w:sz w:val="15"/>
+                <w:szCs w:val="15"/>
+              </w:rPr>
+              <w:t xml:space="preserve">가드레일 끔 53% → 켬 0%. 대가는 NDCG 0.026 감소와 짧은 목록(6.6절)</w:t>
+            </w:r>
+          </w:p>
+        </w:tc>
+      </w:tr>
+      <w:tr>
+        <w:tc>
+          <w:tcPr>
+            <w:tcW w:type="dxa" w:w="1185"/>
+            <w:tcMar>
+              <w:top w:type="dxa" w:w="50"/>
+              <w:left w:type="dxa" w:w="80"/>
+              <w:bottom w:type="dxa" w:w="50"/>
+              <w:right w:type="dxa" w:w="80"/>
+            </w:tcMar>
+            <w:vAlign w:val="center"/>
+          </w:tcPr>
+          <w:p>
+            <w:pPr>
+              <w:spacing w:after="20" w:line="264" w:lineRule="auto"/>
+              <w:jc w:val="left"/>
+            </w:pPr>
+            <w:r>
+              <w:rPr>
+                <w:rFonts w:ascii="맑은 고딕" w:cs="맑은 고딕" w:eastAsia="맑은 고딕" w:hAnsi="맑은 고딕"/>
+                <w:sz w:val="15"/>
+                <w:szCs w:val="15"/>
+              </w:rPr>
+              <w:t xml:space="preserve">학습자</w:t>
+            </w:r>
+          </w:p>
+        </w:tc>
+        <w:tc>
+          <w:tcPr>
+            <w:tcW w:type="dxa" w:w="2510"/>
+            <w:tcMar>
+              <w:top w:type="dxa" w:w="50"/>
+              <w:left w:type="dxa" w:w="80"/>
+              <w:bottom w:type="dxa" w:w="50"/>
+              <w:right w:type="dxa" w:w="80"/>
+            </w:tcMar>
+            <w:vAlign w:val="center"/>
+          </w:tcPr>
+          <w:p>
+            <w:pPr>
+              <w:spacing w:after="20" w:line="264" w:lineRule="auto"/>
+              <w:jc w:val="left"/>
+            </w:pPr>
+            <w:r>
+              <w:rPr>
+                <w:rFonts w:ascii="맑은 고딕" w:cs="맑은 고딕" w:eastAsia="맑은 고딕" w:hAnsi="맑은 고딕"/>
+                <w:sz w:val="15"/>
+                <w:szCs w:val="15"/>
+              </w:rPr>
+              <w:t xml:space="preserve">위험 인지: 투자하기 전에 구조적 비용(총보수·괴리율·환헤지), 레버리지 복리 효과, 거래 요건(사전교육·기본예탁금), 세제(ISA·IRP 70%·과표기준가)를 안다</w:t>
+            </w:r>
+          </w:p>
+        </w:tc>
+        <w:tc>
+          <w:tcPr>
+            <w:tcW w:type="dxa" w:w="1813"/>
+            <w:tcMar>
+              <w:top w:type="dxa" w:w="50"/>
+              <w:left w:type="dxa" w:w="80"/>
+              <w:bottom w:type="dxa" w:w="50"/>
+              <w:right w:type="dxa" w:w="80"/>
+            </w:tcMar>
+            <w:vAlign w:val="center"/>
+          </w:tcPr>
+          <w:p>
+            <w:pPr>
+              <w:spacing w:after="20" w:line="264" w:lineRule="auto"/>
+              <w:jc w:val="left"/>
+            </w:pPr>
+            <w:r>
+              <w:rPr>
+                <w:rFonts w:ascii="맑은 고딕" w:cs="맑은 고딕" w:eastAsia="맑은 고딕" w:hAnsi="맑은 고딕"/>
+                <w:sz w:val="15"/>
+                <w:szCs w:val="15"/>
+              </w:rPr>
+              <w:t xml:space="preserve">필수 기초 단원 완료율, 세제·규제 진단 문항의 사전·사후 정답률</w:t>
+            </w:r>
+          </w:p>
+        </w:tc>
+        <w:tc>
+          <w:tcPr>
+            <w:tcW w:type="dxa" w:w="1394"/>
+            <w:tcMar>
+              <w:top w:type="dxa" w:w="50"/>
+              <w:left w:type="dxa" w:w="80"/>
+              <w:bottom w:type="dxa" w:w="50"/>
+              <w:right w:type="dxa" w:w="80"/>
+            </w:tcMar>
+            <w:vAlign w:val="center"/>
+          </w:tcPr>
+          <w:p>
+            <w:pPr>
+              <w:spacing w:after="20" w:line="264" w:lineRule="auto"/>
+              <w:jc w:val="left"/>
+            </w:pPr>
+            <w:r>
+              <w:rPr>
+                <w:rFonts w:ascii="맑은 고딕" w:cs="맑은 고딕" w:eastAsia="맑은 고딕" w:hAnsi="맑은 고딕"/>
+                <w:sz w:val="15"/>
+                <w:szCs w:val="15"/>
+              </w:rPr>
+              <w:t xml:space="preserve">사후 정답률 상승(목표치는 파일럿에서 기준선을 잰 뒤 사전 등록)</w:t>
+            </w:r>
+          </w:p>
+        </w:tc>
+        <w:tc>
+          <w:tcPr>
+            <w:tcW w:type="dxa" w:w="2510"/>
+            <w:tcMar>
+              <w:top w:type="dxa" w:w="50"/>
+              <w:left w:type="dxa" w:w="80"/>
+              <w:bottom w:type="dxa" w:w="50"/>
+              <w:right w:type="dxa" w:w="80"/>
+            </w:tcMar>
+            <w:vAlign w:val="center"/>
+          </w:tcPr>
+          <w:p>
+            <w:pPr>
+              <w:spacing w:after="20" w:line="264" w:lineRule="auto"/>
+              <w:jc w:val="left"/>
+            </w:pPr>
+            <w:r>
+              <w:rPr>
+                <w:rFonts w:ascii="맑은 고딕" w:cs="맑은 고딕" w:eastAsia="맑은 고딕" w:hAnsi="맑은 고딕"/>
+                <w:sz w:val="15"/>
+                <w:szCs w:val="15"/>
+              </w:rPr>
+              <w:t xml:space="preserve">모든 목적의 로드맵 맨 앞에 필수 기초 7단원(5.2절), 진단 퀴즈 20문항(부록 B). 파일럿(11월 3주)과 사용성 테스트(7.4절)로 확인</w:t>
+            </w:r>
+          </w:p>
+        </w:tc>
+      </w:tr>
+      <w:tr>
+        <w:tc>
+          <w:tcPr>
+            <w:tcW w:type="dxa" w:w="1185"/>
+            <w:shd w:fill="F4F5F2" w:color="auto" w:val="clear"/>
+            <w:tcMar>
+              <w:top w:type="dxa" w:w="50"/>
+              <w:left w:type="dxa" w:w="80"/>
+              <w:bottom w:type="dxa" w:w="50"/>
+              <w:right w:type="dxa" w:w="80"/>
+            </w:tcMar>
+            <w:vAlign w:val="center"/>
+          </w:tcPr>
+          <w:p>
+            <w:pPr>
+              <w:spacing w:after="20" w:line="264" w:lineRule="auto"/>
+              <w:jc w:val="left"/>
+            </w:pPr>
+            <w:r>
+              <w:rPr>
+                <w:rFonts w:ascii="맑은 고딕" w:cs="맑은 고딕" w:eastAsia="맑은 고딕" w:hAnsi="맑은 고딕"/>
+                <w:sz w:val="15"/>
+                <w:szCs w:val="15"/>
+              </w:rPr>
+              <w:t xml:space="preserve">교육 서비스(증권사·금융교육 플랫폼)</w:t>
+            </w:r>
+          </w:p>
+        </w:tc>
+        <w:tc>
+          <w:tcPr>
+            <w:tcW w:type="dxa" w:w="2510"/>
+            <w:shd w:fill="F4F5F2" w:color="auto" w:val="clear"/>
+            <w:tcMar>
+              <w:top w:type="dxa" w:w="50"/>
+              <w:left w:type="dxa" w:w="80"/>
+              <w:bottom w:type="dxa" w:w="50"/>
+              <w:right w:type="dxa" w:w="80"/>
+            </w:tcMar>
+            <w:vAlign w:val="center"/>
+          </w:tcPr>
+          <w:p>
+            <w:pPr>
+              <w:spacing w:after="20" w:line="264" w:lineRule="auto"/>
+              <w:jc w:val="left"/>
+            </w:pPr>
+            <w:r>
+              <w:rPr>
+                <w:rFonts w:ascii="맑은 고딕" w:cs="맑은 고딕" w:eastAsia="맑은 고딕" w:hAnsi="맑은 고딕"/>
+                <w:sz w:val="15"/>
+                <w:szCs w:val="15"/>
+              </w:rPr>
+              <w:t xml:space="preserve">참여와 완료 증가, 이탈 감소: 수준에 맞는 단원을 받아 끝까지 학습하는 비율이 오른다</w:t>
+            </w:r>
+          </w:p>
+        </w:tc>
+        <w:tc>
+          <w:tcPr>
+            <w:tcW w:type="dxa" w:w="1813"/>
+            <w:shd w:fill="F4F5F2" w:color="auto" w:val="clear"/>
+            <w:tcMar>
+              <w:top w:type="dxa" w:w="50"/>
+              <w:left w:type="dxa" w:w="80"/>
+              <w:bottom w:type="dxa" w:w="50"/>
+              <w:right w:type="dxa" w:w="80"/>
+            </w:tcMar>
+            <w:vAlign w:val="center"/>
+          </w:tcPr>
+          <w:p>
+            <w:pPr>
+              <w:spacing w:after="20" w:line="264" w:lineRule="auto"/>
+              <w:jc w:val="left"/>
+            </w:pPr>
+            <w:r>
+              <w:rPr>
+                <w:rFonts w:ascii="맑은 고딕" w:cs="맑은 고딕" w:eastAsia="맑은 고딕" w:hAnsi="맑은 고딕"/>
+                <w:sz w:val="15"/>
+                <w:szCs w:val="15"/>
+              </w:rPr>
+              <w:t xml:space="preserve">완료율, 이탈률, 로드맵 진행률, 세션당 학습 시간(A/B 보조 지표)</w:t>
+            </w:r>
+          </w:p>
+        </w:tc>
+        <w:tc>
+          <w:tcPr>
+            <w:tcW w:type="dxa" w:w="1394"/>
+            <w:shd w:fill="F4F5F2" w:color="auto" w:val="clear"/>
+            <w:tcMar>
+              <w:top w:type="dxa" w:w="50"/>
+              <w:left w:type="dxa" w:w="80"/>
+              <w:bottom w:type="dxa" w:w="50"/>
+              <w:right w:type="dxa" w:w="80"/>
+            </w:tcMar>
+            <w:vAlign w:val="center"/>
+          </w:tcPr>
+          <w:p>
+            <w:pPr>
+              <w:spacing w:after="20" w:line="264" w:lineRule="auto"/>
+              <w:jc w:val="left"/>
+            </w:pPr>
+            <w:r>
+              <w:rPr>
+                <w:rFonts w:ascii="맑은 고딕" w:cs="맑은 고딕" w:eastAsia="맑은 고딕" w:hAnsi="맑은 고딕"/>
+                <w:sz w:val="15"/>
+                <w:szCs w:val="15"/>
+              </w:rPr>
+              <w:t xml:space="preserve">대조군 대비 개선(방향만 사전 등록)</w:t>
+            </w:r>
+          </w:p>
+        </w:tc>
+        <w:tc>
+          <w:tcPr>
+            <w:tcW w:type="dxa" w:w="2510"/>
+            <w:shd w:fill="F4F5F2" w:color="auto" w:val="clear"/>
+            <w:tcMar>
+              <w:top w:type="dxa" w:w="50"/>
+              <w:left w:type="dxa" w:w="80"/>
+              <w:bottom w:type="dxa" w:w="50"/>
+              <w:right w:type="dxa" w:w="80"/>
+            </w:tcMar>
+            <w:vAlign w:val="center"/>
+          </w:tcPr>
+          <w:p>
+            <w:pPr>
+              <w:spacing w:after="20" w:line="264" w:lineRule="auto"/>
+              <w:jc w:val="left"/>
+            </w:pPr>
+            <w:r>
+              <w:rPr>
+                <w:rFonts w:ascii="맑은 고딕" w:cs="맑은 고딕" w:eastAsia="맑은 고딕" w:hAnsi="맑은 고딕"/>
+                <w:sz w:val="15"/>
+                <w:szCs w:val="15"/>
+              </w:rPr>
+              <w:t xml:space="preserve">A/B 보조 지표로 확인(7.3절)</w:t>
+            </w:r>
+          </w:p>
+        </w:tc>
+      </w:tr>
+      <w:tr>
+        <w:tc>
+          <w:tcPr>
+            <w:tcW w:type="dxa" w:w="1185"/>
+            <w:tcMar>
+              <w:top w:type="dxa" w:w="50"/>
+              <w:left w:type="dxa" w:w="80"/>
+              <w:bottom w:type="dxa" w:w="50"/>
+              <w:right w:type="dxa" w:w="80"/>
+            </w:tcMar>
+            <w:vAlign w:val="center"/>
+          </w:tcPr>
+          <w:p>
+            <w:pPr>
+              <w:spacing w:after="20" w:line="264" w:lineRule="auto"/>
+              <w:jc w:val="left"/>
+            </w:pPr>
+            <w:r>
+              <w:rPr>
+                <w:rFonts w:ascii="맑은 고딕" w:cs="맑은 고딕" w:eastAsia="맑은 고딕" w:hAnsi="맑은 고딕"/>
+                <w:sz w:val="15"/>
+                <w:szCs w:val="15"/>
+              </w:rPr>
+              <w:t xml:space="preserve">교육 서비스</w:t>
+            </w:r>
+          </w:p>
+        </w:tc>
+        <w:tc>
+          <w:tcPr>
+            <w:tcW w:type="dxa" w:w="2510"/>
+            <w:tcMar>
+              <w:top w:type="dxa" w:w="50"/>
+              <w:left w:type="dxa" w:w="80"/>
+              <w:bottom w:type="dxa" w:w="50"/>
+              <w:right w:type="dxa" w:w="80"/>
+            </w:tcMar>
+            <w:vAlign w:val="center"/>
+          </w:tcPr>
+          <w:p>
+            <w:pPr>
+              <w:spacing w:after="20" w:line="264" w:lineRule="auto"/>
+              <w:jc w:val="left"/>
+            </w:pPr>
+            <w:r>
+              <w:rPr>
+                <w:rFonts w:ascii="맑은 고딕" w:cs="맑은 고딕" w:eastAsia="맑은 고딕" w:hAnsi="맑은 고딕"/>
+                <w:sz w:val="15"/>
+                <w:szCs w:val="15"/>
+              </w:rPr>
+              <w:t xml:space="preserve">콘텐츠 공백 파악: 진단 정답률과 단원별 통과율로 보강할 단원을 찾는다</w:t>
+            </w:r>
+          </w:p>
+        </w:tc>
+        <w:tc>
+          <w:tcPr>
+            <w:tcW w:type="dxa" w:w="1813"/>
+            <w:tcMar>
+              <w:top w:type="dxa" w:w="50"/>
+              <w:left w:type="dxa" w:w="80"/>
+              <w:bottom w:type="dxa" w:w="50"/>
+              <w:right w:type="dxa" w:w="80"/>
+            </w:tcMar>
+            <w:vAlign w:val="center"/>
+          </w:tcPr>
+          <w:p>
+            <w:pPr>
+              <w:spacing w:after="20" w:line="264" w:lineRule="auto"/>
+              <w:jc w:val="left"/>
+            </w:pPr>
+            <w:r>
+              <w:rPr>
+                <w:rFonts w:ascii="맑은 고딕" w:cs="맑은 고딕" w:eastAsia="맑은 고딕" w:hAnsi="맑은 고딕"/>
+                <w:sz w:val="15"/>
+                <w:szCs w:val="15"/>
+              </w:rPr>
+              <w:t xml:space="preserve">단원별 진단 정답률·통과율</w:t>
+            </w:r>
+          </w:p>
+        </w:tc>
+        <w:tc>
+          <w:tcPr>
+            <w:tcW w:type="dxa" w:w="1394"/>
+            <w:tcMar>
+              <w:top w:type="dxa" w:w="50"/>
+              <w:left w:type="dxa" w:w="80"/>
+              <w:bottom w:type="dxa" w:w="50"/>
+              <w:right w:type="dxa" w:w="80"/>
+            </w:tcMar>
+            <w:vAlign w:val="center"/>
+          </w:tcPr>
+          <w:p>
+            <w:pPr>
+              <w:spacing w:after="20" w:line="264" w:lineRule="auto"/>
+              <w:jc w:val="left"/>
+            </w:pPr>
+            <w:r>
+              <w:rPr>
+                <w:rFonts w:ascii="맑은 고딕" w:cs="맑은 고딕" w:eastAsia="맑은 고딕" w:hAnsi="맑은 고딕"/>
+                <w:sz w:val="15"/>
+                <w:szCs w:val="15"/>
+              </w:rPr>
+              <w:t xml:space="preserve">정답률이 낮은 단원 목록을 정기적으로 갱신</w:t>
+            </w:r>
+          </w:p>
+        </w:tc>
+        <w:tc>
+          <w:tcPr>
+            <w:tcW w:type="dxa" w:w="2510"/>
+            <w:tcMar>
+              <w:top w:type="dxa" w:w="50"/>
+              <w:left w:type="dxa" w:w="80"/>
+              <w:bottom w:type="dxa" w:w="50"/>
+              <w:right w:type="dxa" w:w="80"/>
+            </w:tcMar>
+            <w:vAlign w:val="center"/>
+          </w:tcPr>
+          <w:p>
+            <w:pPr>
+              <w:spacing w:after="20" w:line="264" w:lineRule="auto"/>
+              <w:jc w:val="left"/>
+            </w:pPr>
+            <w:r>
+              <w:rPr>
+                <w:rFonts w:ascii="맑은 고딕" w:cs="맑은 고딕" w:eastAsia="맑은 고딕" w:hAnsi="맑은 고딕"/>
+                <w:sz w:val="15"/>
+                <w:szCs w:val="15"/>
+              </w:rPr>
+              <w:t xml:space="preserve">중간 점검에서 절세 계좌(ISA) 3단원과 세제·규제 학습 요점을 새로 만든 것이 그 예다(부록 F)</w:t>
+            </w:r>
+          </w:p>
+        </w:tc>
+      </w:tr>
+      <w:tr>
+        <w:tc>
+          <w:tcPr>
+            <w:tcW w:type="dxa" w:w="1185"/>
+            <w:shd w:fill="F4F5F2" w:color="auto" w:val="clear"/>
+            <w:tcMar>
+              <w:top w:type="dxa" w:w="50"/>
+              <w:left w:type="dxa" w:w="80"/>
+              <w:bottom w:type="dxa" w:w="50"/>
+              <w:right w:type="dxa" w:w="80"/>
+            </w:tcMar>
+            <w:vAlign w:val="center"/>
+          </w:tcPr>
+          <w:p>
+            <w:pPr>
+              <w:spacing w:after="20" w:line="264" w:lineRule="auto"/>
+              <w:jc w:val="left"/>
+            </w:pPr>
+            <w:r>
+              <w:rPr>
+                <w:rFonts w:ascii="맑은 고딕" w:cs="맑은 고딕" w:eastAsia="맑은 고딕" w:hAnsi="맑은 고딕"/>
+                <w:sz w:val="15"/>
+                <w:szCs w:val="15"/>
+              </w:rPr>
+              <w:t xml:space="preserve">교육 서비스</w:t>
+            </w:r>
+          </w:p>
+        </w:tc>
+        <w:tc>
+          <w:tcPr>
+            <w:tcW w:type="dxa" w:w="2510"/>
+            <w:shd w:fill="F4F5F2" w:color="auto" w:val="clear"/>
+            <w:tcMar>
+              <w:top w:type="dxa" w:w="50"/>
+              <w:left w:type="dxa" w:w="80"/>
+              <w:bottom w:type="dxa" w:w="50"/>
+              <w:right w:type="dxa" w:w="80"/>
+            </w:tcMar>
+            <w:vAlign w:val="center"/>
+          </w:tcPr>
+          <w:p>
+            <w:pPr>
+              <w:spacing w:after="20" w:line="264" w:lineRule="auto"/>
+              <w:jc w:val="left"/>
+            </w:pPr>
+            <w:r>
+              <w:rPr>
+                <w:rFonts w:ascii="맑은 고딕" w:cs="맑은 고딕" w:eastAsia="맑은 고딕" w:hAnsi="맑은 고딕"/>
+                <w:sz w:val="15"/>
+                <w:szCs w:val="15"/>
+              </w:rPr>
+              <w:t xml:space="preserve">규제·평판 위험 감소: 상품 권유로 읽히지 않고, 민감 속성으로 추천이 달라지지 않으며, 개인정보를 최소로 저장한다</w:t>
+            </w:r>
+          </w:p>
+        </w:tc>
+        <w:tc>
+          <w:tcPr>
+            <w:tcW w:type="dxa" w:w="1813"/>
+            <w:shd w:fill="F4F5F2" w:color="auto" w:val="clear"/>
+            <w:tcMar>
+              <w:top w:type="dxa" w:w="50"/>
+              <w:left w:type="dxa" w:w="80"/>
+              <w:bottom w:type="dxa" w:w="50"/>
+              <w:right w:type="dxa" w:w="80"/>
+            </w:tcMar>
+            <w:vAlign w:val="center"/>
+          </w:tcPr>
+          <w:p>
+            <w:pPr>
+              <w:spacing w:after="20" w:line="264" w:lineRule="auto"/>
+              <w:jc w:val="left"/>
+            </w:pPr>
+            <w:r>
+              <w:rPr>
+                <w:rFonts w:ascii="맑은 고딕" w:cs="맑은 고딕" w:eastAsia="맑은 고딕" w:hAnsi="맑은 고딕"/>
+                <w:sz w:val="15"/>
+                <w:szCs w:val="15"/>
+              </w:rPr>
+              <w:t xml:space="preserve">비권유 고지 포함 여부, 성별 뒤집기 불변 비율, 집단별 심화 노출 격차, 개인정보 QA</w:t>
+            </w:r>
+          </w:p>
+        </w:tc>
+        <w:tc>
+          <w:tcPr>
+            <w:tcW w:type="dxa" w:w="1394"/>
+            <w:shd w:fill="F4F5F2" w:color="auto" w:val="clear"/>
+            <w:tcMar>
+              <w:top w:type="dxa" w:w="50"/>
+              <w:left w:type="dxa" w:w="80"/>
+              <w:bottom w:type="dxa" w:w="50"/>
+              <w:right w:type="dxa" w:w="80"/>
+            </w:tcMar>
+            <w:vAlign w:val="center"/>
+          </w:tcPr>
+          <w:p>
+            <w:pPr>
+              <w:spacing w:after="20" w:line="264" w:lineRule="auto"/>
+              <w:jc w:val="left"/>
+            </w:pPr>
+            <w:r>
+              <w:rPr>
+                <w:rFonts w:ascii="맑은 고딕" w:cs="맑은 고딕" w:eastAsia="맑은 고딕" w:hAnsi="맑은 고딕"/>
+                <w:sz w:val="15"/>
+                <w:szCs w:val="15"/>
+              </w:rPr>
+              <w:t xml:space="preserve">고지 100%, 불변 100%, 격차 5%p 이내</w:t>
+            </w:r>
+          </w:p>
+        </w:tc>
+        <w:tc>
+          <w:tcPr>
+            <w:tcW w:type="dxa" w:w="2510"/>
+            <w:shd w:fill="F4F5F2" w:color="auto" w:val="clear"/>
+            <w:tcMar>
+              <w:top w:type="dxa" w:w="50"/>
+              <w:left w:type="dxa" w:w="80"/>
+              <w:bottom w:type="dxa" w:w="50"/>
+              <w:right w:type="dxa" w:w="80"/>
+            </w:tcMar>
+            <w:vAlign w:val="center"/>
+          </w:tcPr>
+          <w:p>
+            <w:pPr>
+              <w:spacing w:after="20" w:line="264" w:lineRule="auto"/>
+              <w:jc w:val="left"/>
+            </w:pPr>
+            <w:r>
+              <w:rPr>
+                <w:rFonts w:ascii="맑은 고딕" w:cs="맑은 고딕" w:eastAsia="맑은 고딕" w:hAnsi="맑은 고딕"/>
+                <w:sz w:val="15"/>
+                <w:szCs w:val="15"/>
+              </w:rPr>
+              <w:t xml:space="preserve">성별 뒤집기 6,544/6,544명 불변, 심화 노출 격차 0.132(기준 초과, 11월 4주 과제, 6.5절), 개인정보 QA 5/5건 통과</w:t>
+            </w:r>
+          </w:p>
+        </w:tc>
+      </w:tr>
+      <w:tr>
+        <w:tc>
+          <w:tcPr>
+            <w:tcW w:type="dxa" w:w="1185"/>
+            <w:tcMar>
+              <w:top w:type="dxa" w:w="50"/>
+              <w:left w:type="dxa" w:w="80"/>
+              <w:bottom w:type="dxa" w:w="50"/>
+              <w:right w:type="dxa" w:w="80"/>
+            </w:tcMar>
+            <w:vAlign w:val="center"/>
+          </w:tcPr>
+          <w:p>
+            <w:pPr>
+              <w:spacing w:after="20" w:line="264" w:lineRule="auto"/>
+              <w:jc w:val="left"/>
+            </w:pPr>
+            <w:r>
+              <w:rPr>
+                <w:rFonts w:ascii="맑은 고딕" w:cs="맑은 고딕" w:eastAsia="맑은 고딕" w:hAnsi="맑은 고딕"/>
+                <w:sz w:val="15"/>
+                <w:szCs w:val="15"/>
+              </w:rPr>
+              <w:t xml:space="preserve">사회·시장</w:t>
+            </w:r>
+          </w:p>
+        </w:tc>
+        <w:tc>
+          <w:tcPr>
+            <w:tcW w:type="dxa" w:w="2510"/>
+            <w:tcMar>
+              <w:top w:type="dxa" w:w="50"/>
+              <w:left w:type="dxa" w:w="80"/>
+              <w:bottom w:type="dxa" w:w="50"/>
+              <w:right w:type="dxa" w:w="80"/>
+            </w:tcMar>
+            <w:vAlign w:val="center"/>
+          </w:tcPr>
+          <w:p>
+            <w:pPr>
+              <w:spacing w:after="20" w:line="264" w:lineRule="auto"/>
+              <w:jc w:val="left"/>
+            </w:pPr>
+            <w:r>
+              <w:rPr>
+                <w:rFonts w:ascii="맑은 고딕" w:cs="맑은 고딕" w:eastAsia="맑은 고딕" w:hAnsi="맑은 고딕"/>
+                <w:sz w:val="15"/>
+                <w:szCs w:val="15"/>
+              </w:rPr>
+              <w:t xml:space="preserve">금융 이해력 향상과 불완전판매 예방: ETF 시장이 빠르게 커지는 가운데 구조를 이해하고 투자하는 개인이 늘어난다</w:t>
+            </w:r>
+          </w:p>
+        </w:tc>
+        <w:tc>
+          <w:tcPr>
+            <w:tcW w:type="dxa" w:w="1813"/>
+            <w:tcMar>
+              <w:top w:type="dxa" w:w="50"/>
+              <w:left w:type="dxa" w:w="80"/>
+              <w:bottom w:type="dxa" w:w="50"/>
+              <w:right w:type="dxa" w:w="80"/>
+            </w:tcMar>
+            <w:vAlign w:val="center"/>
+          </w:tcPr>
+          <w:p>
+            <w:pPr>
+              <w:spacing w:after="20" w:line="264" w:lineRule="auto"/>
+              <w:jc w:val="left"/>
+            </w:pPr>
+            <w:r>
+              <w:rPr>
+                <w:rFonts w:ascii="맑은 고딕" w:cs="맑은 고딕" w:eastAsia="맑은 고딕" w:hAnsi="맑은 고딕"/>
+                <w:sz w:val="15"/>
+                <w:szCs w:val="15"/>
+              </w:rPr>
+              <w:t xml:space="preserve">(장기) 교육 이수자의 상품 이해도, 요건을 모른 채 낸 고위험 상품 주문의 감소</w:t>
+            </w:r>
+          </w:p>
+        </w:tc>
+        <w:tc>
+          <w:tcPr>
+            <w:tcW w:type="dxa" w:w="1394"/>
+            <w:tcMar>
+              <w:top w:type="dxa" w:w="50"/>
+              <w:left w:type="dxa" w:w="80"/>
+              <w:bottom w:type="dxa" w:w="50"/>
+              <w:right w:type="dxa" w:w="80"/>
+            </w:tcMar>
+            <w:vAlign w:val="center"/>
+          </w:tcPr>
+          <w:p>
+            <w:pPr>
+              <w:spacing w:after="20" w:line="264" w:lineRule="auto"/>
+              <w:jc w:val="left"/>
+            </w:pPr>
+            <w:r>
+              <w:rPr>
+                <w:rFonts w:ascii="맑은 고딕" w:cs="맑은 고딕" w:eastAsia="맑은 고딕" w:hAnsi="맑은 고딕"/>
+                <w:sz w:val="15"/>
+                <w:szCs w:val="15"/>
+              </w:rPr>
+              <w:t xml:space="preserve">정성 목표</w:t>
+            </w:r>
+          </w:p>
+        </w:tc>
+        <w:tc>
+          <w:tcPr>
+            <w:tcW w:type="dxa" w:w="2510"/>
+            <w:tcMar>
+              <w:top w:type="dxa" w:w="50"/>
+              <w:left w:type="dxa" w:w="80"/>
+              <w:bottom w:type="dxa" w:w="50"/>
+              <w:right w:type="dxa" w:w="80"/>
+            </w:tcMar>
+            <w:vAlign w:val="center"/>
+          </w:tcPr>
+          <w:p>
+            <w:pPr>
+              <w:spacing w:after="20" w:line="264" w:lineRule="auto"/>
+              <w:jc w:val="left"/>
+            </w:pPr>
+            <w:r>
+              <w:rPr>
+                <w:rFonts w:ascii="맑은 고딕" w:cs="맑은 고딕" w:eastAsia="맑은 고딕" w:hAnsi="맑은 고딕"/>
+                <w:sz w:val="15"/>
+                <w:szCs w:val="15"/>
+              </w:rPr>
+              <w:t xml:space="preserve">공공 교육 자료(전국투자자교육협의회·금융투자교육원)와 공식 공개 데이터(KRX·공공데이터포털)를 잇는 재현 가능한 설계라 다른 교육 기관도 재사용할 수 있다(4.2~4.3절)</w:t>
+            </w:r>
+          </w:p>
+        </w:tc>
+      </w:tr>
+    </w:tbl>
+    <w:p>
+      <w:pPr>
+        <w:spacing w:after="100"/>
+      </w:pPr>
+    </w:p>
+    <w:p>
+      <w:pPr>
+        <w:spacing w:after="120" w:line="312" w:lineRule="auto"/>
+        <w:jc w:val="both"/>
+      </w:pPr>
+      <w:r>
+        <w:rPr>
+          <w:rFonts w:ascii="맑은 고딕" w:cs="맑은 고딕" w:eastAsia="맑은 고딕" w:hAnsi="맑은 고딕"/>
+          <w:sz w:val="21"/>
+          <w:szCs w:val="21"/>
+        </w:rPr>
+        <w:t xml:space="preserve">‘학습 효율’은 7절의 주 평가 지표(오프라인 NDCG@5, 온라인 7일 퀴즈 통과율)로, ‘올바른 학습 순서’는 선수 미이수 비율로 직접 검증한다. ‘위험 인지’와 교육 서비스 쪽 효과는 파일럿 뒤의 사전·사후 비교와 A/B 보조 지표로 확인한다.</w:t>
+      </w:r>
+    </w:p>
+    <w:p>
       <w:r>
         <w:br w:type="page"/>
       </w:r>
@@ -2488,7 +4617,7 @@
           <w:sz w:val="19"/>
           <w:szCs w:val="19"/>
         </w:rPr>
-        <w:t xml:space="preserve">표 4. 추천 기법 요약과 한계</w:t>
+        <w:t xml:space="preserve">표 7. 추천 기법 요약과 한계</w:t>
       </w:r>
     </w:p>
     <w:tbl>
@@ -2569,7 +4698,7 @@
                 <w:sz w:val="16"/>
                 <w:szCs w:val="16"/>
               </w:rPr>
-              <w:t xml:space="preserve">핵심 아이디어·수식</w:t>
+              <w:t xml:space="preserve">핵심 원리·수식</w:t>
             </w:r>
           </w:p>
         </w:tc>
@@ -4332,7 +6461,7 @@
           <w:sz w:val="19"/>
           <w:szCs w:val="19"/>
         </w:rPr>
-        <w:t xml:space="preserve">표 5. 기법 한계와 대응</w:t>
+        <w:t xml:space="preserve">표 8. 기법 한계와 대응</w:t>
       </w:r>
     </w:p>
     <w:tbl>
@@ -5044,6 +7173,408 @@
         </w:rPr>
         <w:t xml:space="preserve">교육 추천은 ‘학습자가 클릭할 것’이 아니라 ‘학습자가 지금 배워야 하고 통과할 수 있는 것’을 골라야 한다. 그래서 정확도만 높이는 모델 하나보다, (1) 교육 정책을 직접 담을 수 있는 규칙과 로드맵 신호, (2) 기록이 쌓이면 자동으로 개인화되는 CF·MF 신호, (3) 둘을 검증 데이터로 섞는 하이브리드와 세그먼트 라우터, (4) 어떤 설정이 선택되든 교육 순서와 난이도를 지키는 가드레일을 층으로 쌓았다. 설정 선택은 검증 주차에서 한 번만 하고 잠근 뒤 테스트 주차에서 보고하므로, 결과 표의 수치는 선택 과정에 오염되지 않은 추정치다.</w:t>
       </w:r>
+    </w:p>
+    <w:p>
+      <w:pPr>
+        <w:pStyle w:val="Heading2"/>
+        <w:spacing w:after="120" w:before="260"/>
+      </w:pPr>
+      <w:r>
+        <w:rPr>
+          <w:rFonts w:ascii="맑은 고딕" w:cs="맑은 고딕" w:eastAsia="맑은 고딕" w:hAnsi="맑은 고딕"/>
+        </w:rPr>
+        <w:t xml:space="preserve">3.4 적용 기법과 비교 방법</w:t>
+      </w:r>
+    </w:p>
+    <w:p>
+      <w:pPr>
+        <w:spacing w:after="120" w:line="312" w:lineRule="auto"/>
+        <w:jc w:val="both"/>
+      </w:pPr>
+      <w:r>
+        <w:rPr>
+          <w:rFonts w:ascii="맑은 고딕" w:cs="맑은 고딕" w:eastAsia="맑은 고딕" w:hAnsi="맑은 고딕"/>
+          <w:sz w:val="21"/>
+          <w:szCs w:val="21"/>
+        </w:rPr>
+        <w:t xml:space="preserve">3.1절의 비교를 바탕으로 이 문제에 적용할 기법과 그 이유, 비교 기준, 예상 한계와 개선 방향을 정리했다.</w:t>
+      </w:r>
+    </w:p>
+    <w:p>
+      <w:pPr>
+        <w:keepNext/>
+        <w:spacing w:after="60" w:before="160"/>
+      </w:pPr>
+      <w:r>
+        <w:rPr>
+          <w:rFonts w:ascii="맑은 고딕" w:cs="맑은 고딕" w:eastAsia="맑은 고딕" w:hAnsi="맑은 고딕"/>
+          <w:b/>
+          <w:bCs/>
+          <w:color w:val="1F6F55"/>
+          <w:sz w:val="19"/>
+          <w:szCs w:val="19"/>
+        </w:rPr>
+        <w:t xml:space="preserve">표 9. 적용 기법·선정 이유·비교 기준·예상 한계·개선 방향</w:t>
+      </w:r>
+    </w:p>
+    <w:tbl>
+      <w:tblPr>
+        <w:tblW w:type="dxa" w:w="9412"/>
+        <w:tblBorders>
+          <w:top w:val="single" w:color="BBBBBB" w:sz="6"/>
+          <w:left w:val="none" w:sz="0"/>
+          <w:bottom w:val="single" w:color="BBBBBB" w:sz="6"/>
+          <w:right w:val="none" w:sz="0"/>
+          <w:insideH w:val="single" w:color="DDDDDD" w:sz="4"/>
+          <w:insideV w:val="none" w:sz="0"/>
+        </w:tblBorders>
+      </w:tblPr>
+      <w:tblGrid>
+        <w:gridCol w:w="1506"/>
+        <w:gridCol w:w="7906"/>
+      </w:tblGrid>
+      <w:tr>
+        <w:trPr>
+          <w:tblHeader/>
+        </w:trPr>
+        <w:tc>
+          <w:tcPr>
+            <w:tcW w:type="dxa" w:w="1506"/>
+            <w:shd w:fill="DCEFE6" w:color="auto" w:val="clear"/>
+            <w:tcMar>
+              <w:top w:type="dxa" w:w="50"/>
+              <w:left w:type="dxa" w:w="80"/>
+              <w:bottom w:type="dxa" w:w="50"/>
+              <w:right w:type="dxa" w:w="80"/>
+            </w:tcMar>
+            <w:vAlign w:val="center"/>
+          </w:tcPr>
+          <w:p>
+            <w:pPr>
+              <w:spacing w:after="20" w:line="264" w:lineRule="auto"/>
+              <w:jc w:val="left"/>
+            </w:pPr>
+            <w:r>
+              <w:rPr>
+                <w:rFonts w:ascii="맑은 고딕" w:cs="맑은 고딕" w:eastAsia="맑은 고딕" w:hAnsi="맑은 고딕"/>
+                <w:b/>
+                <w:bCs/>
+                <w:sz w:val="16"/>
+                <w:szCs w:val="16"/>
+              </w:rPr>
+              <w:t xml:space="preserve">항목</w:t>
+            </w:r>
+          </w:p>
+        </w:tc>
+        <w:tc>
+          <w:tcPr>
+            <w:tcW w:type="dxa" w:w="7906"/>
+            <w:shd w:fill="DCEFE6" w:color="auto" w:val="clear"/>
+            <w:tcMar>
+              <w:top w:type="dxa" w:w="50"/>
+              <w:left w:type="dxa" w:w="80"/>
+              <w:bottom w:type="dxa" w:w="50"/>
+              <w:right w:type="dxa" w:w="80"/>
+            </w:tcMar>
+            <w:vAlign w:val="center"/>
+          </w:tcPr>
+          <w:p>
+            <w:pPr>
+              <w:spacing w:after="20" w:line="264" w:lineRule="auto"/>
+              <w:jc w:val="left"/>
+            </w:pPr>
+            <w:r>
+              <w:rPr>
+                <w:rFonts w:ascii="맑은 고딕" w:cs="맑은 고딕" w:eastAsia="맑은 고딕" w:hAnsi="맑은 고딕"/>
+                <w:b/>
+                <w:bCs/>
+                <w:sz w:val="16"/>
+                <w:szCs w:val="16"/>
+              </w:rPr>
+              <w:t xml:space="preserve">내용</w:t>
+            </w:r>
+          </w:p>
+        </w:tc>
+      </w:tr>
+      <w:tr>
+        <w:tc>
+          <w:tcPr>
+            <w:tcW w:type="dxa" w:w="1506"/>
+            <w:tcMar>
+              <w:top w:type="dxa" w:w="50"/>
+              <w:left w:type="dxa" w:w="80"/>
+              <w:bottom w:type="dxa" w:w="50"/>
+              <w:right w:type="dxa" w:w="80"/>
+            </w:tcMar>
+            <w:vAlign w:val="center"/>
+          </w:tcPr>
+          <w:p>
+            <w:pPr>
+              <w:spacing w:after="20" w:line="264" w:lineRule="auto"/>
+              <w:jc w:val="left"/>
+            </w:pPr>
+            <w:r>
+              <w:rPr>
+                <w:rFonts w:ascii="맑은 고딕" w:cs="맑은 고딕" w:eastAsia="맑은 고딕" w:hAnsi="맑은 고딕"/>
+                <w:sz w:val="16"/>
+                <w:szCs w:val="16"/>
+              </w:rPr>
+              <w:t xml:space="preserve">적용 기법</w:t>
+            </w:r>
+          </w:p>
+        </w:tc>
+        <w:tc>
+          <w:tcPr>
+            <w:tcW w:type="dxa" w:w="7906"/>
+            <w:tcMar>
+              <w:top w:type="dxa" w:w="50"/>
+              <w:left w:type="dxa" w:w="80"/>
+              <w:bottom w:type="dxa" w:w="50"/>
+              <w:right w:type="dxa" w:w="80"/>
+            </w:tcMar>
+            <w:vAlign w:val="center"/>
+          </w:tcPr>
+          <w:p>
+            <w:pPr>
+              <w:spacing w:after="20" w:line="264" w:lineRule="auto"/>
+              <w:jc w:val="left"/>
+            </w:pPr>
+            <w:r>
+              <w:rPr>
+                <w:rFonts w:ascii="맑은 고딕" w:cs="맑은 고딕" w:eastAsia="맑은 고딕" w:hAnsi="맑은 고딕"/>
+                <w:sz w:val="16"/>
+                <w:szCs w:val="16"/>
+              </w:rPr>
+              <w:t xml:space="preserve">세그먼트 라우터(성별 제외)가 고른 규칙 기반 하이브리드 ‘규칙[관심 주제+수준 일치+모바일·짧은 콘텐츠+로드맵 단계 우선순위](base=연령대+소득분위)’에 수준·선수 가드레일을 더한 운영 설정이다. 기록이 없는 학습자는 진단 퀴즈 결과(수준·통과 단원)와 투자 목적으로 시작한다. CF·행렬분해·신경망 신호는 같은 설정 풀(2,640개)에서 경쟁하며, 기록이 쌓이면 α_u = n_u/(n_u+λ) 가중으로 비중이 커지도록 하이브리드 후보에 남겨 둔다.</w:t>
+            </w:r>
+          </w:p>
+        </w:tc>
+      </w:tr>
+      <w:tr>
+        <w:tc>
+          <w:tcPr>
+            <w:tcW w:type="dxa" w:w="1506"/>
+            <w:shd w:fill="F4F5F2" w:color="auto" w:val="clear"/>
+            <w:tcMar>
+              <w:top w:type="dxa" w:w="50"/>
+              <w:left w:type="dxa" w:w="80"/>
+              <w:bottom w:type="dxa" w:w="50"/>
+              <w:right w:type="dxa" w:w="80"/>
+            </w:tcMar>
+            <w:vAlign w:val="center"/>
+          </w:tcPr>
+          <w:p>
+            <w:pPr>
+              <w:spacing w:after="20" w:line="264" w:lineRule="auto"/>
+              <w:jc w:val="left"/>
+            </w:pPr>
+            <w:r>
+              <w:rPr>
+                <w:rFonts w:ascii="맑은 고딕" w:cs="맑은 고딕" w:eastAsia="맑은 고딕" w:hAnsi="맑은 고딕"/>
+                <w:sz w:val="16"/>
+                <w:szCs w:val="16"/>
+              </w:rPr>
+              <w:t xml:space="preserve">선정 이유</w:t>
+            </w:r>
+          </w:p>
+        </w:tc>
+        <w:tc>
+          <w:tcPr>
+            <w:tcW w:type="dxa" w:w="7906"/>
+            <w:shd w:fill="F4F5F2" w:color="auto" w:val="clear"/>
+            <w:tcMar>
+              <w:top w:type="dxa" w:w="50"/>
+              <w:left w:type="dxa" w:w="80"/>
+              <w:bottom w:type="dxa" w:w="50"/>
+              <w:right w:type="dxa" w:w="80"/>
+            </w:tcMar>
+            <w:vAlign w:val="center"/>
+          </w:tcPr>
+          <w:p>
+            <w:pPr>
+              <w:spacing w:after="20" w:line="264" w:lineRule="auto"/>
+              <w:jc w:val="left"/>
+            </w:pPr>
+            <w:r>
+              <w:rPr>
+                <w:rFonts w:ascii="맑은 고딕" w:cs="맑은 고딕" w:eastAsia="맑은 고딕" w:hAnsi="맑은 고딕"/>
+                <w:sz w:val="16"/>
+                <w:szCs w:val="16"/>
+              </w:rPr>
+              <w:t xml:space="preserve">① 검증 주차 NDCG@5 1위로 데이터가 고른 설정이다(검증으로 고르고 테스트에서 보고). ② 교육 정책(수준 일치·선수 순서·투자 목적·로드맵 단계)을 신호로 직접 담을 수 있다. ③ 진단 퀴즈·관심 주제·목적만으로도 추천할 수 있어 콜드스타트에 강하다. ④ 신호별 기여도로 추천 근거를 설명할 수 있다. 사용자 CF·아이템 CF·행렬분해는 밀도 약 10%의 희소한 초기 로그에서 규칙보다 낮았다.</w:t>
+            </w:r>
+          </w:p>
+        </w:tc>
+      </w:tr>
+      <w:tr>
+        <w:tc>
+          <w:tcPr>
+            <w:tcW w:type="dxa" w:w="1506"/>
+            <w:tcMar>
+              <w:top w:type="dxa" w:w="50"/>
+              <w:left w:type="dxa" w:w="80"/>
+              <w:bottom w:type="dxa" w:w="50"/>
+              <w:right w:type="dxa" w:w="80"/>
+            </w:tcMar>
+            <w:vAlign w:val="center"/>
+          </w:tcPr>
+          <w:p>
+            <w:pPr>
+              <w:spacing w:after="20" w:line="264" w:lineRule="auto"/>
+              <w:jc w:val="left"/>
+            </w:pPr>
+            <w:r>
+              <w:rPr>
+                <w:rFonts w:ascii="맑은 고딕" w:cs="맑은 고딕" w:eastAsia="맑은 고딕" w:hAnsi="맑은 고딕"/>
+                <w:sz w:val="16"/>
+                <w:szCs w:val="16"/>
+              </w:rPr>
+              <w:t xml:space="preserve">비교 기준이 될 방법</w:t>
+            </w:r>
+          </w:p>
+        </w:tc>
+        <w:tc>
+          <w:tcPr>
+            <w:tcW w:type="dxa" w:w="7906"/>
+            <w:tcMar>
+              <w:top w:type="dxa" w:w="50"/>
+              <w:left w:type="dxa" w:w="80"/>
+              <w:bottom w:type="dxa" w:w="50"/>
+              <w:right w:type="dxa" w:w="80"/>
+            </w:tcMar>
+            <w:vAlign w:val="center"/>
+          </w:tcPr>
+          <w:p>
+            <w:pPr>
+              <w:spacing w:after="20" w:line="264" w:lineRule="auto"/>
+              <w:jc w:val="left"/>
+            </w:pPr>
+            <w:r>
+              <w:rPr>
+                <w:rFonts w:ascii="맑은 고딕" w:cs="맑은 고딕" w:eastAsia="맑은 고딕" w:hAnsi="맑은 고딕"/>
+                <w:sz w:val="16"/>
+                <w:szCs w:val="16"/>
+              </w:rPr>
+              <w:t xml:space="preserve">인기(POP)와 무작위(하한), 전역 1위 설정, 인구통계를 쓰지 않는 1위 설정, 사용자 CF·아이템 CF·콘텐츠·행렬분해·MLP(BPR 변형 포함), 온라인 실험의 대조군 A(성별을 쓰지 않는 세그먼트 인기 중 검증 1위). 모두 같은 후보·같은 정답·같은 후처리로 평가하고, 차이는 사용자 단위 쌍 부트스트랩 95% 구간으로 판단한다(현재 운영 라우터 − 인기 +0.0301 [+0.0251, +0.0343]).</w:t>
+            </w:r>
+          </w:p>
+        </w:tc>
+      </w:tr>
+      <w:tr>
+        <w:tc>
+          <w:tcPr>
+            <w:tcW w:type="dxa" w:w="1506"/>
+            <w:shd w:fill="F4F5F2" w:color="auto" w:val="clear"/>
+            <w:tcMar>
+              <w:top w:type="dxa" w:w="50"/>
+              <w:left w:type="dxa" w:w="80"/>
+              <w:bottom w:type="dxa" w:w="50"/>
+              <w:right w:type="dxa" w:w="80"/>
+            </w:tcMar>
+            <w:vAlign w:val="center"/>
+          </w:tcPr>
+          <w:p>
+            <w:pPr>
+              <w:spacing w:after="20" w:line="264" w:lineRule="auto"/>
+              <w:jc w:val="left"/>
+            </w:pPr>
+            <w:r>
+              <w:rPr>
+                <w:rFonts w:ascii="맑은 고딕" w:cs="맑은 고딕" w:eastAsia="맑은 고딕" w:hAnsi="맑은 고딕"/>
+                <w:sz w:val="16"/>
+                <w:szCs w:val="16"/>
+              </w:rPr>
+              <w:t xml:space="preserve">예상 한계</w:t>
+            </w:r>
+          </w:p>
+        </w:tc>
+        <w:tc>
+          <w:tcPr>
+            <w:tcW w:type="dxa" w:w="7906"/>
+            <w:shd w:fill="F4F5F2" w:color="auto" w:val="clear"/>
+            <w:tcMar>
+              <w:top w:type="dxa" w:w="50"/>
+              <w:left w:type="dxa" w:w="80"/>
+              <w:bottom w:type="dxa" w:w="50"/>
+              <w:right w:type="dxa" w:w="80"/>
+            </w:tcMar>
+            <w:vAlign w:val="center"/>
+          </w:tcPr>
+          <w:p>
+            <w:pPr>
+              <w:spacing w:after="20" w:line="264" w:lineRule="auto"/>
+              <w:jc w:val="left"/>
+            </w:pPr>
+            <w:r>
+              <w:rPr>
+                <w:rFonts w:ascii="맑은 고딕" w:cs="맑은 고딕" w:eastAsia="맑은 고딕" w:hAnsi="맑은 고딕"/>
+                <w:sz w:val="16"/>
+                <w:szCs w:val="16"/>
+              </w:rPr>
+              <w:t xml:space="preserve">① 모의 데이터라 규칙이 1위인 데에는 생성기 구조의 영향이 있다. ② 선수 가드레일은 정확도와 맞바꾼다(NDCG 0.026 감소, 짧은 목록 52%). ③ 소득분위별 심화 노출 격차(0.132)가 기준(5%p)을 넘는다. ④ 실제 로그는 더 희소하고 콜드스타트 비중이 크다. ⑤ 어떤 신경망 변형도 규칙을 넘지 못했다.</w:t>
+            </w:r>
+          </w:p>
+        </w:tc>
+      </w:tr>
+      <w:tr>
+        <w:tc>
+          <w:tcPr>
+            <w:tcW w:type="dxa" w:w="1506"/>
+            <w:tcMar>
+              <w:top w:type="dxa" w:w="50"/>
+              <w:left w:type="dxa" w:w="80"/>
+              <w:bottom w:type="dxa" w:w="50"/>
+              <w:right w:type="dxa" w:w="80"/>
+            </w:tcMar>
+            <w:vAlign w:val="center"/>
+          </w:tcPr>
+          <w:p>
+            <w:pPr>
+              <w:spacing w:after="20" w:line="264" w:lineRule="auto"/>
+              <w:jc w:val="left"/>
+            </w:pPr>
+            <w:r>
+              <w:rPr>
+                <w:rFonts w:ascii="맑은 고딕" w:cs="맑은 고딕" w:eastAsia="맑은 고딕" w:hAnsi="맑은 고딕"/>
+                <w:sz w:val="16"/>
+                <w:szCs w:val="16"/>
+              </w:rPr>
+              <w:t xml:space="preserve">개선 방향</w:t>
+            </w:r>
+          </w:p>
+        </w:tc>
+        <w:tc>
+          <w:tcPr>
+            <w:tcW w:type="dxa" w:w="7906"/>
+            <w:tcMar>
+              <w:top w:type="dxa" w:w="50"/>
+              <w:left w:type="dxa" w:w="80"/>
+              <w:bottom w:type="dxa" w:w="50"/>
+              <w:right w:type="dxa" w:w="80"/>
+            </w:tcMar>
+            <w:vAlign w:val="center"/>
+          </w:tcPr>
+          <w:p>
+            <w:pPr>
+              <w:spacing w:after="20" w:line="264" w:lineRule="auto"/>
+              <w:jc w:val="left"/>
+            </w:pPr>
+            <w:r>
+              <w:rPr>
+                <w:rFonts w:ascii="맑은 고딕" w:cs="맑은 고딕" w:eastAsia="맑은 고딕" w:hAnsi="맑은 고딕"/>
+                <w:sz w:val="16"/>
+                <w:szCs w:val="16"/>
+              </w:rPr>
+              <w:t xml:space="preserve">① 실제 파일럿 로그로 다시 평가하고 선수 페널티를 보정한다(11월 3주). ② 짧은 목록 완화 규칙을 정한다(11월 4주). ③ 집단별 심화 노출 상한 정책을 둔다(11월 4주). ④ 쌍이 없는 사용자에게 점별 점수를 섞는 처리와 목적·로드맵 특징을 넣은 신경망을 비교한다(11월 3주). ⑤ 온라인 A/B로 교육 효과(7일 퀴즈 통과율)를 검증한다(7.3절).</w:t>
+            </w:r>
+          </w:p>
+        </w:tc>
+      </w:tr>
+    </w:tbl>
+    <w:p>
+      <w:pPr>
+        <w:spacing w:after="100"/>
+      </w:pPr>
     </w:p>
     <w:p>
       <w:r>
@@ -5102,7 +7633,7 @@
           <w:sz w:val="19"/>
           <w:szCs w:val="19"/>
         </w:rPr>
-        <w:t xml:space="preserve">표 6. 데이터 유형(별표 * 는 선택 열)</w:t>
+        <w:t xml:space="preserve">표 10. 데이터 유형(별표 * 는 선택 열)</w:t>
       </w:r>
     </w:p>
     <w:tbl>
@@ -5722,7 +8253,7 @@
           <w:sz w:val="19"/>
           <w:szCs w:val="19"/>
         </w:rPr>
-        <w:t xml:space="preserve">표 7. 공개 데이터·교육 자료 출처 등록부(13건)</w:t>
+        <w:t xml:space="preserve">표 11. 공개 데이터·교육 자료 출처 등록부(13건)</w:t>
       </w:r>
     </w:p>
     <w:tbl>
@@ -8351,7 +10882,7 @@
           <w:sz w:val="19"/>
           <w:szCs w:val="19"/>
         </w:rPr>
-        <w:t xml:space="preserve">표 8. 모의 데이터 v2 요약(seed 42)</w:t>
+        <w:t xml:space="preserve">표 12. 모의 데이터 v2 요약(seed 42)</w:t>
       </w:r>
     </w:p>
     <w:tbl>
@@ -9249,7 +11780,7 @@
           <w:sz w:val="19"/>
           <w:szCs w:val="19"/>
         </w:rPr>
-        <w:t xml:space="preserve">표 9. 개인정보 점검(etfrec/privacy.py, manifest.privacy)</w:t>
+        <w:t xml:space="preserve">표 13. 개인정보 점검(etfrec/privacy.py, manifest.privacy)</w:t>
       </w:r>
     </w:p>
     <w:tbl>
@@ -9950,7 +12481,7 @@
           <w:sz w:val="19"/>
           <w:szCs w:val="19"/>
         </w:rPr>
-        <w:t xml:space="preserve">표 10. 개인정보 정책 중 코드로 강제되는 항목(manifest privacy.policy.implemented)</w:t>
+        <w:t xml:space="preserve">표 14. 개인정보 정책 중 코드로 강제되는 항목(manifest privacy.policy.implemented)</w:t>
       </w:r>
     </w:p>
     <w:tbl>
@@ -10596,7 +13127,7 @@
           <w:sz w:val="21"/>
           <w:szCs w:val="21"/>
         </w:rPr>
-        <w:t xml:space="preserve">모델 학습 입력은 일반화하지 않는다(그러면 학습 결과가 바뀐다). 학습은 접근 통제된 환경에서 가명 데이터로 하고, 학습 환경 밖으로 나가는 학습자 단위 표는 export-deid를 거친다. 가명처리 결과(학습 입력)에는 소득 분위 경계 계산을 위해 원시 연령·연소득이 남는다. learner_profiles.csv와 학습자 조회 API는 내부 서빙용이며 k-익명 표가 아니다. 서빙 API에는 인증이 없으므로 학습 환경 밖에 열지 않는다(조직 정책). 저장 설계는 서버가 만든 추천·로드맵 결과(학습자 프로필·통과 단원·학습 카드)를 저장하지 않고, 설계 이름과 모든 문자열의 연령·출생 연도·소득 표현은 구간 이름으로, 키워드 없이 ‘원’을 붙여 쓴 금액은 중립 표기 [금액]으로 가린다. 학습자 조회를 켠 서버에서 저장한 설계는 꺼진 서버가 내려보내지 않는다. 이름·주소 같은 그 밖의 표현은 가리지 못한다.</w:t>
+        <w:t xml:space="preserve">모델 학습 입력은 일반화하지 않는다(그러면 학습 결과가 바뀐다). 학습은 접근 통제된 환경에서 가명 데이터로 하고, 학습 환경 밖으로 나가는 학습자 단위 표는 export-deid를 거친다. 가명처리 결과(학습 입력)에는 소득 분위 경계 계산을 위해 원시 연령·연소득이 남는다. learner_profiles.csv와 학습자 조회 API는 내부 서빙용이며 k-익명 표가 아니다. 서빙 API에는 인증이 없으므로 학습 환경 밖에 열지 않는다(조직 정책). 저장 설계는 서버가 만든 추천·로드맵 결과(학습자 프로필·통과 단원·학습 카드)를 저장하지 않고, 설계 이름과 모든 문자열의 연령·출생 연도·소득 표현은 구간 이름으로, 키워드 없이 ‘원’을 붙여 쓴 금액은 중립 표기 [금액]으로 가린다. 학습자 조회를 켠 서버에서 저장한 설계는 꺼진 서버가 내려보내지 않고, 같은 이름으로 덮어쓰거나 지우지도 못한다. 이름·주소 같은 그 밖의 표현은 가리지 못한다.</w:t>
       </w:r>
     </w:p>
     <w:p>
@@ -10635,6 +13166,1906 @@
           <w:szCs w:val="21"/>
         </w:rPr>
         <w:t xml:space="preserve">모든 화면과 추천을 담은 API 응답(추천·첫 방문 추천·비교·로드맵·유형)에 ‘특정 ETF의 매수·매도를 권유하지 않는다’는 고지를 넣고, ETF 유형이 들어가는 로드맵·유형 응답과 유형 화면에는 ‘유형 안내는 학습 순서를 돕기 위한 분류이지 개별 상품의 적합성 판단이 아니다’라는 문구를 더했으며(테스트로 확인), 단원 제목에 금칙어(수익 보장·추천 종목 등)가 없는지 검사한다.</w:t>
+      </w:r>
+    </w:p>
+    <w:p>
+      <w:pPr>
+        <w:pStyle w:val="Heading2"/>
+        <w:spacing w:after="120" w:before="260"/>
+      </w:pPr>
+      <w:r>
+        <w:rPr>
+          <w:rFonts w:ascii="맑은 고딕" w:cs="맑은 고딕" w:eastAsia="맑은 고딕" w:hAnsi="맑은 고딕"/>
+        </w:rPr>
+        <w:t xml:space="preserve">4.6 데이터 항목 예시와 사용자 반응의 해석</w:t>
+      </w:r>
+    </w:p>
+    <w:p>
+      <w:pPr>
+        <w:spacing w:after="120" w:line="312" w:lineRule="auto"/>
+        <w:jc w:val="both"/>
+      </w:pPr>
+      <w:r>
+        <w:rPr>
+          <w:rFonts w:ascii="맑은 고딕" w:cs="맑은 고딕" w:eastAsia="맑은 고딕" w:hAnsi="맑은 고딕"/>
+          <w:sz w:val="21"/>
+          <w:szCs w:val="21"/>
+        </w:rPr>
+        <w:t xml:space="preserve">4.1절의 데이터 항목을 실제 입력 형식의 예로 보이고, 확보 방법과 각 사용자 반응을 어떻게 해석해 쓰는지 정리했다. 아래 값은 형식을 보이기 위한 예시이며 학습자 번호는 가명 번호다.</w:t>
+      </w:r>
+    </w:p>
+    <w:p>
+      <w:pPr>
+        <w:keepNext/>
+        <w:spacing w:after="60" w:before="160"/>
+      </w:pPr>
+      <w:r>
+        <w:rPr>
+          <w:rFonts w:ascii="맑은 고딕" w:cs="맑은 고딕" w:eastAsia="맑은 고딕" w:hAnsi="맑은 고딕"/>
+          <w:b/>
+          <w:bCs/>
+          <w:color w:val="1F6F55"/>
+          <w:sz w:val="19"/>
+          <w:szCs w:val="19"/>
+        </w:rPr>
+        <w:t xml:space="preserve">표 15. 데이터 항목 예시(입력 형식)</w:t>
+      </w:r>
+    </w:p>
+    <w:tbl>
+      <w:tblPr>
+        <w:tblW w:type="dxa" w:w="9412"/>
+        <w:tblBorders>
+          <w:top w:val="single" w:color="BBBBBB" w:sz="6"/>
+          <w:left w:val="none" w:sz="0"/>
+          <w:bottom w:val="single" w:color="BBBBBB" w:sz="6"/>
+          <w:right w:val="none" w:sz="0"/>
+          <w:insideH w:val="single" w:color="DDDDDD" w:sz="4"/>
+          <w:insideV w:val="none" w:sz="0"/>
+        </w:tblBorders>
+      </w:tblPr>
+      <w:tblGrid>
+        <w:gridCol w:w="1205"/>
+        <w:gridCol w:w="4819"/>
+        <w:gridCol w:w="3388"/>
+      </w:tblGrid>
+      <w:tr>
+        <w:trPr>
+          <w:tblHeader/>
+        </w:trPr>
+        <w:tc>
+          <w:tcPr>
+            <w:tcW w:type="dxa" w:w="1205"/>
+            <w:shd w:fill="DCEFE6" w:color="auto" w:val="clear"/>
+            <w:tcMar>
+              <w:top w:type="dxa" w:w="50"/>
+              <w:left w:type="dxa" w:w="80"/>
+              <w:bottom w:type="dxa" w:w="50"/>
+              <w:right w:type="dxa" w:w="80"/>
+            </w:tcMar>
+            <w:vAlign w:val="center"/>
+          </w:tcPr>
+          <w:p>
+            <w:pPr>
+              <w:spacing w:after="20" w:line="264" w:lineRule="auto"/>
+              <w:jc w:val="left"/>
+            </w:pPr>
+            <w:r>
+              <w:rPr>
+                <w:rFonts w:ascii="맑은 고딕" w:cs="맑은 고딕" w:eastAsia="맑은 고딕" w:hAnsi="맑은 고딕"/>
+                <w:b/>
+                <w:bCs/>
+                <w:sz w:val="15"/>
+                <w:szCs w:val="15"/>
+              </w:rPr>
+              <w:t xml:space="preserve">파일</w:t>
+            </w:r>
+          </w:p>
+        </w:tc>
+        <w:tc>
+          <w:tcPr>
+            <w:tcW w:type="dxa" w:w="4819"/>
+            <w:shd w:fill="DCEFE6" w:color="auto" w:val="clear"/>
+            <w:tcMar>
+              <w:top w:type="dxa" w:w="50"/>
+              <w:left w:type="dxa" w:w="80"/>
+              <w:bottom w:type="dxa" w:w="50"/>
+              <w:right w:type="dxa" w:w="80"/>
+            </w:tcMar>
+            <w:vAlign w:val="center"/>
+          </w:tcPr>
+          <w:p>
+            <w:pPr>
+              <w:spacing w:after="20" w:line="264" w:lineRule="auto"/>
+              <w:jc w:val="left"/>
+            </w:pPr>
+            <w:r>
+              <w:rPr>
+                <w:rFonts w:ascii="맑은 고딕" w:cs="맑은 고딕" w:eastAsia="맑은 고딕" w:hAnsi="맑은 고딕"/>
+                <w:b/>
+                <w:bCs/>
+                <w:sz w:val="15"/>
+                <w:szCs w:val="15"/>
+              </w:rPr>
+              <w:t xml:space="preserve">예시 행</w:t>
+            </w:r>
+          </w:p>
+        </w:tc>
+        <w:tc>
+          <w:tcPr>
+            <w:tcW w:type="dxa" w:w="3388"/>
+            <w:shd w:fill="DCEFE6" w:color="auto" w:val="clear"/>
+            <w:tcMar>
+              <w:top w:type="dxa" w:w="50"/>
+              <w:left w:type="dxa" w:w="80"/>
+              <w:bottom w:type="dxa" w:w="50"/>
+              <w:right w:type="dxa" w:w="80"/>
+            </w:tcMar>
+            <w:vAlign w:val="center"/>
+          </w:tcPr>
+          <w:p>
+            <w:pPr>
+              <w:spacing w:after="20" w:line="264" w:lineRule="auto"/>
+              <w:jc w:val="left"/>
+            </w:pPr>
+            <w:r>
+              <w:rPr>
+                <w:rFonts w:ascii="맑은 고딕" w:cs="맑은 고딕" w:eastAsia="맑은 고딕" w:hAnsi="맑은 고딕"/>
+                <w:b/>
+                <w:bCs/>
+                <w:sz w:val="15"/>
+                <w:szCs w:val="15"/>
+              </w:rPr>
+              <w:t xml:space="preserve">설명</w:t>
+            </w:r>
+          </w:p>
+        </w:tc>
+      </w:tr>
+      <w:tr>
+        <w:tc>
+          <w:tcPr>
+            <w:tcW w:type="dxa" w:w="1205"/>
+            <w:tcMar>
+              <w:top w:type="dxa" w:w="50"/>
+              <w:left w:type="dxa" w:w="80"/>
+              <w:bottom w:type="dxa" w:w="50"/>
+              <w:right w:type="dxa" w:w="80"/>
+            </w:tcMar>
+            <w:vAlign w:val="center"/>
+          </w:tcPr>
+          <w:p>
+            <w:pPr>
+              <w:spacing w:after="20" w:line="264" w:lineRule="auto"/>
+              <w:jc w:val="left"/>
+            </w:pPr>
+            <w:r>
+              <w:rPr>
+                <w:rFonts w:ascii="맑은 고딕" w:cs="맑은 고딕" w:eastAsia="맑은 고딕" w:hAnsi="맑은 고딕"/>
+                <w:sz w:val="15"/>
+                <w:szCs w:val="15"/>
+              </w:rPr>
+              <w:t xml:space="preserve">profiles.csv</w:t>
+            </w:r>
+          </w:p>
+        </w:tc>
+        <w:tc>
+          <w:tcPr>
+            <w:tcW w:type="dxa" w:w="4819"/>
+            <w:tcMar>
+              <w:top w:type="dxa" w:w="50"/>
+              <w:left w:type="dxa" w:w="80"/>
+              <w:bottom w:type="dxa" w:w="50"/>
+              <w:right w:type="dxa" w:w="80"/>
+            </w:tcMar>
+            <w:vAlign w:val="center"/>
+          </w:tcPr>
+          <w:p>
+            <w:pPr>
+              <w:spacing w:after="20" w:line="264" w:lineRule="auto"/>
+              <w:jc w:val="left"/>
+            </w:pPr>
+            <w:r>
+              <w:rPr>
+                <w:rFonts w:ascii="맑은 고딕" w:cs="맑은 고딕" w:eastAsia="맑은 고딕" w:hAnsi="맑은 고딕"/>
+                <w:sz w:val="15"/>
+                <w:szCs w:val="15"/>
+              </w:rPr>
+              <w:t xml:space="preserve">user=0, gender=1, age=45, income=5200, exp=0, risk=0, mobile=1, interest1=연금계좌 ETF, interest2=자산배분, placement=1, goal=pension, horizon=long</w:t>
+            </w:r>
+          </w:p>
+        </w:tc>
+        <w:tc>
+          <w:tcPr>
+            <w:tcW w:type="dxa" w:w="3388"/>
+            <w:tcMar>
+              <w:top w:type="dxa" w:w="50"/>
+              <w:left w:type="dxa" w:w="80"/>
+              <w:bottom w:type="dxa" w:w="50"/>
+              <w:right w:type="dxa" w:w="80"/>
+            </w:tcMar>
+            <w:vAlign w:val="center"/>
+          </w:tcPr>
+          <w:p>
+            <w:pPr>
+              <w:spacing w:after="20" w:line="264" w:lineRule="auto"/>
+              <w:jc w:val="left"/>
+            </w:pPr>
+            <w:r>
+              <w:rPr>
+                <w:rFonts w:ascii="맑은 고딕" w:cs="맑은 고딕" w:eastAsia="맑은 고딕" w:hAnsi="맑은 고딕"/>
+                <w:sz w:val="15"/>
+                <w:szCs w:val="15"/>
+              </w:rPr>
+              <w:t xml:space="preserve">온보딩·진단에서 받는 학습자 정보. 원시 연령·연소득(만원)은 학습 입력에만 있고 번들에는 연령대·소득분위 구간으로만 저장한다(4.5절)</w:t>
+            </w:r>
+          </w:p>
+        </w:tc>
+      </w:tr>
+      <w:tr>
+        <w:tc>
+          <w:tcPr>
+            <w:tcW w:type="dxa" w:w="1205"/>
+            <w:shd w:fill="F4F5F2" w:color="auto" w:val="clear"/>
+            <w:tcMar>
+              <w:top w:type="dxa" w:w="50"/>
+              <w:left w:type="dxa" w:w="80"/>
+              <w:bottom w:type="dxa" w:w="50"/>
+              <w:right w:type="dxa" w:w="80"/>
+            </w:tcMar>
+            <w:vAlign w:val="center"/>
+          </w:tcPr>
+          <w:p>
+            <w:pPr>
+              <w:spacing w:after="20" w:line="264" w:lineRule="auto"/>
+              <w:jc w:val="left"/>
+            </w:pPr>
+            <w:r>
+              <w:rPr>
+                <w:rFonts w:ascii="맑은 고딕" w:cs="맑은 고딕" w:eastAsia="맑은 고딕" w:hAnsi="맑은 고딕"/>
+                <w:sz w:val="15"/>
+                <w:szCs w:val="15"/>
+              </w:rPr>
+              <w:t xml:space="preserve">study_log.csv</w:t>
+            </w:r>
+          </w:p>
+        </w:tc>
+        <w:tc>
+          <w:tcPr>
+            <w:tcW w:type="dxa" w:w="4819"/>
+            <w:shd w:fill="F4F5F2" w:color="auto" w:val="clear"/>
+            <w:tcMar>
+              <w:top w:type="dxa" w:w="50"/>
+              <w:left w:type="dxa" w:w="80"/>
+              <w:bottom w:type="dxa" w:w="50"/>
+              <w:right w:type="dxa" w:w="80"/>
+            </w:tcMar>
+            <w:vAlign w:val="center"/>
+          </w:tcPr>
+          <w:p>
+            <w:pPr>
+              <w:spacing w:after="20" w:line="264" w:lineRule="auto"/>
+              <w:jc w:val="left"/>
+            </w:pPr>
+            <w:r>
+              <w:rPr>
+                <w:rFonts w:ascii="맑은 고딕" w:cs="맑은 고딕" w:eastAsia="맑은 고딕" w:hAnsi="맑은 고딕"/>
+                <w:sz w:val="15"/>
+                <w:szCs w:val="15"/>
+              </w:rPr>
+              <w:t xml:space="preserve">user=0, item=0(ETF란 무엇인가), week=0, hour=20, complete=1, quiz=1, quiz_pass=1, save=0, drop=0, replay=0</w:t>
+            </w:r>
+          </w:p>
+        </w:tc>
+        <w:tc>
+          <w:tcPr>
+            <w:tcW w:type="dxa" w:w="3388"/>
+            <w:shd w:fill="F4F5F2" w:color="auto" w:val="clear"/>
+            <w:tcMar>
+              <w:top w:type="dxa" w:w="50"/>
+              <w:left w:type="dxa" w:w="80"/>
+              <w:bottom w:type="dxa" w:w="50"/>
+              <w:right w:type="dxa" w:w="80"/>
+            </w:tcMar>
+            <w:vAlign w:val="center"/>
+          </w:tcPr>
+          <w:p>
+            <w:pPr>
+              <w:spacing w:after="20" w:line="264" w:lineRule="auto"/>
+              <w:jc w:val="left"/>
+            </w:pPr>
+            <w:r>
+              <w:rPr>
+                <w:rFonts w:ascii="맑은 고딕" w:cs="맑은 고딕" w:eastAsia="맑은 고딕" w:hAnsi="맑은 고딕"/>
+                <w:sz w:val="15"/>
+                <w:szCs w:val="15"/>
+              </w:rPr>
+              <w:t xml:space="preserve">한 행이 한 번의 학습 시도다. 이 행의 행동 점수는 3(퀴즈 통과)</w:t>
+            </w:r>
+          </w:p>
+        </w:tc>
+      </w:tr>
+      <w:tr>
+        <w:tc>
+          <w:tcPr>
+            <w:tcW w:type="dxa" w:w="1205"/>
+            <w:tcMar>
+              <w:top w:type="dxa" w:w="50"/>
+              <w:left w:type="dxa" w:w="80"/>
+              <w:bottom w:type="dxa" w:w="50"/>
+              <w:right w:type="dxa" w:w="80"/>
+            </w:tcMar>
+            <w:vAlign w:val="center"/>
+          </w:tcPr>
+          <w:p>
+            <w:pPr>
+              <w:spacing w:after="20" w:line="264" w:lineRule="auto"/>
+              <w:jc w:val="left"/>
+            </w:pPr>
+            <w:r>
+              <w:rPr>
+                <w:rFonts w:ascii="맑은 고딕" w:cs="맑은 고딕" w:eastAsia="맑은 고딕" w:hAnsi="맑은 고딕"/>
+                <w:sz w:val="15"/>
+                <w:szCs w:val="15"/>
+              </w:rPr>
+              <w:t xml:space="preserve">study_log.csv</w:t>
+            </w:r>
+          </w:p>
+        </w:tc>
+        <w:tc>
+          <w:tcPr>
+            <w:tcW w:type="dxa" w:w="4819"/>
+            <w:tcMar>
+              <w:top w:type="dxa" w:w="50"/>
+              <w:left w:type="dxa" w:w="80"/>
+              <w:bottom w:type="dxa" w:w="50"/>
+              <w:right w:type="dxa" w:w="80"/>
+            </w:tcMar>
+            <w:vAlign w:val="center"/>
+          </w:tcPr>
+          <w:p>
+            <w:pPr>
+              <w:spacing w:after="20" w:line="264" w:lineRule="auto"/>
+              <w:jc w:val="left"/>
+            </w:pPr>
+            <w:r>
+              <w:rPr>
+                <w:rFonts w:ascii="맑은 고딕" w:cs="맑은 고딕" w:eastAsia="맑은 고딕" w:hAnsi="맑은 고딕"/>
+                <w:sz w:val="15"/>
+                <w:szCs w:val="15"/>
+              </w:rPr>
+              <w:t xml:space="preserve">user=0, item=9(ETF 총보수 이해하기), week=0, hour=21, complete=1, quiz=0, quiz_pass=0, save=1, drop=0, replay=0</w:t>
+            </w:r>
+          </w:p>
+        </w:tc>
+        <w:tc>
+          <w:tcPr>
+            <w:tcW w:type="dxa" w:w="3388"/>
+            <w:tcMar>
+              <w:top w:type="dxa" w:w="50"/>
+              <w:left w:type="dxa" w:w="80"/>
+              <w:bottom w:type="dxa" w:w="50"/>
+              <w:right w:type="dxa" w:w="80"/>
+            </w:tcMar>
+            <w:vAlign w:val="center"/>
+          </w:tcPr>
+          <w:p>
+            <w:pPr>
+              <w:spacing w:after="20" w:line="264" w:lineRule="auto"/>
+              <w:jc w:val="left"/>
+            </w:pPr>
+            <w:r>
+              <w:rPr>
+                <w:rFonts w:ascii="맑은 고딕" w:cs="맑은 고딕" w:eastAsia="맑은 고딕" w:hAnsi="맑은 고딕"/>
+                <w:sz w:val="15"/>
+                <w:szCs w:val="15"/>
+              </w:rPr>
+              <w:t xml:space="preserve">완료하고 저장했다. 행동 점수 3(저장)</w:t>
+            </w:r>
+          </w:p>
+        </w:tc>
+      </w:tr>
+      <w:tr>
+        <w:tc>
+          <w:tcPr>
+            <w:tcW w:type="dxa" w:w="1205"/>
+            <w:shd w:fill="F4F5F2" w:color="auto" w:val="clear"/>
+            <w:tcMar>
+              <w:top w:type="dxa" w:w="50"/>
+              <w:left w:type="dxa" w:w="80"/>
+              <w:bottom w:type="dxa" w:w="50"/>
+              <w:right w:type="dxa" w:w="80"/>
+            </w:tcMar>
+            <w:vAlign w:val="center"/>
+          </w:tcPr>
+          <w:p>
+            <w:pPr>
+              <w:spacing w:after="20" w:line="264" w:lineRule="auto"/>
+              <w:jc w:val="left"/>
+            </w:pPr>
+            <w:r>
+              <w:rPr>
+                <w:rFonts w:ascii="맑은 고딕" w:cs="맑은 고딕" w:eastAsia="맑은 고딕" w:hAnsi="맑은 고딕"/>
+                <w:sz w:val="15"/>
+                <w:szCs w:val="15"/>
+              </w:rPr>
+              <w:t xml:space="preserve">study_log.csv</w:t>
+            </w:r>
+          </w:p>
+        </w:tc>
+        <w:tc>
+          <w:tcPr>
+            <w:tcW w:type="dxa" w:w="4819"/>
+            <w:shd w:fill="F4F5F2" w:color="auto" w:val="clear"/>
+            <w:tcMar>
+              <w:top w:type="dxa" w:w="50"/>
+              <w:left w:type="dxa" w:w="80"/>
+              <w:bottom w:type="dxa" w:w="50"/>
+              <w:right w:type="dxa" w:w="80"/>
+            </w:tcMar>
+            <w:vAlign w:val="center"/>
+          </w:tcPr>
+          <w:p>
+            <w:pPr>
+              <w:spacing w:after="20" w:line="264" w:lineRule="auto"/>
+              <w:jc w:val="left"/>
+            </w:pPr>
+            <w:r>
+              <w:rPr>
+                <w:rFonts w:ascii="맑은 고딕" w:cs="맑은 고딕" w:eastAsia="맑은 고딕" w:hAnsi="맑은 고딕"/>
+                <w:sz w:val="15"/>
+                <w:szCs w:val="15"/>
+              </w:rPr>
+              <w:t xml:space="preserve">user=0, item=1(ETF 가격은 어떻게 정해지나: NAV와 괴리율), week=1, hour=8, complete=0, quiz=0, quiz_pass=0, save=0, drop=1, replay=0</w:t>
+            </w:r>
+          </w:p>
+        </w:tc>
+        <w:tc>
+          <w:tcPr>
+            <w:tcW w:type="dxa" w:w="3388"/>
+            <w:shd w:fill="F4F5F2" w:color="auto" w:val="clear"/>
+            <w:tcMar>
+              <w:top w:type="dxa" w:w="50"/>
+              <w:left w:type="dxa" w:w="80"/>
+              <w:bottom w:type="dxa" w:w="50"/>
+              <w:right w:type="dxa" w:w="80"/>
+            </w:tcMar>
+            <w:vAlign w:val="center"/>
+          </w:tcPr>
+          <w:p>
+            <w:pPr>
+              <w:spacing w:after="20" w:line="264" w:lineRule="auto"/>
+              <w:jc w:val="left"/>
+            </w:pPr>
+            <w:r>
+              <w:rPr>
+                <w:rFonts w:ascii="맑은 고딕" w:cs="맑은 고딕" w:eastAsia="맑은 고딕" w:hAnsi="맑은 고딕"/>
+                <w:sz w:val="15"/>
+                <w:szCs w:val="15"/>
+              </w:rPr>
+              <w:t xml:space="preserve">보다가 이탈했다. 행동 점수 1(조회), 이탈은 사용자 이탈률에 반영</w:t>
+            </w:r>
+          </w:p>
+        </w:tc>
+      </w:tr>
+      <w:tr>
+        <w:tc>
+          <w:tcPr>
+            <w:tcW w:type="dxa" w:w="1205"/>
+            <w:tcMar>
+              <w:top w:type="dxa" w:w="50"/>
+              <w:left w:type="dxa" w:w="80"/>
+              <w:bottom w:type="dxa" w:w="50"/>
+              <w:right w:type="dxa" w:w="80"/>
+            </w:tcMar>
+            <w:vAlign w:val="center"/>
+          </w:tcPr>
+          <w:p>
+            <w:pPr>
+              <w:spacing w:after="20" w:line="264" w:lineRule="auto"/>
+              <w:jc w:val="left"/>
+            </w:pPr>
+            <w:r>
+              <w:rPr>
+                <w:rFonts w:ascii="맑은 고딕" w:cs="맑은 고딕" w:eastAsia="맑은 고딕" w:hAnsi="맑은 고딕"/>
+                <w:sz w:val="15"/>
+                <w:szCs w:val="15"/>
+              </w:rPr>
+              <w:t xml:space="preserve">catalog.csv</w:t>
+            </w:r>
+          </w:p>
+        </w:tc>
+        <w:tc>
+          <w:tcPr>
+            <w:tcW w:type="dxa" w:w="4819"/>
+            <w:tcMar>
+              <w:top w:type="dxa" w:w="50"/>
+              <w:left w:type="dxa" w:w="80"/>
+              <w:bottom w:type="dxa" w:w="50"/>
+              <w:right w:type="dxa" w:w="80"/>
+            </w:tcMar>
+            <w:vAlign w:val="center"/>
+          </w:tcPr>
+          <w:p>
+            <w:pPr>
+              <w:spacing w:after="20" w:line="264" w:lineRule="auto"/>
+              <w:jc w:val="left"/>
+            </w:pPr>
+            <w:r>
+              <w:rPr>
+                <w:rFonts w:ascii="맑은 고딕" w:cs="맑은 고딕" w:eastAsia="맑은 고딕" w:hAnsi="맑은 고딕"/>
+                <w:sz w:val="15"/>
+                <w:szCs w:val="15"/>
+              </w:rPr>
+              <w:t xml:space="preserve">item=1, title=ETF 가격은 어떻게 정해지나: NAV와 괴리율, topic=ETF 구조, level=2, short=0, prereqs=0;3, sources=kcie_etf_school;krx_etf_info;am_guidebooks</w:t>
+            </w:r>
+          </w:p>
+        </w:tc>
+        <w:tc>
+          <w:tcPr>
+            <w:tcW w:type="dxa" w:w="3388"/>
+            <w:tcMar>
+              <w:top w:type="dxa" w:w="50"/>
+              <w:left w:type="dxa" w:w="80"/>
+              <w:bottom w:type="dxa" w:w="50"/>
+              <w:right w:type="dxa" w:w="80"/>
+            </w:tcMar>
+            <w:vAlign w:val="center"/>
+          </w:tcPr>
+          <w:p>
+            <w:pPr>
+              <w:spacing w:after="20" w:line="264" w:lineRule="auto"/>
+              <w:jc w:val="left"/>
+            </w:pPr>
+            <w:r>
+              <w:rPr>
+                <w:rFonts w:ascii="맑은 고딕" w:cs="맑은 고딕" w:eastAsia="맑은 고딕" w:hAnsi="맑은 고딕"/>
+                <w:sz w:val="15"/>
+                <w:szCs w:val="15"/>
+              </w:rPr>
+              <w:t xml:space="preserve">단원 정보와 선수 단원, 출처 등록부의 출처 키</w:t>
+            </w:r>
+          </w:p>
+        </w:tc>
+      </w:tr>
+    </w:tbl>
+    <w:p>
+      <w:pPr>
+        <w:spacing w:after="100"/>
+      </w:pPr>
+    </w:p>
+    <w:p>
+      <w:pPr>
+        <w:keepNext/>
+        <w:spacing w:after="60" w:before="160"/>
+      </w:pPr>
+      <w:r>
+        <w:rPr>
+          <w:rFonts w:ascii="맑은 고딕" w:cs="맑은 고딕" w:eastAsia="맑은 고딕" w:hAnsi="맑은 고딕"/>
+          <w:b/>
+          <w:bCs/>
+          <w:color w:val="1F6F55"/>
+          <w:sz w:val="19"/>
+          <w:szCs w:val="19"/>
+        </w:rPr>
+        <w:t xml:space="preserve">표 16. 데이터 확보 방법 요약</w:t>
+      </w:r>
+    </w:p>
+    <w:tbl>
+      <w:tblPr>
+        <w:tblW w:type="dxa" w:w="9412"/>
+        <w:tblBorders>
+          <w:top w:val="single" w:color="BBBBBB" w:sz="6"/>
+          <w:left w:val="none" w:sz="0"/>
+          <w:bottom w:val="single" w:color="BBBBBB" w:sz="6"/>
+          <w:right w:val="none" w:sz="0"/>
+          <w:insideH w:val="single" w:color="DDDDDD" w:sz="4"/>
+          <w:insideV w:val="none" w:sz="0"/>
+        </w:tblBorders>
+      </w:tblPr>
+      <w:tblGrid>
+        <w:gridCol w:w="2259"/>
+        <w:gridCol w:w="4518"/>
+        <w:gridCol w:w="2635"/>
+      </w:tblGrid>
+      <w:tr>
+        <w:trPr>
+          <w:tblHeader/>
+        </w:trPr>
+        <w:tc>
+          <w:tcPr>
+            <w:tcW w:type="dxa" w:w="2259"/>
+            <w:shd w:fill="DCEFE6" w:color="auto" w:val="clear"/>
+            <w:tcMar>
+              <w:top w:type="dxa" w:w="50"/>
+              <w:left w:type="dxa" w:w="80"/>
+              <w:bottom w:type="dxa" w:w="50"/>
+              <w:right w:type="dxa" w:w="80"/>
+            </w:tcMar>
+            <w:vAlign w:val="center"/>
+          </w:tcPr>
+          <w:p>
+            <w:pPr>
+              <w:spacing w:after="20" w:line="264" w:lineRule="auto"/>
+              <w:jc w:val="left"/>
+            </w:pPr>
+            <w:r>
+              <w:rPr>
+                <w:rFonts w:ascii="맑은 고딕" w:cs="맑은 고딕" w:eastAsia="맑은 고딕" w:hAnsi="맑은 고딕"/>
+                <w:b/>
+                <w:bCs/>
+                <w:sz w:val="15"/>
+                <w:szCs w:val="15"/>
+              </w:rPr>
+              <w:t xml:space="preserve">데이터</w:t>
+            </w:r>
+          </w:p>
+        </w:tc>
+        <w:tc>
+          <w:tcPr>
+            <w:tcW w:type="dxa" w:w="4518"/>
+            <w:shd w:fill="DCEFE6" w:color="auto" w:val="clear"/>
+            <w:tcMar>
+              <w:top w:type="dxa" w:w="50"/>
+              <w:left w:type="dxa" w:w="80"/>
+              <w:bottom w:type="dxa" w:w="50"/>
+              <w:right w:type="dxa" w:w="80"/>
+            </w:tcMar>
+            <w:vAlign w:val="center"/>
+          </w:tcPr>
+          <w:p>
+            <w:pPr>
+              <w:spacing w:after="20" w:line="264" w:lineRule="auto"/>
+              <w:jc w:val="left"/>
+            </w:pPr>
+            <w:r>
+              <w:rPr>
+                <w:rFonts w:ascii="맑은 고딕" w:cs="맑은 고딕" w:eastAsia="맑은 고딕" w:hAnsi="맑은 고딕"/>
+                <w:b/>
+                <w:bCs/>
+                <w:sz w:val="15"/>
+                <w:szCs w:val="15"/>
+              </w:rPr>
+              <w:t xml:space="preserve">확보 방법</w:t>
+            </w:r>
+          </w:p>
+        </w:tc>
+        <w:tc>
+          <w:tcPr>
+            <w:tcW w:type="dxa" w:w="2635"/>
+            <w:shd w:fill="DCEFE6" w:color="auto" w:val="clear"/>
+            <w:tcMar>
+              <w:top w:type="dxa" w:w="50"/>
+              <w:left w:type="dxa" w:w="80"/>
+              <w:bottom w:type="dxa" w:w="50"/>
+              <w:right w:type="dxa" w:w="80"/>
+            </w:tcMar>
+            <w:vAlign w:val="center"/>
+          </w:tcPr>
+          <w:p>
+            <w:pPr>
+              <w:spacing w:after="20" w:line="264" w:lineRule="auto"/>
+              <w:jc w:val="left"/>
+            </w:pPr>
+            <w:r>
+              <w:rPr>
+                <w:rFonts w:ascii="맑은 고딕" w:cs="맑은 고딕" w:eastAsia="맑은 고딕" w:hAnsi="맑은 고딕"/>
+                <w:b/>
+                <w:bCs/>
+                <w:sz w:val="15"/>
+                <w:szCs w:val="15"/>
+              </w:rPr>
+              <w:t xml:space="preserve">시점·상태</w:t>
+            </w:r>
+          </w:p>
+        </w:tc>
+      </w:tr>
+      <w:tr>
+        <w:tc>
+          <w:tcPr>
+            <w:tcW w:type="dxa" w:w="2259"/>
+            <w:tcMar>
+              <w:top w:type="dxa" w:w="50"/>
+              <w:left w:type="dxa" w:w="80"/>
+              <w:bottom w:type="dxa" w:w="50"/>
+              <w:right w:type="dxa" w:w="80"/>
+            </w:tcMar>
+            <w:vAlign w:val="center"/>
+          </w:tcPr>
+          <w:p>
+            <w:pPr>
+              <w:spacing w:after="20" w:line="264" w:lineRule="auto"/>
+              <w:jc w:val="left"/>
+            </w:pPr>
+            <w:r>
+              <w:rPr>
+                <w:rFonts w:ascii="맑은 고딕" w:cs="맑은 고딕" w:eastAsia="맑은 고딕" w:hAnsi="맑은 고딕"/>
+                <w:sz w:val="15"/>
+                <w:szCs w:val="15"/>
+              </w:rPr>
+              <w:t xml:space="preserve">학습자 프로필·투자 목적·진단 결과</w:t>
+            </w:r>
+          </w:p>
+        </w:tc>
+        <w:tc>
+          <w:tcPr>
+            <w:tcW w:type="dxa" w:w="4518"/>
+            <w:tcMar>
+              <w:top w:type="dxa" w:w="50"/>
+              <w:left w:type="dxa" w:w="80"/>
+              <w:bottom w:type="dxa" w:w="50"/>
+              <w:right w:type="dxa" w:w="80"/>
+            </w:tcMar>
+            <w:vAlign w:val="center"/>
+          </w:tcPr>
+          <w:p>
+            <w:pPr>
+              <w:spacing w:after="20" w:line="264" w:lineRule="auto"/>
+              <w:jc w:val="left"/>
+            </w:pPr>
+            <w:r>
+              <w:rPr>
+                <w:rFonts w:ascii="맑은 고딕" w:cs="맑은 고딕" w:eastAsia="맑은 고딕" w:hAnsi="맑은 고딕"/>
+                <w:sz w:val="15"/>
+                <w:szCs w:val="15"/>
+              </w:rPr>
+              <w:t xml:space="preserve">서비스 온보딩 화면(자연어 입력 또는 입력란)과 진단 퀴즈 20문항. 원시 연령·연소득은 구간 코드로만 저장한다</w:t>
+            </w:r>
+          </w:p>
+        </w:tc>
+        <w:tc>
+          <w:tcPr>
+            <w:tcW w:type="dxa" w:w="2635"/>
+            <w:tcMar>
+              <w:top w:type="dxa" w:w="50"/>
+              <w:left w:type="dxa" w:w="80"/>
+              <w:bottom w:type="dxa" w:w="50"/>
+              <w:right w:type="dxa" w:w="80"/>
+            </w:tcMar>
+            <w:vAlign w:val="center"/>
+          </w:tcPr>
+          <w:p>
+            <w:pPr>
+              <w:spacing w:after="20" w:line="264" w:lineRule="auto"/>
+              <w:jc w:val="left"/>
+            </w:pPr>
+            <w:r>
+              <w:rPr>
+                <w:rFonts w:ascii="맑은 고딕" w:cs="맑은 고딕" w:eastAsia="맑은 고딕" w:hAnsi="맑은 고딕"/>
+                <w:sz w:val="15"/>
+                <w:szCs w:val="15"/>
+              </w:rPr>
+              <w:t xml:space="preserve">현재 모의 데이터 v2. 11월 3주 파일럿에서 실제 수집</w:t>
+            </w:r>
+          </w:p>
+        </w:tc>
+      </w:tr>
+      <w:tr>
+        <w:tc>
+          <w:tcPr>
+            <w:tcW w:type="dxa" w:w="2259"/>
+            <w:shd w:fill="F4F5F2" w:color="auto" w:val="clear"/>
+            <w:tcMar>
+              <w:top w:type="dxa" w:w="50"/>
+              <w:left w:type="dxa" w:w="80"/>
+              <w:bottom w:type="dxa" w:w="50"/>
+              <w:right w:type="dxa" w:w="80"/>
+            </w:tcMar>
+            <w:vAlign w:val="center"/>
+          </w:tcPr>
+          <w:p>
+            <w:pPr>
+              <w:spacing w:after="20" w:line="264" w:lineRule="auto"/>
+              <w:jc w:val="left"/>
+            </w:pPr>
+            <w:r>
+              <w:rPr>
+                <w:rFonts w:ascii="맑은 고딕" w:cs="맑은 고딕" w:eastAsia="맑은 고딕" w:hAnsi="맑은 고딕"/>
+                <w:sz w:val="15"/>
+                <w:szCs w:val="15"/>
+              </w:rPr>
+              <w:t xml:space="preserve">학습 로그(조회·완료·퀴즈·저장·이탈)</w:t>
+            </w:r>
+          </w:p>
+        </w:tc>
+        <w:tc>
+          <w:tcPr>
+            <w:tcW w:type="dxa" w:w="4518"/>
+            <w:shd w:fill="F4F5F2" w:color="auto" w:val="clear"/>
+            <w:tcMar>
+              <w:top w:type="dxa" w:w="50"/>
+              <w:left w:type="dxa" w:w="80"/>
+              <w:bottom w:type="dxa" w:w="50"/>
+              <w:right w:type="dxa" w:w="80"/>
+            </w:tcMar>
+            <w:vAlign w:val="center"/>
+          </w:tcPr>
+          <w:p>
+            <w:pPr>
+              <w:spacing w:after="20" w:line="264" w:lineRule="auto"/>
+              <w:jc w:val="left"/>
+            </w:pPr>
+            <w:r>
+              <w:rPr>
+                <w:rFonts w:ascii="맑은 고딕" w:cs="맑은 고딕" w:eastAsia="맑은 고딕" w:hAnsi="맑은 고딕"/>
+                <w:sz w:val="15"/>
+                <w:szCs w:val="15"/>
+              </w:rPr>
+              <w:t xml:space="preserve">서비스 이벤트 로그 → 가명처리 도구(pseudonymize: 외부 회원 ID를 HMAC 가명과 연속 번호로) → 이벤트 스트림이면 session_id로 시도 단위로 묶기 → 학습 입력</w:t>
+            </w:r>
+          </w:p>
+        </w:tc>
+        <w:tc>
+          <w:tcPr>
+            <w:tcW w:type="dxa" w:w="2635"/>
+            <w:shd w:fill="F4F5F2" w:color="auto" w:val="clear"/>
+            <w:tcMar>
+              <w:top w:type="dxa" w:w="50"/>
+              <w:left w:type="dxa" w:w="80"/>
+              <w:bottom w:type="dxa" w:w="50"/>
+              <w:right w:type="dxa" w:w="80"/>
+            </w:tcMar>
+            <w:vAlign w:val="center"/>
+          </w:tcPr>
+          <w:p>
+            <w:pPr>
+              <w:spacing w:after="20" w:line="264" w:lineRule="auto"/>
+              <w:jc w:val="left"/>
+            </w:pPr>
+            <w:r>
+              <w:rPr>
+                <w:rFonts w:ascii="맑은 고딕" w:cs="맑은 고딕" w:eastAsia="맑은 고딕" w:hAnsi="맑은 고딕"/>
+                <w:sz w:val="15"/>
+                <w:szCs w:val="15"/>
+              </w:rPr>
+              <w:t xml:space="preserve">11월 3주 파일럿(수업 참여자 또는 모의 사용자 테스트)</w:t>
+            </w:r>
+          </w:p>
+        </w:tc>
+      </w:tr>
+      <w:tr>
+        <w:tc>
+          <w:tcPr>
+            <w:tcW w:type="dxa" w:w="2259"/>
+            <w:tcMar>
+              <w:top w:type="dxa" w:w="50"/>
+              <w:left w:type="dxa" w:w="80"/>
+              <w:bottom w:type="dxa" w:w="50"/>
+              <w:right w:type="dxa" w:w="80"/>
+            </w:tcMar>
+            <w:vAlign w:val="center"/>
+          </w:tcPr>
+          <w:p>
+            <w:pPr>
+              <w:spacing w:after="20" w:line="264" w:lineRule="auto"/>
+              <w:jc w:val="left"/>
+            </w:pPr>
+            <w:r>
+              <w:rPr>
+                <w:rFonts w:ascii="맑은 고딕" w:cs="맑은 고딕" w:eastAsia="맑은 고딕" w:hAnsi="맑은 고딕"/>
+                <w:sz w:val="15"/>
+                <w:szCs w:val="15"/>
+              </w:rPr>
+              <w:t xml:space="preserve">교육 콘텐츠 카탈로그</w:t>
+            </w:r>
+          </w:p>
+        </w:tc>
+        <w:tc>
+          <w:tcPr>
+            <w:tcW w:type="dxa" w:w="4518"/>
+            <w:tcMar>
+              <w:top w:type="dxa" w:w="50"/>
+              <w:left w:type="dxa" w:w="80"/>
+              <w:bottom w:type="dxa" w:w="50"/>
+              <w:right w:type="dxa" w:w="80"/>
+            </w:tcMar>
+            <w:vAlign w:val="center"/>
+          </w:tcPr>
+          <w:p>
+            <w:pPr>
+              <w:spacing w:after="20" w:line="264" w:lineRule="auto"/>
+              <w:jc w:val="left"/>
+            </w:pPr>
+            <w:r>
+              <w:rPr>
+                <w:rFonts w:ascii="맑은 고딕" w:cs="맑은 고딕" w:eastAsia="맑은 고딕" w:hAnsi="맑은 고딕"/>
+                <w:sz w:val="15"/>
+                <w:szCs w:val="15"/>
+              </w:rPr>
+              <w:t xml:space="preserve">전국투자자교육협의회 ETF 스쿨·금융투자교육원 사전교육·운용사 가이드북의 링크와 출처(본문은 복제하지 않음), 세제·규제 단원은 직접 쓴 학습 요점</w:t>
+            </w:r>
+          </w:p>
+        </w:tc>
+        <w:tc>
+          <w:tcPr>
+            <w:tcW w:type="dxa" w:w="2635"/>
+            <w:tcMar>
+              <w:top w:type="dxa" w:w="50"/>
+              <w:left w:type="dxa" w:w="80"/>
+              <w:bottom w:type="dxa" w:w="50"/>
+              <w:right w:type="dxa" w:w="80"/>
+            </w:tcMar>
+            <w:vAlign w:val="center"/>
+          </w:tcPr>
+          <w:p>
+            <w:pPr>
+              <w:spacing w:after="20" w:line="264" w:lineRule="auto"/>
+              <w:jc w:val="left"/>
+            </w:pPr>
+            <w:r>
+              <w:rPr>
+                <w:rFonts w:ascii="맑은 고딕" w:cs="맑은 고딕" w:eastAsia="맑은 고딕" w:hAnsi="맑은 고딕"/>
+                <w:sz w:val="15"/>
+                <w:szCs w:val="15"/>
+              </w:rPr>
+              <w:t xml:space="preserve">출처 등록부 13건(4.2절), 11월 2주 링크 검수</w:t>
+            </w:r>
+          </w:p>
+        </w:tc>
+      </w:tr>
+      <w:tr>
+        <w:tc>
+          <w:tcPr>
+            <w:tcW w:type="dxa" w:w="2259"/>
+            <w:shd w:fill="F4F5F2" w:color="auto" w:val="clear"/>
+            <w:tcMar>
+              <w:top w:type="dxa" w:w="50"/>
+              <w:left w:type="dxa" w:w="80"/>
+              <w:bottom w:type="dxa" w:w="50"/>
+              <w:right w:type="dxa" w:w="80"/>
+            </w:tcMar>
+            <w:vAlign w:val="center"/>
+          </w:tcPr>
+          <w:p>
+            <w:pPr>
+              <w:spacing w:after="20" w:line="264" w:lineRule="auto"/>
+              <w:jc w:val="left"/>
+            </w:pPr>
+            <w:r>
+              <w:rPr>
+                <w:rFonts w:ascii="맑은 고딕" w:cs="맑은 고딕" w:eastAsia="맑은 고딕" w:hAnsi="맑은 고딕"/>
+                <w:sz w:val="15"/>
+                <w:szCs w:val="15"/>
+              </w:rPr>
+              <w:t xml:space="preserve">ETF 종목·시세</w:t>
+            </w:r>
+          </w:p>
+        </w:tc>
+        <w:tc>
+          <w:tcPr>
+            <w:tcW w:type="dxa" w:w="4518"/>
+            <w:shd w:fill="F4F5F2" w:color="auto" w:val="clear"/>
+            <w:tcMar>
+              <w:top w:type="dxa" w:w="50"/>
+              <w:left w:type="dxa" w:w="80"/>
+              <w:bottom w:type="dxa" w:w="50"/>
+              <w:right w:type="dxa" w:w="80"/>
+            </w:tcMar>
+            <w:vAlign w:val="center"/>
+          </w:tcPr>
+          <w:p>
+            <w:pPr>
+              <w:spacing w:after="20" w:line="264" w:lineRule="auto"/>
+              <w:jc w:val="left"/>
+            </w:pPr>
+            <w:r>
+              <w:rPr>
+                <w:rFonts w:ascii="맑은 고딕" w:cs="맑은 고딕" w:eastAsia="맑은 고딕" w:hAnsi="맑은 고딕"/>
+                <w:sz w:val="15"/>
+                <w:szCs w:val="15"/>
+              </w:rPr>
+              <w:t xml:space="preserve">KRX 정보데이터시스템에서 이용자가 내려받은 파일 정규화, KRX Open API(인증키), 공공데이터포털 API(서비스키)</w:t>
+            </w:r>
+          </w:p>
+        </w:tc>
+        <w:tc>
+          <w:tcPr>
+            <w:tcW w:type="dxa" w:w="2635"/>
+            <w:shd w:fill="F4F5F2" w:color="auto" w:val="clear"/>
+            <w:tcMar>
+              <w:top w:type="dxa" w:w="50"/>
+              <w:left w:type="dxa" w:w="80"/>
+              <w:bottom w:type="dxa" w:w="50"/>
+              <w:right w:type="dxa" w:w="80"/>
+            </w:tcMar>
+            <w:vAlign w:val="center"/>
+          </w:tcPr>
+          <w:p>
+            <w:pPr>
+              <w:spacing w:after="20" w:line="264" w:lineRule="auto"/>
+              <w:jc w:val="left"/>
+            </w:pPr>
+            <w:r>
+              <w:rPr>
+                <w:rFonts w:ascii="맑은 고딕" w:cs="맑은 고딕" w:eastAsia="맑은 고딕" w:hAnsi="맑은 고딕"/>
+                <w:sz w:val="15"/>
+                <w:szCs w:val="15"/>
+              </w:rPr>
+              <w:t xml:space="preserve">11월 1주 키 발급 뒤 실제 수집(4.3절). 비상업 수업 범위</w:t>
+            </w:r>
+          </w:p>
+        </w:tc>
+      </w:tr>
+    </w:tbl>
+    <w:p>
+      <w:pPr>
+        <w:spacing w:after="100"/>
+      </w:pPr>
+    </w:p>
+    <w:p>
+      <w:pPr>
+        <w:keepNext/>
+        <w:spacing w:after="60" w:before="160"/>
+      </w:pPr>
+      <w:r>
+        <w:rPr>
+          <w:rFonts w:ascii="맑은 고딕" w:cs="맑은 고딕" w:eastAsia="맑은 고딕" w:hAnsi="맑은 고딕"/>
+          <w:b/>
+          <w:bCs/>
+          <w:color w:val="1F6F55"/>
+          <w:sz w:val="19"/>
+          <w:szCs w:val="19"/>
+        </w:rPr>
+        <w:t xml:space="preserve">표 17. 사용자 반응의 의미와 사용 방법</w:t>
+      </w:r>
+    </w:p>
+    <w:tbl>
+      <w:tblPr>
+        <w:tblW w:type="dxa" w:w="9412"/>
+        <w:tblBorders>
+          <w:top w:val="single" w:color="BBBBBB" w:sz="6"/>
+          <w:left w:val="none" w:sz="0"/>
+          <w:bottom w:val="single" w:color="BBBBBB" w:sz="6"/>
+          <w:right w:val="none" w:sz="0"/>
+          <w:insideH w:val="single" w:color="DDDDDD" w:sz="4"/>
+          <w:insideV w:val="none" w:sz="0"/>
+        </w:tblBorders>
+      </w:tblPr>
+      <w:tblGrid>
+        <w:gridCol w:w="1958"/>
+        <w:gridCol w:w="3464"/>
+        <w:gridCol w:w="3990"/>
+      </w:tblGrid>
+      <w:tr>
+        <w:trPr>
+          <w:tblHeader/>
+        </w:trPr>
+        <w:tc>
+          <w:tcPr>
+            <w:tcW w:type="dxa" w:w="1958"/>
+            <w:shd w:fill="DCEFE6" w:color="auto" w:val="clear"/>
+            <w:tcMar>
+              <w:top w:type="dxa" w:w="50"/>
+              <w:left w:type="dxa" w:w="80"/>
+              <w:bottom w:type="dxa" w:w="50"/>
+              <w:right w:type="dxa" w:w="80"/>
+            </w:tcMar>
+            <w:vAlign w:val="center"/>
+          </w:tcPr>
+          <w:p>
+            <w:pPr>
+              <w:spacing w:after="20" w:line="264" w:lineRule="auto"/>
+              <w:jc w:val="left"/>
+            </w:pPr>
+            <w:r>
+              <w:rPr>
+                <w:rFonts w:ascii="맑은 고딕" w:cs="맑은 고딕" w:eastAsia="맑은 고딕" w:hAnsi="맑은 고딕"/>
+                <w:b/>
+                <w:bCs/>
+                <w:sz w:val="15"/>
+                <w:szCs w:val="15"/>
+              </w:rPr>
+              <w:t xml:space="preserve">사용자 반응(로그 열)</w:t>
+            </w:r>
+          </w:p>
+        </w:tc>
+        <w:tc>
+          <w:tcPr>
+            <w:tcW w:type="dxa" w:w="3464"/>
+            <w:shd w:fill="DCEFE6" w:color="auto" w:val="clear"/>
+            <w:tcMar>
+              <w:top w:type="dxa" w:w="50"/>
+              <w:left w:type="dxa" w:w="80"/>
+              <w:bottom w:type="dxa" w:w="50"/>
+              <w:right w:type="dxa" w:w="80"/>
+            </w:tcMar>
+            <w:vAlign w:val="center"/>
+          </w:tcPr>
+          <w:p>
+            <w:pPr>
+              <w:spacing w:after="20" w:line="264" w:lineRule="auto"/>
+              <w:jc w:val="left"/>
+            </w:pPr>
+            <w:r>
+              <w:rPr>
+                <w:rFonts w:ascii="맑은 고딕" w:cs="맑은 고딕" w:eastAsia="맑은 고딕" w:hAnsi="맑은 고딕"/>
+                <w:b/>
+                <w:bCs/>
+                <w:sz w:val="15"/>
+                <w:szCs w:val="15"/>
+              </w:rPr>
+              <w:t xml:space="preserve">의미(해석)</w:t>
+            </w:r>
+          </w:p>
+        </w:tc>
+        <w:tc>
+          <w:tcPr>
+            <w:tcW w:type="dxa" w:w="3990"/>
+            <w:shd w:fill="DCEFE6" w:color="auto" w:val="clear"/>
+            <w:tcMar>
+              <w:top w:type="dxa" w:w="50"/>
+              <w:left w:type="dxa" w:w="80"/>
+              <w:bottom w:type="dxa" w:w="50"/>
+              <w:right w:type="dxa" w:w="80"/>
+            </w:tcMar>
+            <w:vAlign w:val="center"/>
+          </w:tcPr>
+          <w:p>
+            <w:pPr>
+              <w:spacing w:after="20" w:line="264" w:lineRule="auto"/>
+              <w:jc w:val="left"/>
+            </w:pPr>
+            <w:r>
+              <w:rPr>
+                <w:rFonts w:ascii="맑은 고딕" w:cs="맑은 고딕" w:eastAsia="맑은 고딕" w:hAnsi="맑은 고딕"/>
+                <w:b/>
+                <w:bCs/>
+                <w:sz w:val="15"/>
+                <w:szCs w:val="15"/>
+              </w:rPr>
+              <w:t xml:space="preserve">모델에서 쓰는 방법</w:t>
+            </w:r>
+          </w:p>
+        </w:tc>
+      </w:tr>
+      <w:tr>
+        <w:tc>
+          <w:tcPr>
+            <w:tcW w:type="dxa" w:w="1958"/>
+            <w:tcMar>
+              <w:top w:type="dxa" w:w="50"/>
+              <w:left w:type="dxa" w:w="80"/>
+              <w:bottom w:type="dxa" w:w="50"/>
+              <w:right w:type="dxa" w:w="80"/>
+            </w:tcMar>
+            <w:vAlign w:val="center"/>
+          </w:tcPr>
+          <w:p>
+            <w:pPr>
+              <w:spacing w:after="20" w:line="264" w:lineRule="auto"/>
+              <w:jc w:val="left"/>
+            </w:pPr>
+            <w:r>
+              <w:rPr>
+                <w:rFonts w:ascii="맑은 고딕" w:cs="맑은 고딕" w:eastAsia="맑은 고딕" w:hAnsi="맑은 고딕"/>
+                <w:sz w:val="15"/>
+                <w:szCs w:val="15"/>
+              </w:rPr>
+              <w:t xml:space="preserve">조회(시도 행이 있음)</w:t>
+            </w:r>
+          </w:p>
+        </w:tc>
+        <w:tc>
+          <w:tcPr>
+            <w:tcW w:type="dxa" w:w="3464"/>
+            <w:tcMar>
+              <w:top w:type="dxa" w:w="50"/>
+              <w:left w:type="dxa" w:w="80"/>
+              <w:bottom w:type="dxa" w:w="50"/>
+              <w:right w:type="dxa" w:w="80"/>
+            </w:tcMar>
+            <w:vAlign w:val="center"/>
+          </w:tcPr>
+          <w:p>
+            <w:pPr>
+              <w:spacing w:after="20" w:line="264" w:lineRule="auto"/>
+              <w:jc w:val="left"/>
+            </w:pPr>
+            <w:r>
+              <w:rPr>
+                <w:rFonts w:ascii="맑은 고딕" w:cs="맑은 고딕" w:eastAsia="맑은 고딕" w:hAnsi="맑은 고딕"/>
+                <w:sz w:val="15"/>
+                <w:szCs w:val="15"/>
+              </w:rPr>
+              <w:t xml:space="preserve">관심을 보였지만 이해했는지는 모른다(가장 약한 신호)</w:t>
+            </w:r>
+          </w:p>
+        </w:tc>
+        <w:tc>
+          <w:tcPr>
+            <w:tcW w:type="dxa" w:w="3990"/>
+            <w:tcMar>
+              <w:top w:type="dxa" w:w="50"/>
+              <w:left w:type="dxa" w:w="80"/>
+              <w:bottom w:type="dxa" w:w="50"/>
+              <w:right w:type="dxa" w:w="80"/>
+            </w:tcMar>
+            <w:vAlign w:val="center"/>
+          </w:tcPr>
+          <w:p>
+            <w:pPr>
+              <w:spacing w:after="20" w:line="264" w:lineRule="auto"/>
+              <w:jc w:val="left"/>
+            </w:pPr>
+            <w:r>
+              <w:rPr>
+                <w:rFonts w:ascii="맑은 고딕" w:cs="맑은 고딕" w:eastAsia="맑은 고딕" w:hAnsi="맑은 고딕"/>
+                <w:sz w:val="15"/>
+                <w:szCs w:val="15"/>
+              </w:rPr>
+              <w:t xml:space="preserve">행동 점수 1, 반응 행렬과 CF의 입력</w:t>
+            </w:r>
+          </w:p>
+        </w:tc>
+      </w:tr>
+      <w:tr>
+        <w:tc>
+          <w:tcPr>
+            <w:tcW w:type="dxa" w:w="1958"/>
+            <w:shd w:fill="F4F5F2" w:color="auto" w:val="clear"/>
+            <w:tcMar>
+              <w:top w:type="dxa" w:w="50"/>
+              <w:left w:type="dxa" w:w="80"/>
+              <w:bottom w:type="dxa" w:w="50"/>
+              <w:right w:type="dxa" w:w="80"/>
+            </w:tcMar>
+            <w:vAlign w:val="center"/>
+          </w:tcPr>
+          <w:p>
+            <w:pPr>
+              <w:spacing w:after="20" w:line="264" w:lineRule="auto"/>
+              <w:jc w:val="left"/>
+            </w:pPr>
+            <w:r>
+              <w:rPr>
+                <w:rFonts w:ascii="맑은 고딕" w:cs="맑은 고딕" w:eastAsia="맑은 고딕" w:hAnsi="맑은 고딕"/>
+                <w:sz w:val="15"/>
+                <w:szCs w:val="15"/>
+              </w:rPr>
+              <w:t xml:space="preserve">완료(complete)</w:t>
+            </w:r>
+          </w:p>
+        </w:tc>
+        <w:tc>
+          <w:tcPr>
+            <w:tcW w:type="dxa" w:w="3464"/>
+            <w:shd w:fill="F4F5F2" w:color="auto" w:val="clear"/>
+            <w:tcMar>
+              <w:top w:type="dxa" w:w="50"/>
+              <w:left w:type="dxa" w:w="80"/>
+              <w:bottom w:type="dxa" w:w="50"/>
+              <w:right w:type="dxa" w:w="80"/>
+            </w:tcMar>
+            <w:vAlign w:val="center"/>
+          </w:tcPr>
+          <w:p>
+            <w:pPr>
+              <w:spacing w:after="20" w:line="264" w:lineRule="auto"/>
+              <w:jc w:val="left"/>
+            </w:pPr>
+            <w:r>
+              <w:rPr>
+                <w:rFonts w:ascii="맑은 고딕" w:cs="맑은 고딕" w:eastAsia="맑은 고딕" w:hAnsi="맑은 고딕"/>
+                <w:sz w:val="15"/>
+                <w:szCs w:val="15"/>
+              </w:rPr>
+              <w:t xml:space="preserve">단원을 끝까지 학습했다</w:t>
+            </w:r>
+          </w:p>
+        </w:tc>
+        <w:tc>
+          <w:tcPr>
+            <w:tcW w:type="dxa" w:w="3990"/>
+            <w:shd w:fill="F4F5F2" w:color="auto" w:val="clear"/>
+            <w:tcMar>
+              <w:top w:type="dxa" w:w="50"/>
+              <w:left w:type="dxa" w:w="80"/>
+              <w:bottom w:type="dxa" w:w="50"/>
+              <w:right w:type="dxa" w:w="80"/>
+            </w:tcMar>
+            <w:vAlign w:val="center"/>
+          </w:tcPr>
+          <w:p>
+            <w:pPr>
+              <w:spacing w:after="20" w:line="264" w:lineRule="auto"/>
+              <w:jc w:val="left"/>
+            </w:pPr>
+            <w:r>
+              <w:rPr>
+                <w:rFonts w:ascii="맑은 고딕" w:cs="맑은 고딕" w:eastAsia="맑은 고딕" w:hAnsi="맑은 고딕"/>
+                <w:sz w:val="15"/>
+                <w:szCs w:val="15"/>
+              </w:rPr>
+              <w:t xml:space="preserve">행동 점수 2, 사용자 완료율 특징</w:t>
+            </w:r>
+          </w:p>
+        </w:tc>
+      </w:tr>
+      <w:tr>
+        <w:tc>
+          <w:tcPr>
+            <w:tcW w:type="dxa" w:w="1958"/>
+            <w:tcMar>
+              <w:top w:type="dxa" w:w="50"/>
+              <w:left w:type="dxa" w:w="80"/>
+              <w:bottom w:type="dxa" w:w="50"/>
+              <w:right w:type="dxa" w:w="80"/>
+            </w:tcMar>
+            <w:vAlign w:val="center"/>
+          </w:tcPr>
+          <w:p>
+            <w:pPr>
+              <w:spacing w:after="20" w:line="264" w:lineRule="auto"/>
+              <w:jc w:val="left"/>
+            </w:pPr>
+            <w:r>
+              <w:rPr>
+                <w:rFonts w:ascii="맑은 고딕" w:cs="맑은 고딕" w:eastAsia="맑은 고딕" w:hAnsi="맑은 고딕"/>
+                <w:sz w:val="15"/>
+                <w:szCs w:val="15"/>
+              </w:rPr>
+              <w:t xml:space="preserve">퀴즈 시도(quiz)</w:t>
+            </w:r>
+          </w:p>
+        </w:tc>
+        <w:tc>
+          <w:tcPr>
+            <w:tcW w:type="dxa" w:w="3464"/>
+            <w:tcMar>
+              <w:top w:type="dxa" w:w="50"/>
+              <w:left w:type="dxa" w:w="80"/>
+              <w:bottom w:type="dxa" w:w="50"/>
+              <w:right w:type="dxa" w:w="80"/>
+            </w:tcMar>
+            <w:vAlign w:val="center"/>
+          </w:tcPr>
+          <w:p>
+            <w:pPr>
+              <w:spacing w:after="20" w:line="264" w:lineRule="auto"/>
+              <w:jc w:val="left"/>
+            </w:pPr>
+            <w:r>
+              <w:rPr>
+                <w:rFonts w:ascii="맑은 고딕" w:cs="맑은 고딕" w:eastAsia="맑은 고딕" w:hAnsi="맑은 고딕"/>
+                <w:sz w:val="15"/>
+                <w:szCs w:val="15"/>
+              </w:rPr>
+              <w:t xml:space="preserve">이해를 확인하려 했다</w:t>
+            </w:r>
+          </w:p>
+        </w:tc>
+        <w:tc>
+          <w:tcPr>
+            <w:tcW w:type="dxa" w:w="3990"/>
+            <w:tcMar>
+              <w:top w:type="dxa" w:w="50"/>
+              <w:left w:type="dxa" w:w="80"/>
+              <w:bottom w:type="dxa" w:w="50"/>
+              <w:right w:type="dxa" w:w="80"/>
+            </w:tcMar>
+            <w:vAlign w:val="center"/>
+          </w:tcPr>
+          <w:p>
+            <w:pPr>
+              <w:spacing w:after="20" w:line="264" w:lineRule="auto"/>
+              <w:jc w:val="left"/>
+            </w:pPr>
+            <w:r>
+              <w:rPr>
+                <w:rFonts w:ascii="맑은 고딕" w:cs="맑은 고딕" w:eastAsia="맑은 고딕" w:hAnsi="맑은 고딕"/>
+                <w:sz w:val="15"/>
+                <w:szCs w:val="15"/>
+              </w:rPr>
+              <w:t xml:space="preserve">퀴즈 통과율의 분모</w:t>
+            </w:r>
+          </w:p>
+        </w:tc>
+      </w:tr>
+      <w:tr>
+        <w:tc>
+          <w:tcPr>
+            <w:tcW w:type="dxa" w:w="1958"/>
+            <w:shd w:fill="F4F5F2" w:color="auto" w:val="clear"/>
+            <w:tcMar>
+              <w:top w:type="dxa" w:w="50"/>
+              <w:left w:type="dxa" w:w="80"/>
+              <w:bottom w:type="dxa" w:w="50"/>
+              <w:right w:type="dxa" w:w="80"/>
+            </w:tcMar>
+            <w:vAlign w:val="center"/>
+          </w:tcPr>
+          <w:p>
+            <w:pPr>
+              <w:spacing w:after="20" w:line="264" w:lineRule="auto"/>
+              <w:jc w:val="left"/>
+            </w:pPr>
+            <w:r>
+              <w:rPr>
+                <w:rFonts w:ascii="맑은 고딕" w:cs="맑은 고딕" w:eastAsia="맑은 고딕" w:hAnsi="맑은 고딕"/>
+                <w:sz w:val="15"/>
+                <w:szCs w:val="15"/>
+              </w:rPr>
+              <w:t xml:space="preserve">퀴즈 통과(quiz_pass)</w:t>
+            </w:r>
+          </w:p>
+        </w:tc>
+        <w:tc>
+          <w:tcPr>
+            <w:tcW w:type="dxa" w:w="3464"/>
+            <w:shd w:fill="F4F5F2" w:color="auto" w:val="clear"/>
+            <w:tcMar>
+              <w:top w:type="dxa" w:w="50"/>
+              <w:left w:type="dxa" w:w="80"/>
+              <w:bottom w:type="dxa" w:w="50"/>
+              <w:right w:type="dxa" w:w="80"/>
+            </w:tcMar>
+            <w:vAlign w:val="center"/>
+          </w:tcPr>
+          <w:p>
+            <w:pPr>
+              <w:spacing w:after="20" w:line="264" w:lineRule="auto"/>
+              <w:jc w:val="left"/>
+            </w:pPr>
+            <w:r>
+              <w:rPr>
+                <w:rFonts w:ascii="맑은 고딕" w:cs="맑은 고딕" w:eastAsia="맑은 고딕" w:hAnsi="맑은 고딕"/>
+                <w:sz w:val="15"/>
+                <w:szCs w:val="15"/>
+              </w:rPr>
+              <w:t xml:space="preserve">개념을 이해했다(가장 강한 신호이자 객관적인 신호)</w:t>
+            </w:r>
+          </w:p>
+        </w:tc>
+        <w:tc>
+          <w:tcPr>
+            <w:tcW w:type="dxa" w:w="3990"/>
+            <w:shd w:fill="F4F5F2" w:color="auto" w:val="clear"/>
+            <w:tcMar>
+              <w:top w:type="dxa" w:w="50"/>
+              <w:left w:type="dxa" w:w="80"/>
+              <w:bottom w:type="dxa" w:w="50"/>
+              <w:right w:type="dxa" w:w="80"/>
+            </w:tcMar>
+            <w:vAlign w:val="center"/>
+          </w:tcPr>
+          <w:p>
+            <w:pPr>
+              <w:spacing w:after="20" w:line="264" w:lineRule="auto"/>
+              <w:jc w:val="left"/>
+            </w:pPr>
+            <w:r>
+              <w:rPr>
+                <w:rFonts w:ascii="맑은 고딕" w:cs="맑은 고딕" w:eastAsia="맑은 고딕" w:hAnsi="맑은 고딕"/>
+                <w:sz w:val="15"/>
+                <w:szCs w:val="15"/>
+              </w:rPr>
+              <w:t xml:space="preserve">행동 점수 3. 이해 레이블이라 통과 단원은 후보에서 빼고 수준 추정에 반영한다. 오프라인 정답(다음 주 통과)도 이 열이다</w:t>
+            </w:r>
+          </w:p>
+        </w:tc>
+      </w:tr>
+      <w:tr>
+        <w:tc>
+          <w:tcPr>
+            <w:tcW w:type="dxa" w:w="1958"/>
+            <w:tcMar>
+              <w:top w:type="dxa" w:w="50"/>
+              <w:left w:type="dxa" w:w="80"/>
+              <w:bottom w:type="dxa" w:w="50"/>
+              <w:right w:type="dxa" w:w="80"/>
+            </w:tcMar>
+            <w:vAlign w:val="center"/>
+          </w:tcPr>
+          <w:p>
+            <w:pPr>
+              <w:spacing w:after="20" w:line="264" w:lineRule="auto"/>
+              <w:jc w:val="left"/>
+            </w:pPr>
+            <w:r>
+              <w:rPr>
+                <w:rFonts w:ascii="맑은 고딕" w:cs="맑은 고딕" w:eastAsia="맑은 고딕" w:hAnsi="맑은 고딕"/>
+                <w:sz w:val="15"/>
+                <w:szCs w:val="15"/>
+              </w:rPr>
+              <w:t xml:space="preserve">저장(save)</w:t>
+            </w:r>
+          </w:p>
+        </w:tc>
+        <w:tc>
+          <w:tcPr>
+            <w:tcW w:type="dxa" w:w="3464"/>
+            <w:tcMar>
+              <w:top w:type="dxa" w:w="50"/>
+              <w:left w:type="dxa" w:w="80"/>
+              <w:bottom w:type="dxa" w:w="50"/>
+              <w:right w:type="dxa" w:w="80"/>
+            </w:tcMar>
+            <w:vAlign w:val="center"/>
+          </w:tcPr>
+          <w:p>
+            <w:pPr>
+              <w:spacing w:after="20" w:line="264" w:lineRule="auto"/>
+              <w:jc w:val="left"/>
+            </w:pPr>
+            <w:r>
+              <w:rPr>
+                <w:rFonts w:ascii="맑은 고딕" w:cs="맑은 고딕" w:eastAsia="맑은 고딕" w:hAnsi="맑은 고딕"/>
+                <w:sz w:val="15"/>
+                <w:szCs w:val="15"/>
+              </w:rPr>
+              <w:t xml:space="preserve">나중에 다시 볼 만큼 관심이 크다(이해와는 별개)</w:t>
+            </w:r>
+          </w:p>
+        </w:tc>
+        <w:tc>
+          <w:tcPr>
+            <w:tcW w:type="dxa" w:w="3990"/>
+            <w:tcMar>
+              <w:top w:type="dxa" w:w="50"/>
+              <w:left w:type="dxa" w:w="80"/>
+              <w:bottom w:type="dxa" w:w="50"/>
+              <w:right w:type="dxa" w:w="80"/>
+            </w:tcMar>
+            <w:vAlign w:val="center"/>
+          </w:tcPr>
+          <w:p>
+            <w:pPr>
+              <w:spacing w:after="20" w:line="264" w:lineRule="auto"/>
+              <w:jc w:val="left"/>
+            </w:pPr>
+            <w:r>
+              <w:rPr>
+                <w:rFonts w:ascii="맑은 고딕" w:cs="맑은 고딕" w:eastAsia="맑은 고딕" w:hAnsi="맑은 고딕"/>
+                <w:sz w:val="15"/>
+                <w:szCs w:val="15"/>
+              </w:rPr>
+              <w:t xml:space="preserve">행동 점수 3</w:t>
+            </w:r>
+          </w:p>
+        </w:tc>
+      </w:tr>
+      <w:tr>
+        <w:tc>
+          <w:tcPr>
+            <w:tcW w:type="dxa" w:w="1958"/>
+            <w:shd w:fill="F4F5F2" w:color="auto" w:val="clear"/>
+            <w:tcMar>
+              <w:top w:type="dxa" w:w="50"/>
+              <w:left w:type="dxa" w:w="80"/>
+              <w:bottom w:type="dxa" w:w="50"/>
+              <w:right w:type="dxa" w:w="80"/>
+            </w:tcMar>
+            <w:vAlign w:val="center"/>
+          </w:tcPr>
+          <w:p>
+            <w:pPr>
+              <w:spacing w:after="20" w:line="264" w:lineRule="auto"/>
+              <w:jc w:val="left"/>
+            </w:pPr>
+            <w:r>
+              <w:rPr>
+                <w:rFonts w:ascii="맑은 고딕" w:cs="맑은 고딕" w:eastAsia="맑은 고딕" w:hAnsi="맑은 고딕"/>
+                <w:sz w:val="15"/>
+                <w:szCs w:val="15"/>
+              </w:rPr>
+              <w:t xml:space="preserve">이탈(drop)</w:t>
+            </w:r>
+          </w:p>
+        </w:tc>
+        <w:tc>
+          <w:tcPr>
+            <w:tcW w:type="dxa" w:w="3464"/>
+            <w:shd w:fill="F4F5F2" w:color="auto" w:val="clear"/>
+            <w:tcMar>
+              <w:top w:type="dxa" w:w="50"/>
+              <w:left w:type="dxa" w:w="80"/>
+              <w:bottom w:type="dxa" w:w="50"/>
+              <w:right w:type="dxa" w:w="80"/>
+            </w:tcMar>
+            <w:vAlign w:val="center"/>
+          </w:tcPr>
+          <w:p>
+            <w:pPr>
+              <w:spacing w:after="20" w:line="264" w:lineRule="auto"/>
+              <w:jc w:val="left"/>
+            </w:pPr>
+            <w:r>
+              <w:rPr>
+                <w:rFonts w:ascii="맑은 고딕" w:cs="맑은 고딕" w:eastAsia="맑은 고딕" w:hAnsi="맑은 고딕"/>
+                <w:sz w:val="15"/>
+                <w:szCs w:val="15"/>
+              </w:rPr>
+              <w:t xml:space="preserve">끝까지 보지 않고 떠났다. 난이도나 흥미가 맞지 않았을 수 있다</w:t>
+            </w:r>
+          </w:p>
+        </w:tc>
+        <w:tc>
+          <w:tcPr>
+            <w:tcW w:type="dxa" w:w="3990"/>
+            <w:shd w:fill="F4F5F2" w:color="auto" w:val="clear"/>
+            <w:tcMar>
+              <w:top w:type="dxa" w:w="50"/>
+              <w:left w:type="dxa" w:w="80"/>
+              <w:bottom w:type="dxa" w:w="50"/>
+              <w:right w:type="dxa" w:w="80"/>
+            </w:tcMar>
+            <w:vAlign w:val="center"/>
+          </w:tcPr>
+          <w:p>
+            <w:pPr>
+              <w:spacing w:after="20" w:line="264" w:lineRule="auto"/>
+              <w:jc w:val="left"/>
+            </w:pPr>
+            <w:r>
+              <w:rPr>
+                <w:rFonts w:ascii="맑은 고딕" w:cs="맑은 고딕" w:eastAsia="맑은 고딕" w:hAnsi="맑은 고딕"/>
+                <w:sz w:val="15"/>
+                <w:szCs w:val="15"/>
+              </w:rPr>
+              <w:t xml:space="preserve">행동 점수에는 넣지 않고 사용자 이탈률 특징으로만 쓴다. 이탈과 완료가 함께 들어오면 이탈을 끈다</w:t>
+            </w:r>
+          </w:p>
+        </w:tc>
+      </w:tr>
+      <w:tr>
+        <w:tc>
+          <w:tcPr>
+            <w:tcW w:type="dxa" w:w="1958"/>
+            <w:tcMar>
+              <w:top w:type="dxa" w:w="50"/>
+              <w:left w:type="dxa" w:w="80"/>
+              <w:bottom w:type="dxa" w:w="50"/>
+              <w:right w:type="dxa" w:w="80"/>
+            </w:tcMar>
+            <w:vAlign w:val="center"/>
+          </w:tcPr>
+          <w:p>
+            <w:pPr>
+              <w:spacing w:after="20" w:line="264" w:lineRule="auto"/>
+              <w:jc w:val="left"/>
+            </w:pPr>
+            <w:r>
+              <w:rPr>
+                <w:rFonts w:ascii="맑은 고딕" w:cs="맑은 고딕" w:eastAsia="맑은 고딕" w:hAnsi="맑은 고딕"/>
+                <w:sz w:val="15"/>
+                <w:szCs w:val="15"/>
+              </w:rPr>
+              <w:t xml:space="preserve">재시청(replay)</w:t>
+            </w:r>
+          </w:p>
+        </w:tc>
+        <w:tc>
+          <w:tcPr>
+            <w:tcW w:type="dxa" w:w="3464"/>
+            <w:tcMar>
+              <w:top w:type="dxa" w:w="50"/>
+              <w:left w:type="dxa" w:w="80"/>
+              <w:bottom w:type="dxa" w:w="50"/>
+              <w:right w:type="dxa" w:w="80"/>
+            </w:tcMar>
+            <w:vAlign w:val="center"/>
+          </w:tcPr>
+          <w:p>
+            <w:pPr>
+              <w:spacing w:after="20" w:line="264" w:lineRule="auto"/>
+              <w:jc w:val="left"/>
+            </w:pPr>
+            <w:r>
+              <w:rPr>
+                <w:rFonts w:ascii="맑은 고딕" w:cs="맑은 고딕" w:eastAsia="맑은 고딕" w:hAnsi="맑은 고딕"/>
+                <w:sz w:val="15"/>
+                <w:szCs w:val="15"/>
+              </w:rPr>
+              <w:t xml:space="preserve">복습이다. 이해 부족일 수도, 반복 학습일 수도 있어 뜻이 갈린다</w:t>
+            </w:r>
+          </w:p>
+        </w:tc>
+        <w:tc>
+          <w:tcPr>
+            <w:tcW w:type="dxa" w:w="3990"/>
+            <w:tcMar>
+              <w:top w:type="dxa" w:w="50"/>
+              <w:left w:type="dxa" w:w="80"/>
+              <w:bottom w:type="dxa" w:w="50"/>
+              <w:right w:type="dxa" w:w="80"/>
+            </w:tcMar>
+            <w:vAlign w:val="center"/>
+          </w:tcPr>
+          <w:p>
+            <w:pPr>
+              <w:spacing w:after="20" w:line="264" w:lineRule="auto"/>
+              <w:jc w:val="left"/>
+            </w:pPr>
+            <w:r>
+              <w:rPr>
+                <w:rFonts w:ascii="맑은 고딕" w:cs="맑은 고딕" w:eastAsia="맑은 고딕" w:hAnsi="맑은 고딕"/>
+                <w:sz w:val="15"/>
+                <w:szCs w:val="15"/>
+              </w:rPr>
+              <w:t xml:space="preserve">기록·요약만 하고 현재 점수에는 쓰지 않는다</w:t>
+            </w:r>
+          </w:p>
+        </w:tc>
+      </w:tr>
+      <w:tr>
+        <w:tc>
+          <w:tcPr>
+            <w:tcW w:type="dxa" w:w="1958"/>
+            <w:shd w:fill="F4F5F2" w:color="auto" w:val="clear"/>
+            <w:tcMar>
+              <w:top w:type="dxa" w:w="50"/>
+              <w:left w:type="dxa" w:w="80"/>
+              <w:bottom w:type="dxa" w:w="50"/>
+              <w:right w:type="dxa" w:w="80"/>
+            </w:tcMar>
+            <w:vAlign w:val="center"/>
+          </w:tcPr>
+          <w:p>
+            <w:pPr>
+              <w:spacing w:after="20" w:line="264" w:lineRule="auto"/>
+              <w:jc w:val="left"/>
+            </w:pPr>
+            <w:r>
+              <w:rPr>
+                <w:rFonts w:ascii="맑은 고딕" w:cs="맑은 고딕" w:eastAsia="맑은 고딕" w:hAnsi="맑은 고딕"/>
+                <w:sz w:val="15"/>
+                <w:szCs w:val="15"/>
+              </w:rPr>
+              <w:t xml:space="preserve">진단 퀴즈 통과</w:t>
+            </w:r>
+          </w:p>
+        </w:tc>
+        <w:tc>
+          <w:tcPr>
+            <w:tcW w:type="dxa" w:w="3464"/>
+            <w:shd w:fill="F4F5F2" w:color="auto" w:val="clear"/>
+            <w:tcMar>
+              <w:top w:type="dxa" w:w="50"/>
+              <w:left w:type="dxa" w:w="80"/>
+              <w:bottom w:type="dxa" w:w="50"/>
+              <w:right w:type="dxa" w:w="80"/>
+            </w:tcMar>
+            <w:vAlign w:val="center"/>
+          </w:tcPr>
+          <w:p>
+            <w:pPr>
+              <w:spacing w:after="20" w:line="264" w:lineRule="auto"/>
+              <w:jc w:val="left"/>
+            </w:pPr>
+            <w:r>
+              <w:rPr>
+                <w:rFonts w:ascii="맑은 고딕" w:cs="맑은 고딕" w:eastAsia="맑은 고딕" w:hAnsi="맑은 고딕"/>
+                <w:sz w:val="15"/>
+                <w:szCs w:val="15"/>
+              </w:rPr>
+              <w:t xml:space="preserve">학습하기 전에 이미 아는 개념이다</w:t>
+            </w:r>
+          </w:p>
+        </w:tc>
+        <w:tc>
+          <w:tcPr>
+            <w:tcW w:type="dxa" w:w="3990"/>
+            <w:shd w:fill="F4F5F2" w:color="auto" w:val="clear"/>
+            <w:tcMar>
+              <w:top w:type="dxa" w:w="50"/>
+              <w:left w:type="dxa" w:w="80"/>
+              <w:bottom w:type="dxa" w:w="50"/>
+              <w:right w:type="dxa" w:w="80"/>
+            </w:tcMar>
+            <w:vAlign w:val="center"/>
+          </w:tcPr>
+          <w:p>
+            <w:pPr>
+              <w:spacing w:after="20" w:line="264" w:lineRule="auto"/>
+              <w:jc w:val="left"/>
+            </w:pPr>
+            <w:r>
+              <w:rPr>
+                <w:rFonts w:ascii="맑은 고딕" w:cs="맑은 고딕" w:eastAsia="맑은 고딕" w:hAnsi="맑은 고딕"/>
+                <w:sz w:val="15"/>
+                <w:szCs w:val="15"/>
+              </w:rPr>
+              <w:t xml:space="preserve">통과 단원으로만 반영해 후보에서 빼고, 수준 갱신에는 쓰지 않는다(진단 수준 판정을 따름)</w:t>
+            </w:r>
+          </w:p>
+        </w:tc>
+      </w:tr>
+      <w:tr>
+        <w:tc>
+          <w:tcPr>
+            <w:tcW w:type="dxa" w:w="1958"/>
+            <w:tcMar>
+              <w:top w:type="dxa" w:w="50"/>
+              <w:left w:type="dxa" w:w="80"/>
+              <w:bottom w:type="dxa" w:w="50"/>
+              <w:right w:type="dxa" w:w="80"/>
+            </w:tcMar>
+            <w:vAlign w:val="center"/>
+          </w:tcPr>
+          <w:p>
+            <w:pPr>
+              <w:spacing w:after="20" w:line="264" w:lineRule="auto"/>
+              <w:jc w:val="left"/>
+            </w:pPr>
+            <w:r>
+              <w:rPr>
+                <w:rFonts w:ascii="맑은 고딕" w:cs="맑은 고딕" w:eastAsia="맑은 고딕" w:hAnsi="맑은 고딕"/>
+                <w:sz w:val="15"/>
+                <w:szCs w:val="15"/>
+              </w:rPr>
+              <w:t xml:space="preserve">같은 단원의 반복 시도</w:t>
+            </w:r>
+          </w:p>
+        </w:tc>
+        <w:tc>
+          <w:tcPr>
+            <w:tcW w:type="dxa" w:w="3464"/>
+            <w:tcMar>
+              <w:top w:type="dxa" w:w="50"/>
+              <w:left w:type="dxa" w:w="80"/>
+              <w:bottom w:type="dxa" w:w="50"/>
+              <w:right w:type="dxa" w:w="80"/>
+            </w:tcMar>
+            <w:vAlign w:val="center"/>
+          </w:tcPr>
+          <w:p>
+            <w:pPr>
+              <w:spacing w:after="20" w:line="264" w:lineRule="auto"/>
+              <w:jc w:val="left"/>
+            </w:pPr>
+            <w:r>
+              <w:rPr>
+                <w:rFonts w:ascii="맑은 고딕" w:cs="맑은 고딕" w:eastAsia="맑은 고딕" w:hAnsi="맑은 고딕"/>
+                <w:sz w:val="15"/>
+                <w:szCs w:val="15"/>
+              </w:rPr>
+              <w:t xml:space="preserve">여러 주에 걸쳐 다시 학습했다</w:t>
+            </w:r>
+          </w:p>
+        </w:tc>
+        <w:tc>
+          <w:tcPr>
+            <w:tcW w:type="dxa" w:w="3990"/>
+            <w:tcMar>
+              <w:top w:type="dxa" w:w="50"/>
+              <w:left w:type="dxa" w:w="80"/>
+              <w:bottom w:type="dxa" w:w="50"/>
+              <w:right w:type="dxa" w:w="80"/>
+            </w:tcMar>
+            <w:vAlign w:val="center"/>
+          </w:tcPr>
+          <w:p>
+            <w:pPr>
+              <w:spacing w:after="20" w:line="264" w:lineRule="auto"/>
+              <w:jc w:val="left"/>
+            </w:pPr>
+            <w:r>
+              <w:rPr>
+                <w:rFonts w:ascii="맑은 고딕" w:cs="맑은 고딕" w:eastAsia="맑은 고딕" w:hAnsi="맑은 고딕"/>
+                <w:sz w:val="15"/>
+                <w:szCs w:val="15"/>
+              </w:rPr>
+              <w:t xml:space="preserve">주차별 점수를 더해 더 강한 신호로 본다</w:t>
+            </w:r>
+          </w:p>
+        </w:tc>
+      </w:tr>
+    </w:tbl>
+    <w:p>
+      <w:pPr>
+        <w:spacing w:after="100"/>
+      </w:pPr>
+    </w:p>
+    <w:p>
+      <w:pPr>
+        <w:spacing w:after="120" w:line="312" w:lineRule="auto"/>
+        <w:jc w:val="both"/>
+      </w:pPr>
+      <w:r>
+        <w:rPr>
+          <w:rFonts w:ascii="맑은 고딕" w:cs="맑은 고딕" w:eastAsia="맑은 고딕" w:hAnsi="맑은 고딕"/>
+          <w:sz w:val="21"/>
+          <w:szCs w:val="21"/>
+        </w:rPr>
+        <w:t xml:space="preserve">별점·좋아요 같은 명시적 평점은 수집하지도 쓰지도 않는다. 교육 콘텐츠의 평점은 재미·편의 같은 만족도를 반영해 학습 목표(이해)와 어긋날 수 있고, 남기는 사용자가 적어 희소하며, 쉬운 단원에 높은 점수가 몰리는 편향이 생기기 쉽다. 그래서 객관적인 이해 신호인 퀴즈 통과를 정답과 가장 강한 반응으로 쓰고, 조회·완료·저장은 강도가 다른 암묵 반응으로 쓴다(행동 점수 = 조회 1, 완료 2, 퀴즈 통과·저장 3 중 최댓값).</w:t>
       </w:r>
     </w:p>
     <w:p>
@@ -10912,7 +15343,7 @@
           <w:sz w:val="19"/>
           <w:szCs w:val="19"/>
         </w:rPr>
-        <w:t xml:space="preserve">표 11. 투자 목적별 로드맵 템플릿(주제 뒤 숫자는 수준)</w:t>
+        <w:t xml:space="preserve">표 18. 투자 목적별 로드맵 템플릿(주제 뒤 숫자는 수준)</w:t>
       </w:r>
     </w:p>
     <w:tbl>
@@ -11826,7 +16257,7 @@
           <w:sz w:val="19"/>
           <w:szCs w:val="19"/>
         </w:rPr>
-        <w:t xml:space="preserve">표 12. ETF 유형 10종과 연결 조건</w:t>
+        <w:t xml:space="preserve">표 19. ETF 유형 10종과 연결 조건</w:t>
       </w:r>
     </w:p>
     <w:tbl>
@@ -13560,7 +17991,7 @@
           <w:sz w:val="19"/>
           <w:szCs w:val="19"/>
         </w:rPr>
-        <w:t xml:space="preserve">표 13. 학습 파이프라인 요약</w:t>
+        <w:t xml:space="preserve">표 20. 학습 파이프라인 요약</w:t>
       </w:r>
     </w:p>
     <w:tbl>
@@ -14018,7 +18449,7 @@
           <w:sz w:val="19"/>
           <w:szCs w:val="19"/>
         </w:rPr>
-        <w:t xml:space="preserve">표 14. 학습 설계 스튜디오 11단계</w:t>
+        <w:t xml:space="preserve">표 21. 학습 설계 스튜디오 11단계</w:t>
       </w:r>
     </w:p>
     <w:tbl>
@@ -15377,7 +19808,7 @@
           <w:sz w:val="19"/>
           <w:szCs w:val="19"/>
         </w:rPr>
-        <w:t xml:space="preserve">표 15. 구현 현황</w:t>
+        <w:t xml:space="preserve">표 22. 구현 현황</w:t>
       </w:r>
     </w:p>
     <w:tbl>
@@ -16501,7 +20932,7 @@
           <w:sz w:val="19"/>
           <w:szCs w:val="19"/>
         </w:rPr>
-        <w:t xml:space="preserve">표 16. v1 재현 결과(테스트 NDCG@5). 2차본에서 쌍별·목표 정렬 기법군 4개를 더해도 기존 14개 수치는 그대로다</w:t>
+        <w:t xml:space="preserve">표 23. v1 재현 결과(테스트 NDCG@5). 2차본에서 쌍별·목표 정렬 기법군 4개를 더해도 기존 14개 수치는 그대로다</w:t>
       </w:r>
     </w:p>
     <w:tbl>
@@ -19190,7 +23621,7 @@
           <w:sz w:val="19"/>
           <w:szCs w:val="19"/>
         </w:rPr>
-        <w:t xml:space="preserve">표 17. 테스트 주차 결과(전체 = 테스트 사용자 6,544명, 활성 = 다음 주 정답이 있는 3,542명)</w:t>
+        <w:t xml:space="preserve">표 24. 테스트 주차 결과(전체 = 테스트 사용자 6,544명, 활성 = 다음 주 정답이 있는 3,542명)</w:t>
       </w:r>
     </w:p>
     <w:tbl>
@@ -23749,7 +28180,7 @@
           <w:sz w:val="21"/>
           <w:szCs w:val="21"/>
         </w:rPr>
-        <w:t xml:space="preserve">검증 1위(#520)는 ‘규칙[관심 주제+수준 일치+모바일·짧은 콘텐츠+로드맵 단계 우선순위](base=연령대+소득분위)’다. 2차본에서 추가한 로드맵 단계 우선순위 신호가 선택되었다. 검증 상위 8개 설정은 모두 규칙 계열이다. 이들은 모두 로드맵 단계 우선순위 신호를 포함하고, 1개가 투자 목적 일치 신호를 포함한다(표 20). 하이브리드(CF 혼합)는 밀도 10%의 희소한 세계에서 규칙을 넘지 못했고, 운영 라우터는 λ=∞(전역 1위로 완전 수축)를 골라 모든 세그먼트에 전역 1위 설정을 배정했으므로 테스트 결과가 전역 1위와 같다(6.4절). ‘세그먼트 인기(A/B 대조군 A)’ 행은 7.3절 온라인 실험의 대조군(성별을 쓰지 않는 세그먼트 인기 설정 중 검증 1위, ‘세그먼트 인기[연령대+소득분위](λ=80)’)을 같은 주차에서 잰 평가 전용 행이며, 화면의 기법 선택에는 넣지 않았다(작은 세그먼트 설정을 API로 고르지 못하게 한 개인정보 원칙, 4.5절).</w:t>
+        <w:t xml:space="preserve">검증 1위(#520)는 ‘규칙[관심 주제+수준 일치+모바일·짧은 콘텐츠+로드맵 단계 우선순위](base=연령대+소득분위)’다. 2차본에서 추가한 로드맵 단계 우선순위 신호가 선택되었다. 검증 상위 8개 설정은 모두 규칙 계열이다. 이들은 모두 로드맵 단계 우선순위 신호를 포함하고, 1개가 투자 목적 일치 신호를 포함한다(표 27). 하이브리드(CF 혼합)는 밀도 10%의 희소한 세계에서 규칙을 넘지 못했고, 운영 라우터는 λ=∞(전역 1위로 완전 수축)를 골라 모든 세그먼트에 전역 1위 설정을 배정했으므로 테스트 결과가 전역 1위와 같다(6.4절). ‘세그먼트 인기(A/B 대조군 A)’ 행은 7.3절 온라인 실험의 대조군(성별을 쓰지 않는 세그먼트 인기 설정 중 검증 1위, ‘세그먼트 인기[연령대+소득분위](λ=80)’)을 같은 주차에서 잰 평가 전용 행이며, 화면의 기법 선택에는 넣지 않았다(작은 세그먼트 설정을 API로 고르지 못하게 한 개인정보 원칙, 4.5절).</w:t>
       </w:r>
     </w:p>
     <w:p>
@@ -23792,7 +28223,7 @@
           <w:sz w:val="19"/>
           <w:szCs w:val="19"/>
         </w:rPr>
-        <w:t xml:space="preserve">표 18. 신경망 변형의 쌍 비교(테스트 NDCG@5 차이, 사용자 단위 쌍 부트스트랩 95% 구간; ‘공통 학습’ = 네 신경망이 모두 학습한 사용자)</w:t>
+        <w:t xml:space="preserve">표 25. 신경망 변형의 쌍 비교(테스트 NDCG@5 차이, 사용자 단위 쌍 부트스트랩 95% 구간; ‘공통 학습’ = 네 신경망이 모두 학습한 사용자)</w:t>
       </w:r>
     </w:p>
     <w:tbl>
@@ -24980,7 +29411,7 @@
           <w:sz w:val="19"/>
           <w:szCs w:val="19"/>
         </w:rPr>
-        <w:t xml:space="preserve">표 19. 신경망 비교의 사용자군 분해(쌍 부트스트랩 95% 구간)</w:t>
+        <w:t xml:space="preserve">표 26. 신경망 비교의 사용자군 분해(쌍 부트스트랩 95% 구간)</w:t>
       </w:r>
     </w:p>
     <w:tbl>
@@ -25710,7 +30141,7 @@
           <w:sz w:val="19"/>
           <w:szCs w:val="19"/>
         </w:rPr>
-        <w:t xml:space="preserve">표 20. 검증 상위 설정(2주차)</w:t>
+        <w:t xml:space="preserve">표 27. 검증 상위 설정(2주차)</w:t>
       </w:r>
     </w:p>
     <w:tbl>
@@ -27158,7 +31589,7 @@
           <w:sz w:val="19"/>
           <w:szCs w:val="19"/>
         </w:rPr>
-        <w:t xml:space="preserve">표 21. 학습활동 집단별 NDCG@5: 정답 없는 사용자 처리 방식에 따라 가장 높은 집단이 바뀐다(운영 라우터)</w:t>
+        <w:t xml:space="preserve">표 28. 학습활동 집단별 NDCG@5: 정답 없는 사용자 처리 방식에 따라 가장 높은 집단이 바뀐다(운영 라우터)</w:t>
       </w:r>
     </w:p>
     <w:tbl>
@@ -27779,7 +32210,7 @@
           <w:sz w:val="19"/>
           <w:szCs w:val="19"/>
         </w:rPr>
-        <w:t xml:space="preserve">표 22. 심화·레버리지 콘텐츠 노출 비율(운영 라우터)</w:t>
+        <w:t xml:space="preserve">표 29. 심화·레버리지 콘텐츠 노출 비율(운영 라우터)</w:t>
       </w:r>
     </w:p>
     <w:tbl>
@@ -29405,7 +33836,7 @@
           <w:sz w:val="19"/>
           <w:szCs w:val="19"/>
         </w:rPr>
-        <w:t xml:space="preserve">표 23. 선수 페널티 민감도(학습자 3,000명, 테스트 사용자 1,284명, 전체 기준 NDCG)</w:t>
+        <w:t xml:space="preserve">표 30. 선수 페널티 민감도(학습자 3,000명, 테스트 사용자 1,284명, 전체 기준 NDCG)</w:t>
       </w:r>
     </w:p>
     <w:tbl>
@@ -30356,6 +34787,409 @@
     </w:p>
     <w:p>
       <w:pPr>
+        <w:spacing w:after="120" w:line="312" w:lineRule="auto"/>
+        <w:jc w:val="both"/>
+      </w:pPr>
+      <w:r>
+        <w:rPr>
+          <w:rFonts w:ascii="맑은 고딕" w:cs="맑은 고딕" w:eastAsia="맑은 고딕" w:hAnsi="맑은 고딕"/>
+          <w:sz w:val="21"/>
+          <w:szCs w:val="21"/>
+        </w:rPr>
+        <w:t xml:space="preserve">평가 지표는 오프라인과 온라인에서 하나씩, 두 개를 주 지표로 둔다. 나머지 지표는 정확도만 오르고 교육 순서나 공정성이 깨지지 않는지 감시하는 보조 지표다.</w:t>
+      </w:r>
+    </w:p>
+    <w:p>
+      <w:pPr>
+        <w:keepNext/>
+        <w:spacing w:after="60" w:before="160"/>
+      </w:pPr>
+      <w:r>
+        <w:rPr>
+          <w:rFonts w:ascii="맑은 고딕" w:cs="맑은 고딕" w:eastAsia="맑은 고딕" w:hAnsi="맑은 고딕"/>
+          <w:b/>
+          <w:bCs/>
+          <w:color w:val="1F6F55"/>
+          <w:sz w:val="19"/>
+          <w:szCs w:val="19"/>
+        </w:rPr>
+        <w:t xml:space="preserve">표 31. 주 평가 지표와 선택 이유</w:t>
+      </w:r>
+    </w:p>
+    <w:tbl>
+      <w:tblPr>
+        <w:tblW w:type="dxa" w:w="9412"/>
+        <w:tblBorders>
+          <w:top w:val="single" w:color="BBBBBB" w:sz="6"/>
+          <w:left w:val="none" w:sz="0"/>
+          <w:bottom w:val="single" w:color="BBBBBB" w:sz="6"/>
+          <w:right w:val="none" w:sz="0"/>
+          <w:insideH w:val="single" w:color="DDDDDD" w:sz="4"/>
+          <w:insideV w:val="none" w:sz="0"/>
+        </w:tblBorders>
+      </w:tblPr>
+      <w:tblGrid>
+        <w:gridCol w:w="1657"/>
+        <w:gridCol w:w="3614"/>
+        <w:gridCol w:w="4141"/>
+      </w:tblGrid>
+      <w:tr>
+        <w:trPr>
+          <w:tblHeader/>
+        </w:trPr>
+        <w:tc>
+          <w:tcPr>
+            <w:tcW w:type="dxa" w:w="1657"/>
+            <w:shd w:fill="DCEFE6" w:color="auto" w:val="clear"/>
+            <w:tcMar>
+              <w:top w:type="dxa" w:w="50"/>
+              <w:left w:type="dxa" w:w="80"/>
+              <w:bottom w:type="dxa" w:w="50"/>
+              <w:right w:type="dxa" w:w="80"/>
+            </w:tcMar>
+            <w:vAlign w:val="center"/>
+          </w:tcPr>
+          <w:p>
+            <w:pPr>
+              <w:spacing w:after="20" w:line="264" w:lineRule="auto"/>
+              <w:jc w:val="left"/>
+            </w:pPr>
+            <w:r>
+              <w:rPr>
+                <w:rFonts w:ascii="맑은 고딕" w:cs="맑은 고딕" w:eastAsia="맑은 고딕" w:hAnsi="맑은 고딕"/>
+                <w:b/>
+                <w:bCs/>
+                <w:sz w:val="16"/>
+                <w:szCs w:val="16"/>
+              </w:rPr>
+              <w:t xml:space="preserve">구분</w:t>
+            </w:r>
+          </w:p>
+        </w:tc>
+        <w:tc>
+          <w:tcPr>
+            <w:tcW w:type="dxa" w:w="3614"/>
+            <w:shd w:fill="DCEFE6" w:color="auto" w:val="clear"/>
+            <w:tcMar>
+              <w:top w:type="dxa" w:w="50"/>
+              <w:left w:type="dxa" w:w="80"/>
+              <w:bottom w:type="dxa" w:w="50"/>
+              <w:right w:type="dxa" w:w="80"/>
+            </w:tcMar>
+            <w:vAlign w:val="center"/>
+          </w:tcPr>
+          <w:p>
+            <w:pPr>
+              <w:spacing w:after="20" w:line="264" w:lineRule="auto"/>
+              <w:jc w:val="left"/>
+            </w:pPr>
+            <w:r>
+              <w:rPr>
+                <w:rFonts w:ascii="맑은 고딕" w:cs="맑은 고딕" w:eastAsia="맑은 고딕" w:hAnsi="맑은 고딕"/>
+                <w:b/>
+                <w:bCs/>
+                <w:sz w:val="16"/>
+                <w:szCs w:val="16"/>
+              </w:rPr>
+              <w:t xml:space="preserve">지표</w:t>
+            </w:r>
+          </w:p>
+        </w:tc>
+        <w:tc>
+          <w:tcPr>
+            <w:tcW w:type="dxa" w:w="4141"/>
+            <w:shd w:fill="DCEFE6" w:color="auto" w:val="clear"/>
+            <w:tcMar>
+              <w:top w:type="dxa" w:w="50"/>
+              <w:left w:type="dxa" w:w="80"/>
+              <w:bottom w:type="dxa" w:w="50"/>
+              <w:right w:type="dxa" w:w="80"/>
+            </w:tcMar>
+            <w:vAlign w:val="center"/>
+          </w:tcPr>
+          <w:p>
+            <w:pPr>
+              <w:spacing w:after="20" w:line="264" w:lineRule="auto"/>
+              <w:jc w:val="left"/>
+            </w:pPr>
+            <w:r>
+              <w:rPr>
+                <w:rFonts w:ascii="맑은 고딕" w:cs="맑은 고딕" w:eastAsia="맑은 고딕" w:hAnsi="맑은 고딕"/>
+                <w:b/>
+                <w:bCs/>
+                <w:sz w:val="16"/>
+                <w:szCs w:val="16"/>
+              </w:rPr>
+              <w:t xml:space="preserve">선택 이유</w:t>
+            </w:r>
+          </w:p>
+        </w:tc>
+      </w:tr>
+      <w:tr>
+        <w:tc>
+          <w:tcPr>
+            <w:tcW w:type="dxa" w:w="1657"/>
+            <w:tcMar>
+              <w:top w:type="dxa" w:w="50"/>
+              <w:left w:type="dxa" w:w="80"/>
+              <w:bottom w:type="dxa" w:w="50"/>
+              <w:right w:type="dxa" w:w="80"/>
+            </w:tcMar>
+            <w:vAlign w:val="center"/>
+          </w:tcPr>
+          <w:p>
+            <w:pPr>
+              <w:spacing w:after="20" w:line="264" w:lineRule="auto"/>
+              <w:jc w:val="left"/>
+            </w:pPr>
+            <w:r>
+              <w:rPr>
+                <w:rFonts w:ascii="맑은 고딕" w:cs="맑은 고딕" w:eastAsia="맑은 고딕" w:hAnsi="맑은 고딕"/>
+                <w:sz w:val="16"/>
+                <w:szCs w:val="16"/>
+              </w:rPr>
+              <w:t xml:space="preserve">주 지표 ①(오프라인)</w:t>
+            </w:r>
+          </w:p>
+        </w:tc>
+        <w:tc>
+          <w:tcPr>
+            <w:tcW w:type="dxa" w:w="3614"/>
+            <w:tcMar>
+              <w:top w:type="dxa" w:w="50"/>
+              <w:left w:type="dxa" w:w="80"/>
+              <w:bottom w:type="dxa" w:w="50"/>
+              <w:right w:type="dxa" w:w="80"/>
+            </w:tcMar>
+            <w:vAlign w:val="center"/>
+          </w:tcPr>
+          <w:p>
+            <w:pPr>
+              <w:spacing w:after="20" w:line="264" w:lineRule="auto"/>
+              <w:jc w:val="left"/>
+            </w:pPr>
+            <w:r>
+              <w:rPr>
+                <w:rFonts w:ascii="맑은 고딕" w:cs="맑은 고딕" w:eastAsia="맑은 고딕" w:hAnsi="맑은 고딕"/>
+                <w:sz w:val="16"/>
+                <w:szCs w:val="16"/>
+              </w:rPr>
+              <w:t xml:space="preserve">NDCG@5: 다음 주에 퀴즈를 통과한 단원을 정답으로 한 Top-5 순위 품질(전체 기준, 활성 기준 병기)</w:t>
+            </w:r>
+          </w:p>
+        </w:tc>
+        <w:tc>
+          <w:tcPr>
+            <w:tcW w:type="dxa" w:w="4141"/>
+            <w:tcMar>
+              <w:top w:type="dxa" w:w="50"/>
+              <w:left w:type="dxa" w:w="80"/>
+              <w:bottom w:type="dxa" w:w="50"/>
+              <w:right w:type="dxa" w:w="80"/>
+            </w:tcMar>
+            <w:vAlign w:val="center"/>
+          </w:tcPr>
+          <w:p>
+            <w:pPr>
+              <w:spacing w:after="20" w:line="264" w:lineRule="auto"/>
+              <w:jc w:val="left"/>
+            </w:pPr>
+            <w:r>
+              <w:rPr>
+                <w:rFonts w:ascii="맑은 고딕" w:cs="맑은 고딕" w:eastAsia="맑은 고딕" w:hAnsi="맑은 고딕"/>
+                <w:sz w:val="16"/>
+                <w:szCs w:val="16"/>
+              </w:rPr>
+              <w:t xml:space="preserve">시스템의 출력이 순위가 있는 Top-5 목록이고 다음 주 정답 단원이 여러 개일 수 있으므로, 정답을 위쪽에 둘수록 높아지는 순위 지표가 맞다. 수업 노트북과 같은 정의라 1차본·v1 재현과 비교할 수 있다</w:t>
+            </w:r>
+          </w:p>
+        </w:tc>
+      </w:tr>
+      <w:tr>
+        <w:tc>
+          <w:tcPr>
+            <w:tcW w:type="dxa" w:w="1657"/>
+            <w:shd w:fill="F4F5F2" w:color="auto" w:val="clear"/>
+            <w:tcMar>
+              <w:top w:type="dxa" w:w="50"/>
+              <w:left w:type="dxa" w:w="80"/>
+              <w:bottom w:type="dxa" w:w="50"/>
+              <w:right w:type="dxa" w:w="80"/>
+            </w:tcMar>
+            <w:vAlign w:val="center"/>
+          </w:tcPr>
+          <w:p>
+            <w:pPr>
+              <w:spacing w:after="20" w:line="264" w:lineRule="auto"/>
+              <w:jc w:val="left"/>
+            </w:pPr>
+            <w:r>
+              <w:rPr>
+                <w:rFonts w:ascii="맑은 고딕" w:cs="맑은 고딕" w:eastAsia="맑은 고딕" w:hAnsi="맑은 고딕"/>
+                <w:sz w:val="16"/>
+                <w:szCs w:val="16"/>
+              </w:rPr>
+              <w:t xml:space="preserve">주 지표 ②(온라인)</w:t>
+            </w:r>
+          </w:p>
+        </w:tc>
+        <w:tc>
+          <w:tcPr>
+            <w:tcW w:type="dxa" w:w="3614"/>
+            <w:shd w:fill="F4F5F2" w:color="auto" w:val="clear"/>
+            <w:tcMar>
+              <w:top w:type="dxa" w:w="50"/>
+              <w:left w:type="dxa" w:w="80"/>
+              <w:bottom w:type="dxa" w:w="50"/>
+              <w:right w:type="dxa" w:w="80"/>
+            </w:tcMar>
+            <w:vAlign w:val="center"/>
+          </w:tcPr>
+          <w:p>
+            <w:pPr>
+              <w:spacing w:after="20" w:line="264" w:lineRule="auto"/>
+              <w:jc w:val="left"/>
+            </w:pPr>
+            <w:r>
+              <w:rPr>
+                <w:rFonts w:ascii="맑은 고딕" w:cs="맑은 고딕" w:eastAsia="맑은 고딕" w:hAnsi="맑은 고딕"/>
+                <w:sz w:val="16"/>
+                <w:szCs w:val="16"/>
+              </w:rPr>
+              <w:t xml:space="preserve">노출 후 7일 안에 퀴즈를 1개 이상 통과한 사용자의 비율</w:t>
+            </w:r>
+          </w:p>
+        </w:tc>
+        <w:tc>
+          <w:tcPr>
+            <w:tcW w:type="dxa" w:w="4141"/>
+            <w:shd w:fill="F4F5F2" w:color="auto" w:val="clear"/>
+            <w:tcMar>
+              <w:top w:type="dxa" w:w="50"/>
+              <w:left w:type="dxa" w:w="80"/>
+              <w:bottom w:type="dxa" w:w="50"/>
+              <w:right w:type="dxa" w:w="80"/>
+            </w:tcMar>
+            <w:vAlign w:val="center"/>
+          </w:tcPr>
+          <w:p>
+            <w:pPr>
+              <w:spacing w:after="20" w:line="264" w:lineRule="auto"/>
+              <w:jc w:val="left"/>
+            </w:pPr>
+            <w:r>
+              <w:rPr>
+                <w:rFonts w:ascii="맑은 고딕" w:cs="맑은 고딕" w:eastAsia="맑은 고딕" w:hAnsi="맑은 고딕"/>
+                <w:sz w:val="16"/>
+                <w:szCs w:val="16"/>
+              </w:rPr>
+              <w:t xml:space="preserve">클릭 같은 참여가 아니라 교육 목표인 이해(퀴즈 통과)를 직접 잰다. 사용자별 이진 결과라 두 비율 검정으로 표본 크기를 계산할 수 있다(7.3절)</w:t>
+            </w:r>
+          </w:p>
+        </w:tc>
+      </w:tr>
+      <w:tr>
+        <w:tc>
+          <w:tcPr>
+            <w:tcW w:type="dxa" w:w="1657"/>
+            <w:tcMar>
+              <w:top w:type="dxa" w:w="50"/>
+              <w:left w:type="dxa" w:w="80"/>
+              <w:bottom w:type="dxa" w:w="50"/>
+              <w:right w:type="dxa" w:w="80"/>
+            </w:tcMar>
+            <w:vAlign w:val="center"/>
+          </w:tcPr>
+          <w:p>
+            <w:pPr>
+              <w:spacing w:after="20" w:line="264" w:lineRule="auto"/>
+              <w:jc w:val="left"/>
+            </w:pPr>
+            <w:r>
+              <w:rPr>
+                <w:rFonts w:ascii="맑은 고딕" w:cs="맑은 고딕" w:eastAsia="맑은 고딕" w:hAnsi="맑은 고딕"/>
+                <w:sz w:val="16"/>
+                <w:szCs w:val="16"/>
+              </w:rPr>
+              <w:t xml:space="preserve">보조 지표</w:t>
+            </w:r>
+          </w:p>
+        </w:tc>
+        <w:tc>
+          <w:tcPr>
+            <w:tcW w:type="dxa" w:w="3614"/>
+            <w:tcMar>
+              <w:top w:type="dxa" w:w="50"/>
+              <w:left w:type="dxa" w:w="80"/>
+              <w:bottom w:type="dxa" w:w="50"/>
+              <w:right w:type="dxa" w:w="80"/>
+            </w:tcMar>
+            <w:vAlign w:val="center"/>
+          </w:tcPr>
+          <w:p>
+            <w:pPr>
+              <w:spacing w:after="20" w:line="264" w:lineRule="auto"/>
+              <w:jc w:val="left"/>
+            </w:pPr>
+            <w:r>
+              <w:rPr>
+                <w:rFonts w:ascii="맑은 고딕" w:cs="맑은 고딕" w:eastAsia="맑은 고딕" w:hAnsi="맑은 고딕"/>
+                <w:sz w:val="16"/>
+                <w:szCs w:val="16"/>
+              </w:rPr>
+              <w:t xml:space="preserve">선수 미이수 비율, Diversity@5, 집단별 NDCG·심화 노출 비율</w:t>
+            </w:r>
+          </w:p>
+        </w:tc>
+        <w:tc>
+          <w:tcPr>
+            <w:tcW w:type="dxa" w:w="4141"/>
+            <w:tcMar>
+              <w:top w:type="dxa" w:w="50"/>
+              <w:left w:type="dxa" w:w="80"/>
+              <w:bottom w:type="dxa" w:w="50"/>
+              <w:right w:type="dxa" w:w="80"/>
+            </w:tcMar>
+            <w:vAlign w:val="center"/>
+          </w:tcPr>
+          <w:p>
+            <w:pPr>
+              <w:spacing w:after="20" w:line="264" w:lineRule="auto"/>
+              <w:jc w:val="left"/>
+            </w:pPr>
+            <w:r>
+              <w:rPr>
+                <w:rFonts w:ascii="맑은 고딕" w:cs="맑은 고딕" w:eastAsia="맑은 고딕" w:hAnsi="맑은 고딕"/>
+                <w:sz w:val="16"/>
+                <w:szCs w:val="16"/>
+              </w:rPr>
+              <w:t xml:space="preserve">교육 순서 준수, 주제 다양성, 집단 간 공정성을 감시한다(7.1·7.5절)</w:t>
+            </w:r>
+          </w:p>
+        </w:tc>
+      </w:tr>
+    </w:tbl>
+    <w:p>
+      <w:pPr>
+        <w:spacing w:after="100"/>
+      </w:pPr>
+    </w:p>
+    <w:p>
+      <w:pPr>
+        <w:spacing w:after="120" w:line="312" w:lineRule="auto"/>
+        <w:jc w:val="both"/>
+      </w:pPr>
+      <w:r>
+        <w:rPr>
+          <w:rFonts w:ascii="맑은 고딕" w:cs="맑은 고딕" w:eastAsia="맑은 고딕" w:hAnsi="맑은 고딕"/>
+          <w:sz w:val="21"/>
+          <w:szCs w:val="21"/>
+        </w:rPr>
+        <w:t xml:space="preserve">평가 데이터와 절차: 오프라인 평가는 모의 데이터 v2(학습자 15,000명, 4주)로 한다. 0~1주 로그로 학습해 2주차에서 설정 2,640개를 평가하고 1위를 잠근 뒤(검증), 0~2주로 다시 학습해 3주차 테스트 사용자 6,544명(활성 3,542명)에게 보고한다. 정답은 다음 주에 퀴즈를 통과한 단원이고, 후보는 아직 통과하지 않은 단원 중 수준 가드레일을 통과한 단원이다. 방법 간 차이는 같은 사용자에 대한 쌍 부트스트랩 95% 구간으로 판단한다. 실제 로그가 생기면 같은 절차로 다시 평가한다. 온라인 평가는 진단을 마친 신규 학습자를 무작위로 배정해 7일 결과를 재고 고정 순서 검정으로 판정한다(7.3절).</w:t>
+      </w:r>
+    </w:p>
+    <w:p>
+      <w:pPr>
         <w:pStyle w:val="Heading2"/>
         <w:spacing w:after="120" w:before="260"/>
       </w:pPr>
@@ -30380,7 +35214,7 @@
           <w:sz w:val="19"/>
           <w:szCs w:val="19"/>
         </w:rPr>
-        <w:t xml:space="preserve">표 24. 오프라인 지표</w:t>
+        <w:t xml:space="preserve">표 32. 오프라인 지표</w:t>
       </w:r>
     </w:p>
     <w:tbl>
@@ -31560,7 +36394,7 @@
           <w:sz w:val="19"/>
           <w:szCs w:val="19"/>
         </w:rPr>
-        <w:t xml:space="preserve">표 25. 온라인 A/B 실험 계획</w:t>
+        <w:t xml:space="preserve">표 33. 온라인 A/B 실험 계획</w:t>
       </w:r>
     </w:p>
     <w:tbl>
@@ -32322,7 +37156,7 @@
           <w:sz w:val="19"/>
           <w:szCs w:val="19"/>
         </w:rPr>
-        <w:t xml:space="preserve">표 26. 통과율 22% 기준 표본 크기(두 비율 Z-검정, 검정력 80%, 연속성 보정 없음, 비교 2개 보정은 비교마다 α=2.5%)</w:t>
+        <w:t xml:space="preserve">표 34. 통과율 22% 기준 표본 크기(두 비율 Z-검정, 검정력 80%, 연속성 보정 없음, 비교 2개 보정은 비교마다 α=2.5%)</w:t>
       </w:r>
     </w:p>
     <w:tbl>
@@ -33105,7 +37939,7 @@
           <w:sz w:val="19"/>
           <w:szCs w:val="19"/>
         </w:rPr>
-        <w:t xml:space="preserve">표 27. 수용 기준</w:t>
+        <w:t xml:space="preserve">표 35. 수용 기준</w:t>
       </w:r>
     </w:p>
     <w:tbl>
@@ -33493,7 +38327,7 @@
           <w:sz w:val="19"/>
           <w:szCs w:val="19"/>
         </w:rPr>
-        <w:t xml:space="preserve">표 28. 남은 일정</w:t>
+        <w:t xml:space="preserve">표 36. 남은 일정</w:t>
       </w:r>
     </w:p>
     <w:tbl>
@@ -34031,7 +38865,7 @@
           <w:sz w:val="19"/>
           <w:szCs w:val="19"/>
         </w:rPr>
-        <w:t xml:space="preserve">표 29. 위험과 대응</w:t>
+        <w:t xml:space="preserve">표 37. 위험과 대응</w:t>
       </w:r>
     </w:p>
     <w:tbl>
@@ -35056,7 +39890,7 @@
           <w:sz w:val="19"/>
           <w:szCs w:val="19"/>
         </w:rPr>
-        <w:t xml:space="preserve">표 30. REST API 요약</w:t>
+        <w:t xml:space="preserve">표 38. REST API 요약</w:t>
       </w:r>
     </w:p>
     <w:tbl>
@@ -36095,7 +40929,7 @@
           <w:sz w:val="19"/>
           <w:szCs w:val="19"/>
         </w:rPr>
-        <w:t xml:space="preserve">표 31. 진단 퀴즈 20문항(18개 단원, 정답 위치 균형)</w:t>
+        <w:t xml:space="preserve">표 39. 진단 퀴즈 20문항(18개 단원, 정답 위치 균형)</w:t>
       </w:r>
     </w:p>
     <w:tbl>
@@ -38989,7 +43823,7 @@
           <w:sz w:val="19"/>
           <w:szCs w:val="19"/>
         </w:rPr>
-        <w:t xml:space="preserve">표 32. 용어집</w:t>
+        <w:t xml:space="preserve">표 40. 용어집</w:t>
       </w:r>
     </w:p>
     <w:tbl>
@@ -40488,7 +45322,7 @@
           <w:sz w:val="19"/>
           <w:szCs w:val="19"/>
         </w:rPr>
-        <w:t xml:space="preserve">표 33. 자동화 테스트(수집 99건)</w:t>
+        <w:t xml:space="preserve">표 41. 자동화 테스트(수집 99건)</w:t>
       </w:r>
     </w:p>
     <w:tbl>
@@ -40839,7 +45673,7 @@
                 <w:sz w:val="17"/>
                 <w:szCs w:val="17"/>
               </w:rPr>
-              <w:t xml:space="preserve">번들에 원시 연령·연소득·일·분 없음, 학습자 목록·상세의 구간 표시, 경로 출력의 작은 노드 숨김, 가명처리 결정성·키 요구·매핑표 분리(CLI 포함, 심볼릭 링크 경로 거부), k-익명화(일반화 → 억제), 누락 열·불가능 계획 보고, 라우터 잎 감사, 개인정보 QA의 실효성, 설계 저장 시 원값 제거(이름·목록 문장·이벤트 시각·여러 표기), export-deid CLI·행 순서 제거, 스키마 밖 로그 열 차단, 임의 설정 번호 거부, 학습자 조회 끄기, 경로 출력의 크기 구간, 보완 억제, 금액(억·월급·원 단위)·출생 연도 가림과 다시 가려도 같은 결과, 서버 출력 미저장과 학습자 조회를 끈 서버의 설계 숨김, 가명처리의 이벤트 묶기</w:t>
+              <w:t xml:space="preserve">번들에 원시 연령·연소득·일·분 없음, 학습자 목록·상세의 구간 표시, 경로 출력의 작은 노드 숨김, 가명처리 결정성·키 요구·매핑표 분리(CLI 포함, 심볼릭 링크 경로 거부), k-익명화(일반화 → 억제), 누락 열·불가능 계획 보고, 라우터 잎 감사, 개인정보 QA의 실효성, 설계 저장 시 원값 제거(이름·목록 문장·이벤트 시각·여러 표기), export-deid CLI·행 순서 제거, 스키마 밖 로그 열 차단, 임의 설정 번호 거부, 학습자 조회 끄기, 경로 출력의 크기 구간, 보완 억제, 금액(억·월급·원 단위)·출생 연도 가림과 다시 가려도 같은 결과, 서버 출력 미저장과 학습자 조회를 끈 서버의 설계 숨김(덮어쓰기 409·삭제 404, 깨진 파일 무시), 가명처리의 이벤트 묶기</w:t>
             </w:r>
           </w:p>
         </w:tc>
@@ -40895,7 +45729,7 @@
                 <w:sz w:val="17"/>
                 <w:szCs w:val="17"/>
               </w:rPr>
-              <w:t xml:space="preserve">자연어 파서: 기본 문장, 연령·소득(억 단위 합산·월급 환산, 키워드 없는 금액 제외)·성별·성향, 따옴표 제목 → 이력, 통과·완료의 부정·실패 표현과 문장 경계(28문장), 예시 전부 파싱, 목적·기간, 빈 문장 경고</w:t>
+              <w:t xml:space="preserve">자연어 파서: 기본 문장, 연령·소득(억 단위 합산·월급 환산, 키워드 없는 금액 제외)·성별·성향, 따옴표 제목 → 이력, 통과·완료의 부정·실패·계획 표현과 문장 경계(52문장), 부사 ‘처음엔·중간에’를 수준으로 읽지 않음, 예시 전부 파싱, 목적·기간, 빈 문장 경고</w:t>
             </w:r>
           </w:p>
         </w:tc>
@@ -40946,7 +45780,7 @@
           <w:sz w:val="19"/>
           <w:szCs w:val="19"/>
         </w:rPr>
-        <w:t xml:space="preserve">표 34. 지적 대응 요약</w:t>
+        <w:t xml:space="preserve">표 42. 지적 대응 요약</w:t>
       </w:r>
     </w:p>
     <w:tbl>
